--- a/ТР-51мп_Забловська_РГР.docx
+++ b/ТР-51мп_Забловська_РГР.docx
@@ -1,6 +1,6 @@
 
 <file path=word/document.xml><?xml version="1.0" encoding="utf-8"?>
-<w:document xmlns:wpc="http://schemas.microsoft.com/office/word/2010/wordprocessingCanvas" xmlns:cx="http://schemas.microsoft.com/office/drawing/2014/chartex" xmlns:cx1="http://schemas.microsoft.com/office/drawing/2015/9/8/chartex" xmlns:mc="http://schemas.openxmlformats.org/markup-compatibility/2006" xmlns:o="urn:schemas-microsoft-com:office:office" xmlns:r="http://schemas.openxmlformats.org/officeDocument/2006/relationships" xmlns:m="http://schemas.openxmlformats.org/officeDocument/2006/math" xmlns:v="urn:schemas-microsoft-com:vml" xmlns:wp14="http://schemas.microsoft.com/office/word/2010/wordprocessingDrawing" xmlns:wp="http://schemas.openxmlformats.org/drawingml/2006/wordprocessingDrawing" xmlns:w10="urn:schemas-microsoft-com:office:word" xmlns:w="http://schemas.openxmlformats.org/wordprocessingml/2006/main" xmlns:w14="http://schemas.microsoft.com/office/word/2010/wordml" xmlns:w15="http://schemas.microsoft.com/office/word/2012/wordml" xmlns:w16se="http://schemas.microsoft.com/office/word/2015/wordml/symex" xmlns:wpg="http://schemas.microsoft.com/office/word/2010/wordprocessingGroup" xmlns:wpi="http://schemas.microsoft.com/office/word/2010/wordprocessingInk" xmlns:wne="http://schemas.microsoft.com/office/word/2006/wordml" xmlns:wps="http://schemas.microsoft.com/office/word/2010/wordprocessingShape" mc:Ignorable="w14 w15 w16se wp14">
+<w:document xmlns:wpc="http://schemas.microsoft.com/office/word/2010/wordprocessingCanvas" xmlns:cx="http://schemas.microsoft.com/office/drawing/2014/chartex" xmlns:cx1="http://schemas.microsoft.com/office/drawing/2015/9/8/chartex" xmlns:cx2="http://schemas.microsoft.com/office/drawing/2015/10/21/chartex" xmlns:cx3="http://schemas.microsoft.com/office/drawing/2016/5/9/chartex" xmlns:cx4="http://schemas.microsoft.com/office/drawing/2016/5/10/chartex" xmlns:cx5="http://schemas.microsoft.com/office/drawing/2016/5/11/chartex" xmlns:cx6="http://schemas.microsoft.com/office/drawing/2016/5/12/chartex" xmlns:cx7="http://schemas.microsoft.com/office/drawing/2016/5/13/chartex" xmlns:cx8="http://schemas.microsoft.com/office/drawing/2016/5/14/chartex" xmlns:mc="http://schemas.openxmlformats.org/markup-compatibility/2006" xmlns:aink="http://schemas.microsoft.com/office/drawing/2016/ink" xmlns:am3d="http://schemas.microsoft.com/office/drawing/2017/model3d" xmlns:o="urn:schemas-microsoft-com:office:office" xmlns:oel="http://schemas.microsoft.com/office/2019/extlst" xmlns:r="http://schemas.openxmlformats.org/officeDocument/2006/relationships" xmlns:m="http://schemas.openxmlformats.org/officeDocument/2006/math" xmlns:v="urn:schemas-microsoft-com:vml" xmlns:wp14="http://schemas.microsoft.com/office/word/2010/wordprocessingDrawing" xmlns:wp="http://schemas.openxmlformats.org/drawingml/2006/wordprocessingDrawing" xmlns:w10="urn:schemas-microsoft-com:office:word" xmlns:w="http://schemas.openxmlformats.org/wordprocessingml/2006/main" xmlns:w14="http://schemas.microsoft.com/office/word/2010/wordml" xmlns:w15="http://schemas.microsoft.com/office/word/2012/wordml" xmlns:w16cex="http://schemas.microsoft.com/office/word/2018/wordml/cex" xmlns:w16cid="http://schemas.microsoft.com/office/word/2016/wordml/cid" xmlns:w16="http://schemas.microsoft.com/office/word/2018/wordml" xmlns:w16du="http://schemas.microsoft.com/office/word/2023/wordml/word16du" xmlns:w16sdtdh="http://schemas.microsoft.com/office/word/2020/wordml/sdtdatahash" xmlns:w16sdtfl="http://schemas.microsoft.com/office/word/2024/wordml/sdtformatlock" xmlns:w16se="http://schemas.microsoft.com/office/word/2015/wordml/symex" xmlns:wpg="http://schemas.microsoft.com/office/word/2010/wordprocessingGroup" xmlns:wpi="http://schemas.microsoft.com/office/word/2010/wordprocessingInk" xmlns:wne="http://schemas.microsoft.com/office/word/2006/wordml" xmlns:wps="http://schemas.microsoft.com/office/word/2010/wordprocessingShape" mc:Ignorable="w14 w15 w16se w16cid w16 w16cex w16sdtdh w16sdtfl w16du wp14">
   <w:body>
     <w:p>
       <w:pPr>
@@ -1068,16 +1068,7 @@
           <w:szCs w:val="28"/>
           <w:u w:val="single"/>
         </w:rPr>
-        <w:t>Текстурні координати</w:t>
-      </w:r>
-      <w:r>
-        <w:rPr>
-          <w:rFonts w:ascii="Times New Roman" w:hAnsi="Times New Roman" w:cs="Times New Roman"/>
-          <w:sz w:val="28"/>
-          <w:szCs w:val="28"/>
-          <w:u w:val="single"/>
-        </w:rPr>
-        <w:t xml:space="preserve"> (UV-розгортка)</w:t>
+        <w:t>Текстурні координати (UV-розгортка)</w:t>
       </w:r>
     </w:p>
     <w:p>
@@ -4146,19 +4137,7 @@
     </w:p>
     <w:p>
       <w:pPr>
-        <w:spacing w:after="0" w:line="240" w:lineRule="auto"/>
-        <w:ind w:firstLine="709"/>
-        <w:jc w:val="both"/>
-        <w:rPr>
-          <w:rFonts w:ascii="Times New Roman" w:hAnsi="Times New Roman" w:cs="Times New Roman"/>
-          <w:sz w:val="28"/>
-          <w:szCs w:val="28"/>
-        </w:rPr>
-      </w:pPr>
-    </w:p>
-    <w:p>
-      <w:pPr>
-        <w:pStyle w:val="a3"/>
+        <w:pStyle w:val="ListParagraph"/>
         <w:numPr>
           <w:ilvl w:val="0"/>
           <w:numId w:val="18"/>
@@ -4178,6 +4157,7 @@
           <w:sz w:val="28"/>
           <w:szCs w:val="28"/>
         </w:rPr>
+        <w:lastRenderedPageBreak/>
         <w:t>Клавіша W</w:t>
       </w:r>
       <w:r>
@@ -4191,7 +4171,7 @@
     </w:p>
     <w:p>
       <w:pPr>
-        <w:pStyle w:val="a3"/>
+        <w:pStyle w:val="ListParagraph"/>
         <w:numPr>
           <w:ilvl w:val="0"/>
           <w:numId w:val="18"/>
@@ -4224,7 +4204,7 @@
     </w:p>
     <w:p>
       <w:pPr>
-        <w:pStyle w:val="a3"/>
+        <w:pStyle w:val="ListParagraph"/>
         <w:numPr>
           <w:ilvl w:val="0"/>
           <w:numId w:val="18"/>
@@ -4257,7 +4237,7 @@
     </w:p>
     <w:p>
       <w:pPr>
-        <w:pStyle w:val="a3"/>
+        <w:pStyle w:val="ListParagraph"/>
         <w:numPr>
           <w:ilvl w:val="0"/>
           <w:numId w:val="18"/>
@@ -4316,10 +4296,10 @@
           <w:lang w:eastAsia="uk-UA"/>
         </w:rPr>
         <w:drawing>
-          <wp:inline distT="0" distB="0" distL="0" distR="0" wp14:anchorId="302D46CD" wp14:editId="7D5611AE">
-            <wp:extent cx="3550920" cy="3550920"/>
+          <wp:inline distT="0" distB="0" distL="0" distR="0" wp14:anchorId="02353D32" wp14:editId="7D521A5A">
+            <wp:extent cx="3581400" cy="3581400"/>
             <wp:effectExtent l="0" t="0" r="0" b="0"/>
-            <wp:docPr id="2" name="Рисунок 2"/>
+            <wp:docPr id="12" name="Рисунок 12"/>
             <wp:cNvGraphicFramePr>
               <a:graphicFrameLocks xmlns:a="http://schemas.openxmlformats.org/drawingml/2006/main" noChangeAspect="1"/>
             </wp:cNvGraphicFramePr>
@@ -4339,7 +4319,7 @@
                   <pic:spPr>
                     <a:xfrm>
                       <a:off x="0" y="0"/>
-                      <a:ext cx="3550920" cy="3550920"/>
+                      <a:ext cx="3581400" cy="3581400"/>
                     </a:xfrm>
                     <a:prstGeom prst="rect">
                       <a:avLst/>
@@ -4368,10 +4348,10 @@
           <w:lang w:eastAsia="uk-UA"/>
         </w:rPr>
         <w:drawing>
-          <wp:inline distT="0" distB="0" distL="0" distR="0" wp14:anchorId="4ACBFBCF" wp14:editId="2D4118CE">
-            <wp:extent cx="3550920" cy="3550920"/>
+          <wp:inline distT="0" distB="0" distL="0" distR="0" wp14:anchorId="79AB3753" wp14:editId="310A1EEE">
+            <wp:extent cx="3581400" cy="3581400"/>
             <wp:effectExtent l="0" t="0" r="0" b="0"/>
-            <wp:docPr id="3" name="Рисунок 3"/>
+            <wp:docPr id="13" name="Рисунок 13"/>
             <wp:cNvGraphicFramePr>
               <a:graphicFrameLocks xmlns:a="http://schemas.openxmlformats.org/drawingml/2006/main" noChangeAspect="1"/>
             </wp:cNvGraphicFramePr>
@@ -4391,7 +4371,7 @@
                   <pic:spPr>
                     <a:xfrm>
                       <a:off x="0" y="0"/>
-                      <a:ext cx="3550920" cy="3550920"/>
+                      <a:ext cx="3581400" cy="3581400"/>
                     </a:xfrm>
                     <a:prstGeom prst="rect">
                       <a:avLst/>
@@ -4421,10 +4401,10 @@
         </w:rPr>
         <w:lastRenderedPageBreak/>
         <w:drawing>
-          <wp:inline distT="0" distB="0" distL="0" distR="0" wp14:anchorId="432C445D" wp14:editId="3313AC9F">
+          <wp:inline distT="0" distB="0" distL="0" distR="0" wp14:anchorId="555825C2" wp14:editId="6406F0E8">
             <wp:extent cx="3581400" cy="3581400"/>
             <wp:effectExtent l="0" t="0" r="0" b="0"/>
-            <wp:docPr id="4" name="Рисунок 4"/>
+            <wp:docPr id="11" name="Рисунок 11"/>
             <wp:cNvGraphicFramePr>
               <a:graphicFrameLocks xmlns:a="http://schemas.openxmlformats.org/drawingml/2006/main" noChangeAspect="1"/>
             </wp:cNvGraphicFramePr>
@@ -4473,10 +4453,10 @@
           <w:lang w:eastAsia="uk-UA"/>
         </w:rPr>
         <w:drawing>
-          <wp:inline distT="0" distB="0" distL="0" distR="0" wp14:anchorId="4F463A56" wp14:editId="7675D2C0">
-            <wp:extent cx="4526280" cy="4526280"/>
-            <wp:effectExtent l="0" t="0" r="7620" b="7620"/>
-            <wp:docPr id="5" name="Рисунок 5"/>
+          <wp:inline distT="0" distB="0" distL="0" distR="0" wp14:anchorId="359CD757" wp14:editId="150644E3">
+            <wp:extent cx="3581400" cy="3581400"/>
+            <wp:effectExtent l="0" t="0" r="0" b="0"/>
+            <wp:docPr id="10" name="Рисунок 10"/>
             <wp:cNvGraphicFramePr>
               <a:graphicFrameLocks xmlns:a="http://schemas.openxmlformats.org/drawingml/2006/main" noChangeAspect="1"/>
             </wp:cNvGraphicFramePr>
@@ -4496,7 +4476,7 @@
                   <pic:spPr>
                     <a:xfrm>
                       <a:off x="0" y="0"/>
-                      <a:ext cx="4526280" cy="4526280"/>
+                      <a:ext cx="3581400" cy="3581400"/>
                     </a:xfrm>
                     <a:prstGeom prst="rect">
                       <a:avLst/>
@@ -4511,7 +4491,7 @@
     </w:p>
     <w:p>
       <w:pPr>
-        <w:pStyle w:val="a3"/>
+        <w:pStyle w:val="ListParagraph"/>
         <w:numPr>
           <w:ilvl w:val="0"/>
           <w:numId w:val="18"/>
@@ -4544,7 +4524,7 @@
     </w:p>
     <w:p>
       <w:pPr>
-        <w:pStyle w:val="a3"/>
+        <w:pStyle w:val="ListParagraph"/>
         <w:numPr>
           <w:ilvl w:val="0"/>
           <w:numId w:val="18"/>
@@ -4571,7 +4551,6 @@
           <w:rFonts w:ascii="Times New Roman" w:hAnsi="Times New Roman" w:cs="Times New Roman"/>
           <w:sz w:val="28"/>
           <w:szCs w:val="28"/>
-          <w:lang w:val="en-US"/>
         </w:rPr>
         <w:t xml:space="preserve"> </w:t>
       </w:r>
@@ -4588,7 +4567,6 @@
           <w:rFonts w:ascii="Times New Roman" w:hAnsi="Times New Roman" w:cs="Times New Roman"/>
           <w:sz w:val="28"/>
           <w:szCs w:val="28"/>
-          <w:lang w:val="en-US"/>
         </w:rPr>
         <w:t xml:space="preserve"> </w:t>
       </w:r>
@@ -4638,10 +4616,10 @@
         </w:rPr>
         <w:lastRenderedPageBreak/>
         <w:drawing>
-          <wp:inline distT="0" distB="0" distL="0" distR="0" wp14:anchorId="4F311E66" wp14:editId="415A9637">
-            <wp:extent cx="4511040" cy="4511040"/>
-            <wp:effectExtent l="0" t="0" r="3810" b="3810"/>
-            <wp:docPr id="6" name="Рисунок 6"/>
+          <wp:inline distT="0" distB="0" distL="0" distR="0" wp14:anchorId="512599E9" wp14:editId="308A8D0D">
+            <wp:extent cx="3600450" cy="3600450"/>
+            <wp:effectExtent l="0" t="0" r="0" b="0"/>
+            <wp:docPr id="9" name="Рисунок 9"/>
             <wp:cNvGraphicFramePr>
               <a:graphicFrameLocks xmlns:a="http://schemas.openxmlformats.org/drawingml/2006/main" noChangeAspect="1"/>
             </wp:cNvGraphicFramePr>
@@ -4661,7 +4639,7 @@
                   <pic:spPr>
                     <a:xfrm>
                       <a:off x="0" y="0"/>
-                      <a:ext cx="4511040" cy="4511040"/>
+                      <a:ext cx="3600450" cy="3600450"/>
                     </a:xfrm>
                     <a:prstGeom prst="rect">
                       <a:avLst/>
@@ -4690,10 +4668,10 @@
           <w:lang w:eastAsia="uk-UA"/>
         </w:rPr>
         <w:drawing>
-          <wp:inline distT="0" distB="0" distL="0" distR="0" wp14:anchorId="00672212" wp14:editId="119877A2">
-            <wp:extent cx="3802380" cy="3802380"/>
-            <wp:effectExtent l="0" t="0" r="7620" b="7620"/>
-            <wp:docPr id="7" name="Рисунок 7"/>
+          <wp:inline distT="0" distB="0" distL="0" distR="0" wp14:anchorId="1BE9DF85" wp14:editId="46174FEC">
+            <wp:extent cx="3581400" cy="3619500"/>
+            <wp:effectExtent l="0" t="0" r="0" b="0"/>
+            <wp:docPr id="8" name="Рисунок 8"/>
             <wp:cNvGraphicFramePr>
               <a:graphicFrameLocks xmlns:a="http://schemas.openxmlformats.org/drawingml/2006/main" noChangeAspect="1"/>
             </wp:cNvGraphicFramePr>
@@ -4713,7 +4691,7 @@
                   <pic:spPr>
                     <a:xfrm>
                       <a:off x="0" y="0"/>
-                      <a:ext cx="3802380" cy="3802380"/>
+                      <a:ext cx="3581400" cy="3619500"/>
                     </a:xfrm>
                     <a:prstGeom prst="rect">
                       <a:avLst/>
@@ -4737,8 +4715,6 @@
           <w:szCs w:val="28"/>
         </w:rPr>
       </w:pPr>
-      <w:bookmarkStart w:id="0" w:name="_GoBack"/>
-      <w:bookmarkEnd w:id="0"/>
     </w:p>
     <w:p>
       <w:pPr>
@@ -4831,32 +4807,889 @@
           <w:sz w:val="28"/>
           <w:szCs w:val="28"/>
         </w:rPr>
+        <w:t>Це повний код модифікованого вершинного шейд</w:t>
+      </w:r>
+      <w:r>
+        <w:rPr>
+          <w:rFonts w:ascii="Times New Roman" w:hAnsi="Times New Roman" w:cs="Times New Roman"/>
+          <w:sz w:val="28"/>
+          <w:szCs w:val="28"/>
+        </w:rPr>
+        <w:t xml:space="preserve">ера. Ключові зміни - додавання uniform-змінних u_scale та </w:t>
+      </w:r>
+      <w:r>
+        <w:rPr>
+          <w:rFonts w:ascii="Times New Roman" w:hAnsi="Times New Roman" w:cs="Times New Roman"/>
+          <w:sz w:val="28"/>
+          <w:szCs w:val="28"/>
+        </w:rPr>
+        <w:t>u</w:t>
+      </w:r>
+      <w:r>
+        <w:rPr>
+          <w:rFonts w:ascii="Times New Roman" w:hAnsi="Times New Roman" w:cs="Times New Roman"/>
+          <w:sz w:val="28"/>
+          <w:szCs w:val="28"/>
+        </w:rPr>
+        <w:t>_scale_center та формула обчислення v_texCoord</w:t>
+      </w:r>
+      <w:r>
+        <w:rPr>
+          <w:rFonts w:ascii="Times New Roman" w:hAnsi="Times New Roman" w:cs="Times New Roman"/>
+          <w:sz w:val="28"/>
+          <w:szCs w:val="28"/>
+        </w:rPr>
+        <w:t>.</w:t>
+      </w:r>
+    </w:p>
+    <w:p>
+      <w:pPr>
+        <w:spacing w:after="0" w:line="240" w:lineRule="auto"/>
+        <w:ind w:firstLine="709"/>
+        <w:jc w:val="both"/>
+        <w:rPr>
+          <w:rFonts w:ascii="Times New Roman" w:hAnsi="Times New Roman" w:cs="Times New Roman"/>
+          <w:sz w:val="28"/>
+          <w:szCs w:val="28"/>
+        </w:rPr>
+      </w:pPr>
+    </w:p>
+    <w:p>
+      <w:pPr>
+        <w:spacing w:after="0" w:line="240" w:lineRule="auto"/>
+        <w:ind w:firstLine="709"/>
+        <w:jc w:val="both"/>
+        <w:rPr>
+          <w:rFonts w:ascii="Times New Roman" w:hAnsi="Times New Roman" w:cs="Times New Roman"/>
+          <w:sz w:val="28"/>
+          <w:szCs w:val="28"/>
+        </w:rPr>
+      </w:pPr>
+      <w:r>
+        <w:rPr>
+          <w:rFonts w:ascii="Times New Roman" w:hAnsi="Times New Roman" w:cs="Times New Roman"/>
+          <w:sz w:val="28"/>
+          <w:szCs w:val="28"/>
+        </w:rPr>
+        <w:t>const vertexShaderSource = `</w:t>
+      </w:r>
+    </w:p>
+    <w:p>
+      <w:pPr>
+        <w:spacing w:after="0" w:line="240" w:lineRule="auto"/>
+        <w:ind w:firstLine="709"/>
+        <w:jc w:val="both"/>
+        <w:rPr>
+          <w:rFonts w:ascii="Times New Roman" w:hAnsi="Times New Roman" w:cs="Times New Roman"/>
+          <w:sz w:val="28"/>
+          <w:szCs w:val="28"/>
+        </w:rPr>
+      </w:pPr>
+      <w:r>
+        <w:rPr>
+          <w:rFonts w:ascii="Times New Roman" w:hAnsi="Times New Roman" w:cs="Times New Roman"/>
+          <w:sz w:val="28"/>
+          <w:szCs w:val="28"/>
+        </w:rPr>
+        <w:t>attribute vec3 vertex;</w:t>
+      </w:r>
+    </w:p>
+    <w:p>
+      <w:pPr>
+        <w:spacing w:after="0" w:line="240" w:lineRule="auto"/>
+        <w:ind w:firstLine="709"/>
+        <w:jc w:val="both"/>
+        <w:rPr>
+          <w:rFonts w:ascii="Times New Roman" w:hAnsi="Times New Roman" w:cs="Times New Roman"/>
+          <w:sz w:val="28"/>
+          <w:szCs w:val="28"/>
+        </w:rPr>
+      </w:pPr>
+      <w:r>
+        <w:rPr>
+          <w:rFonts w:ascii="Times New Roman" w:hAnsi="Times New Roman" w:cs="Times New Roman"/>
+          <w:sz w:val="28"/>
+          <w:szCs w:val="28"/>
+        </w:rPr>
         <w:lastRenderedPageBreak/>
-        <w:t>Це повний код модифікованого вершинного шейд</w:t>
-      </w:r>
-      <w:r>
-        <w:rPr>
-          <w:rFonts w:ascii="Times New Roman" w:hAnsi="Times New Roman" w:cs="Times New Roman"/>
-          <w:sz w:val="28"/>
-          <w:szCs w:val="28"/>
-        </w:rPr>
-        <w:t xml:space="preserve">ера. Ключові зміни - додавання uniform-змінних u_scale та </w:t>
-      </w:r>
-      <w:r>
-        <w:rPr>
-          <w:rFonts w:ascii="Times New Roman" w:hAnsi="Times New Roman" w:cs="Times New Roman"/>
-          <w:sz w:val="28"/>
-          <w:szCs w:val="28"/>
-        </w:rPr>
-        <w:t>u</w:t>
-      </w:r>
-      <w:r>
-        <w:rPr>
-          <w:rFonts w:ascii="Times New Roman" w:hAnsi="Times New Roman" w:cs="Times New Roman"/>
-          <w:sz w:val="28"/>
-          <w:szCs w:val="28"/>
-        </w:rPr>
-        <w:t>_scale_center та формула обчислення v_texCoord</w:t>
+        <w:t>attribute vec3 aNormal;</w:t>
+      </w:r>
+    </w:p>
+    <w:p>
+      <w:pPr>
+        <w:spacing w:after="0" w:line="240" w:lineRule="auto"/>
+        <w:ind w:firstLine="709"/>
+        <w:jc w:val="both"/>
+        <w:rPr>
+          <w:rFonts w:ascii="Times New Roman" w:hAnsi="Times New Roman" w:cs="Times New Roman"/>
+          <w:sz w:val="28"/>
+          <w:szCs w:val="28"/>
+        </w:rPr>
+      </w:pPr>
+      <w:r>
+        <w:rPr>
+          <w:rFonts w:ascii="Times New Roman" w:hAnsi="Times New Roman" w:cs="Times New Roman"/>
+          <w:sz w:val="28"/>
+          <w:szCs w:val="28"/>
+        </w:rPr>
+        <w:t>attribute vec2 aTexCoord;</w:t>
+      </w:r>
+    </w:p>
+    <w:p>
+      <w:pPr>
+        <w:spacing w:after="0" w:line="240" w:lineRule="auto"/>
+        <w:ind w:firstLine="709"/>
+        <w:jc w:val="both"/>
+        <w:rPr>
+          <w:rFonts w:ascii="Times New Roman" w:hAnsi="Times New Roman" w:cs="Times New Roman"/>
+          <w:sz w:val="28"/>
+          <w:szCs w:val="28"/>
+        </w:rPr>
+      </w:pPr>
+      <w:r>
+        <w:rPr>
+          <w:rFonts w:ascii="Times New Roman" w:hAnsi="Times New Roman" w:cs="Times New Roman"/>
+          <w:sz w:val="28"/>
+          <w:szCs w:val="28"/>
+        </w:rPr>
+        <w:t>attribute vec3 aTangent;</w:t>
+      </w:r>
+    </w:p>
+    <w:p>
+      <w:pPr>
+        <w:spacing w:after="0" w:line="240" w:lineRule="auto"/>
+        <w:ind w:firstLine="709"/>
+        <w:jc w:val="both"/>
+        <w:rPr>
+          <w:rFonts w:ascii="Times New Roman" w:hAnsi="Times New Roman" w:cs="Times New Roman"/>
+          <w:sz w:val="28"/>
+          <w:szCs w:val="28"/>
+        </w:rPr>
+      </w:pPr>
+      <w:r>
+        <w:rPr>
+          <w:rFonts w:ascii="Times New Roman" w:hAnsi="Times New Roman" w:cs="Times New Roman"/>
+          <w:sz w:val="28"/>
+          <w:szCs w:val="28"/>
+        </w:rPr>
+        <w:t>attribute vec3 aBitangent;</w:t>
+      </w:r>
+    </w:p>
+    <w:p>
+      <w:pPr>
+        <w:spacing w:after="0" w:line="240" w:lineRule="auto"/>
+        <w:ind w:firstLine="709"/>
+        <w:jc w:val="both"/>
+        <w:rPr>
+          <w:rFonts w:ascii="Times New Roman" w:hAnsi="Times New Roman" w:cs="Times New Roman"/>
+          <w:sz w:val="28"/>
+          <w:szCs w:val="28"/>
+        </w:rPr>
+      </w:pPr>
+    </w:p>
+    <w:p>
+      <w:pPr>
+        <w:spacing w:after="0" w:line="240" w:lineRule="auto"/>
+        <w:ind w:firstLine="709"/>
+        <w:jc w:val="both"/>
+        <w:rPr>
+          <w:rFonts w:ascii="Times New Roman" w:hAnsi="Times New Roman" w:cs="Times New Roman"/>
+          <w:sz w:val="28"/>
+          <w:szCs w:val="28"/>
+        </w:rPr>
+      </w:pPr>
+      <w:r>
+        <w:rPr>
+          <w:rFonts w:ascii="Times New Roman" w:hAnsi="Times New Roman" w:cs="Times New Roman"/>
+          <w:sz w:val="28"/>
+          <w:szCs w:val="28"/>
+        </w:rPr>
+        <w:t>uniform mat4 ModelViewProjectionMatrix;</w:t>
+      </w:r>
+    </w:p>
+    <w:p>
+      <w:pPr>
+        <w:spacing w:after="0" w:line="240" w:lineRule="auto"/>
+        <w:ind w:firstLine="709"/>
+        <w:jc w:val="both"/>
+        <w:rPr>
+          <w:rFonts w:ascii="Times New Roman" w:hAnsi="Times New Roman" w:cs="Times New Roman"/>
+          <w:sz w:val="28"/>
+          <w:szCs w:val="28"/>
+        </w:rPr>
+      </w:pPr>
+      <w:r>
+        <w:rPr>
+          <w:rFonts w:ascii="Times New Roman" w:hAnsi="Times New Roman" w:cs="Times New Roman"/>
+          <w:sz w:val="28"/>
+          <w:szCs w:val="28"/>
+        </w:rPr>
+        <w:t>uniform mat4 ModelViewMatrix;</w:t>
+      </w:r>
+    </w:p>
+    <w:p>
+      <w:pPr>
+        <w:spacing w:after="0" w:line="240" w:lineRule="auto"/>
+        <w:ind w:firstLine="709"/>
+        <w:jc w:val="both"/>
+        <w:rPr>
+          <w:rFonts w:ascii="Times New Roman" w:hAnsi="Times New Roman" w:cs="Times New Roman"/>
+          <w:sz w:val="28"/>
+          <w:szCs w:val="28"/>
+        </w:rPr>
+      </w:pPr>
+      <w:r>
+        <w:rPr>
+          <w:rFonts w:ascii="Times New Roman" w:hAnsi="Times New Roman" w:cs="Times New Roman"/>
+          <w:sz w:val="28"/>
+          <w:szCs w:val="28"/>
+        </w:rPr>
+        <w:t>uniform mat3 NormalMatrix;</w:t>
+      </w:r>
+    </w:p>
+    <w:p>
+      <w:pPr>
+        <w:spacing w:after="0" w:line="240" w:lineRule="auto"/>
+        <w:ind w:firstLine="709"/>
+        <w:jc w:val="both"/>
+        <w:rPr>
+          <w:rFonts w:ascii="Times New Roman" w:hAnsi="Times New Roman" w:cs="Times New Roman"/>
+          <w:sz w:val="28"/>
+          <w:szCs w:val="28"/>
+        </w:rPr>
+      </w:pPr>
+      <w:r>
+        <w:rPr>
+          <w:rFonts w:ascii="Times New Roman" w:hAnsi="Times New Roman" w:cs="Times New Roman"/>
+          <w:sz w:val="28"/>
+          <w:szCs w:val="28"/>
+        </w:rPr>
+        <w:t>uniform float u_scale;</w:t>
+      </w:r>
+    </w:p>
+    <w:p>
+      <w:pPr>
+        <w:spacing w:after="0" w:line="240" w:lineRule="auto"/>
+        <w:ind w:firstLine="709"/>
+        <w:jc w:val="both"/>
+        <w:rPr>
+          <w:rFonts w:ascii="Times New Roman" w:hAnsi="Times New Roman" w:cs="Times New Roman"/>
+          <w:sz w:val="28"/>
+          <w:szCs w:val="28"/>
+        </w:rPr>
+      </w:pPr>
+      <w:r>
+        <w:rPr>
+          <w:rFonts w:ascii="Times New Roman" w:hAnsi="Times New Roman" w:cs="Times New Roman"/>
+          <w:sz w:val="28"/>
+          <w:szCs w:val="28"/>
+        </w:rPr>
+        <w:t>uniform vec2 u_scale_center;</w:t>
+      </w:r>
+    </w:p>
+    <w:p>
+      <w:pPr>
+        <w:spacing w:after="0" w:line="240" w:lineRule="auto"/>
+        <w:ind w:firstLine="709"/>
+        <w:jc w:val="both"/>
+        <w:rPr>
+          <w:rFonts w:ascii="Times New Roman" w:hAnsi="Times New Roman" w:cs="Times New Roman"/>
+          <w:sz w:val="28"/>
+          <w:szCs w:val="28"/>
+        </w:rPr>
+      </w:pPr>
+    </w:p>
+    <w:p>
+      <w:pPr>
+        <w:spacing w:after="0" w:line="240" w:lineRule="auto"/>
+        <w:ind w:firstLine="709"/>
+        <w:jc w:val="both"/>
+        <w:rPr>
+          <w:rFonts w:ascii="Times New Roman" w:hAnsi="Times New Roman" w:cs="Times New Roman"/>
+          <w:sz w:val="28"/>
+          <w:szCs w:val="28"/>
+        </w:rPr>
+      </w:pPr>
+      <w:r>
+        <w:rPr>
+          <w:rFonts w:ascii="Times New Roman" w:hAnsi="Times New Roman" w:cs="Times New Roman"/>
+          <w:sz w:val="28"/>
+          <w:szCs w:val="28"/>
+        </w:rPr>
+        <w:t>varying vec3 v_normal;</w:t>
+      </w:r>
+    </w:p>
+    <w:p>
+      <w:pPr>
+        <w:spacing w:after="0" w:line="240" w:lineRule="auto"/>
+        <w:ind w:firstLine="709"/>
+        <w:jc w:val="both"/>
+        <w:rPr>
+          <w:rFonts w:ascii="Times New Roman" w:hAnsi="Times New Roman" w:cs="Times New Roman"/>
+          <w:sz w:val="28"/>
+          <w:szCs w:val="28"/>
+        </w:rPr>
+      </w:pPr>
+      <w:r>
+        <w:rPr>
+          <w:rFonts w:ascii="Times New Roman" w:hAnsi="Times New Roman" w:cs="Times New Roman"/>
+          <w:sz w:val="28"/>
+          <w:szCs w:val="28"/>
+        </w:rPr>
+        <w:t>varying vec3 v_vertex;</w:t>
+      </w:r>
+    </w:p>
+    <w:p>
+      <w:pPr>
+        <w:spacing w:after="0" w:line="240" w:lineRule="auto"/>
+        <w:ind w:firstLine="709"/>
+        <w:jc w:val="both"/>
+        <w:rPr>
+          <w:rFonts w:ascii="Times New Roman" w:hAnsi="Times New Roman" w:cs="Times New Roman"/>
+          <w:sz w:val="28"/>
+          <w:szCs w:val="28"/>
+        </w:rPr>
+      </w:pPr>
+      <w:r>
+        <w:rPr>
+          <w:rFonts w:ascii="Times New Roman" w:hAnsi="Times New Roman" w:cs="Times New Roman"/>
+          <w:sz w:val="28"/>
+          <w:szCs w:val="28"/>
+        </w:rPr>
+        <w:t>varying vec2 v_texCoord;</w:t>
+      </w:r>
+    </w:p>
+    <w:p>
+      <w:pPr>
+        <w:spacing w:after="0" w:line="240" w:lineRule="auto"/>
+        <w:ind w:firstLine="709"/>
+        <w:jc w:val="both"/>
+        <w:rPr>
+          <w:rFonts w:ascii="Times New Roman" w:hAnsi="Times New Roman" w:cs="Times New Roman"/>
+          <w:sz w:val="28"/>
+          <w:szCs w:val="28"/>
+        </w:rPr>
+      </w:pPr>
+      <w:r>
+        <w:rPr>
+          <w:rFonts w:ascii="Times New Roman" w:hAnsi="Times New Roman" w:cs="Times New Roman"/>
+          <w:sz w:val="28"/>
+          <w:szCs w:val="28"/>
+        </w:rPr>
+        <w:t>varying mat3 v_tbn;</w:t>
+      </w:r>
+    </w:p>
+    <w:p>
+      <w:pPr>
+        <w:spacing w:after="0" w:line="240" w:lineRule="auto"/>
+        <w:ind w:firstLine="709"/>
+        <w:jc w:val="both"/>
+        <w:rPr>
+          <w:rFonts w:ascii="Times New Roman" w:hAnsi="Times New Roman" w:cs="Times New Roman"/>
+          <w:sz w:val="28"/>
+          <w:szCs w:val="28"/>
+        </w:rPr>
+      </w:pPr>
+    </w:p>
+    <w:p>
+      <w:pPr>
+        <w:spacing w:after="0" w:line="240" w:lineRule="auto"/>
+        <w:ind w:firstLine="709"/>
+        <w:jc w:val="both"/>
+        <w:rPr>
+          <w:rFonts w:ascii="Times New Roman" w:hAnsi="Times New Roman" w:cs="Times New Roman"/>
+          <w:sz w:val="28"/>
+          <w:szCs w:val="28"/>
+        </w:rPr>
+      </w:pPr>
+      <w:r>
+        <w:rPr>
+          <w:rFonts w:ascii="Times New Roman" w:hAnsi="Times New Roman" w:cs="Times New Roman"/>
+          <w:sz w:val="28"/>
+          <w:szCs w:val="28"/>
+        </w:rPr>
+        <w:t>void main() {</w:t>
+      </w:r>
+    </w:p>
+    <w:p>
+      <w:pPr>
+        <w:spacing w:after="0" w:line="240" w:lineRule="auto"/>
+        <w:ind w:firstLine="709"/>
+        <w:jc w:val="both"/>
+        <w:rPr>
+          <w:rFonts w:ascii="Times New Roman" w:hAnsi="Times New Roman" w:cs="Times New Roman"/>
+          <w:sz w:val="28"/>
+          <w:szCs w:val="28"/>
+        </w:rPr>
+      </w:pPr>
+      <w:r>
+        <w:rPr>
+          <w:rFonts w:ascii="Times New Roman" w:hAnsi="Times New Roman" w:cs="Times New Roman"/>
+          <w:sz w:val="28"/>
+          <w:szCs w:val="28"/>
+        </w:rPr>
+        <w:t xml:space="preserve">    gl_Position = ModelViewProjectionMatrix * vec4(vertex,1.0);</w:t>
+      </w:r>
+    </w:p>
+    <w:p>
+      <w:pPr>
+        <w:spacing w:after="0" w:line="240" w:lineRule="auto"/>
+        <w:ind w:firstLine="709"/>
+        <w:jc w:val="both"/>
+        <w:rPr>
+          <w:rFonts w:ascii="Times New Roman" w:hAnsi="Times New Roman" w:cs="Times New Roman"/>
+          <w:sz w:val="28"/>
+          <w:szCs w:val="28"/>
+        </w:rPr>
+      </w:pPr>
+      <w:r>
+        <w:rPr>
+          <w:rFonts w:ascii="Times New Roman" w:hAnsi="Times New Roman" w:cs="Times New Roman"/>
+          <w:sz w:val="28"/>
+          <w:szCs w:val="28"/>
+        </w:rPr>
+        <w:t xml:space="preserve">    v_normal = normalize(NormalMatrix * aNormal);</w:t>
+      </w:r>
+    </w:p>
+    <w:p>
+      <w:pPr>
+        <w:spacing w:after="0" w:line="240" w:lineRule="auto"/>
+        <w:ind w:firstLine="709"/>
+        <w:jc w:val="both"/>
+        <w:rPr>
+          <w:rFonts w:ascii="Times New Roman" w:hAnsi="Times New Roman" w:cs="Times New Roman"/>
+          <w:sz w:val="28"/>
+          <w:szCs w:val="28"/>
+        </w:rPr>
+      </w:pPr>
+      <w:r>
+        <w:rPr>
+          <w:rFonts w:ascii="Times New Roman" w:hAnsi="Times New Roman" w:cs="Times New Roman"/>
+          <w:sz w:val="28"/>
+          <w:szCs w:val="28"/>
+        </w:rPr>
+        <w:t xml:space="preserve">    v_vertex = vec3(ModelViewMatrix * vec4(vertex, 1.0));</w:t>
+      </w:r>
+    </w:p>
+    <w:p>
+      <w:pPr>
+        <w:spacing w:after="0" w:line="240" w:lineRule="auto"/>
+        <w:ind w:firstLine="709"/>
+        <w:jc w:val="both"/>
+        <w:rPr>
+          <w:rFonts w:ascii="Times New Roman" w:hAnsi="Times New Roman" w:cs="Times New Roman"/>
+          <w:sz w:val="28"/>
+          <w:szCs w:val="28"/>
+        </w:rPr>
+      </w:pPr>
+      <w:r>
+        <w:rPr>
+          <w:rFonts w:ascii="Times New Roman" w:hAnsi="Times New Roman" w:cs="Times New Roman"/>
+          <w:sz w:val="28"/>
+          <w:szCs w:val="28"/>
+        </w:rPr>
+        <w:t xml:space="preserve">    </w:t>
+      </w:r>
+    </w:p>
+    <w:p>
+      <w:pPr>
+        <w:spacing w:after="0" w:line="240" w:lineRule="auto"/>
+        <w:ind w:firstLine="709"/>
+        <w:jc w:val="both"/>
+        <w:rPr>
+          <w:rFonts w:ascii="Times New Roman" w:hAnsi="Times New Roman" w:cs="Times New Roman"/>
+          <w:sz w:val="28"/>
+          <w:szCs w:val="28"/>
+        </w:rPr>
+      </w:pPr>
+      <w:r>
+        <w:rPr>
+          <w:rFonts w:ascii="Times New Roman" w:hAnsi="Times New Roman" w:cs="Times New Roman"/>
+          <w:sz w:val="28"/>
+          <w:szCs w:val="28"/>
+        </w:rPr>
+        <w:t xml:space="preserve">    // Застосування масштабування до текстурних координат</w:t>
+      </w:r>
+    </w:p>
+    <w:p>
+      <w:pPr>
+        <w:spacing w:after="0" w:line="240" w:lineRule="auto"/>
+        <w:ind w:firstLine="709"/>
+        <w:jc w:val="both"/>
+        <w:rPr>
+          <w:rFonts w:ascii="Times New Roman" w:hAnsi="Times New Roman" w:cs="Times New Roman"/>
+          <w:sz w:val="28"/>
+          <w:szCs w:val="28"/>
+        </w:rPr>
+      </w:pPr>
+      <w:r>
+        <w:rPr>
+          <w:rFonts w:ascii="Times New Roman" w:hAnsi="Times New Roman" w:cs="Times New Roman"/>
+          <w:sz w:val="28"/>
+          <w:szCs w:val="28"/>
+        </w:rPr>
+        <w:t xml:space="preserve">    v_texCoord = (aTexCoord - u_scale_center) * u_scale + u_scale_center;</w:t>
+      </w:r>
+    </w:p>
+    <w:p>
+      <w:pPr>
+        <w:spacing w:after="0" w:line="240" w:lineRule="auto"/>
+        <w:ind w:firstLine="709"/>
+        <w:jc w:val="both"/>
+        <w:rPr>
+          <w:rFonts w:ascii="Times New Roman" w:hAnsi="Times New Roman" w:cs="Times New Roman"/>
+          <w:sz w:val="28"/>
+          <w:szCs w:val="28"/>
+        </w:rPr>
+      </w:pPr>
+    </w:p>
+    <w:p>
+      <w:pPr>
+        <w:spacing w:after="0" w:line="240" w:lineRule="auto"/>
+        <w:ind w:firstLine="709"/>
+        <w:jc w:val="both"/>
+        <w:rPr>
+          <w:rFonts w:ascii="Times New Roman" w:hAnsi="Times New Roman" w:cs="Times New Roman"/>
+          <w:sz w:val="28"/>
+          <w:szCs w:val="28"/>
+        </w:rPr>
+      </w:pPr>
+      <w:r>
+        <w:rPr>
+          <w:rFonts w:ascii="Times New Roman" w:hAnsi="Times New Roman" w:cs="Times New Roman"/>
+          <w:sz w:val="28"/>
+          <w:szCs w:val="28"/>
+        </w:rPr>
+        <w:t xml:space="preserve">    vec3 tangent = normalize(NormalMatrix * aTangent);</w:t>
+      </w:r>
+    </w:p>
+    <w:p>
+      <w:pPr>
+        <w:spacing w:after="0" w:line="240" w:lineRule="auto"/>
+        <w:ind w:firstLine="709"/>
+        <w:jc w:val="both"/>
+        <w:rPr>
+          <w:rFonts w:ascii="Times New Roman" w:hAnsi="Times New Roman" w:cs="Times New Roman"/>
+          <w:sz w:val="28"/>
+          <w:szCs w:val="28"/>
+        </w:rPr>
+      </w:pPr>
+      <w:r>
+        <w:rPr>
+          <w:rFonts w:ascii="Times New Roman" w:hAnsi="Times New Roman" w:cs="Times New Roman"/>
+          <w:sz w:val="28"/>
+          <w:szCs w:val="28"/>
+        </w:rPr>
+        <w:t xml:space="preserve">    vec3 bitangent = normalize(NormalMatrix * aBitangent);</w:t>
+      </w:r>
+    </w:p>
+    <w:p>
+      <w:pPr>
+        <w:spacing w:after="0" w:line="240" w:lineRule="auto"/>
+        <w:ind w:firstLine="709"/>
+        <w:jc w:val="both"/>
+        <w:rPr>
+          <w:rFonts w:ascii="Times New Roman" w:hAnsi="Times New Roman" w:cs="Times New Roman"/>
+          <w:sz w:val="28"/>
+          <w:szCs w:val="28"/>
+        </w:rPr>
+      </w:pPr>
+    </w:p>
+    <w:p>
+      <w:pPr>
+        <w:spacing w:after="0" w:line="240" w:lineRule="auto"/>
+        <w:ind w:firstLine="709"/>
+        <w:jc w:val="both"/>
+        <w:rPr>
+          <w:rFonts w:ascii="Times New Roman" w:hAnsi="Times New Roman" w:cs="Times New Roman"/>
+          <w:sz w:val="28"/>
+          <w:szCs w:val="28"/>
+        </w:rPr>
+      </w:pPr>
+      <w:r>
+        <w:rPr>
+          <w:rFonts w:ascii="Times New Roman" w:hAnsi="Times New Roman" w:cs="Times New Roman"/>
+          <w:sz w:val="28"/>
+          <w:szCs w:val="28"/>
+        </w:rPr>
+        <w:t xml:space="preserve">    v_tbn = mat3(tangent, bitangent, v_normal);</w:t>
+      </w:r>
+    </w:p>
+    <w:p>
+      <w:pPr>
+        <w:spacing w:after="0" w:line="240" w:lineRule="auto"/>
+        <w:ind w:firstLine="709"/>
+        <w:jc w:val="both"/>
+        <w:rPr>
+          <w:rFonts w:ascii="Times New Roman" w:hAnsi="Times New Roman" w:cs="Times New Roman"/>
+          <w:sz w:val="28"/>
+          <w:szCs w:val="28"/>
+        </w:rPr>
+      </w:pPr>
+      <w:r>
+        <w:rPr>
+          <w:rFonts w:ascii="Times New Roman" w:hAnsi="Times New Roman" w:cs="Times New Roman"/>
+          <w:sz w:val="28"/>
+          <w:szCs w:val="28"/>
+        </w:rPr>
+        <w:t>}`;</w:t>
+      </w:r>
+    </w:p>
+    <w:p>
+      <w:pPr>
+        <w:spacing w:after="0" w:line="240" w:lineRule="auto"/>
+        <w:ind w:firstLine="709"/>
+        <w:jc w:val="both"/>
+        <w:rPr>
+          <w:rFonts w:ascii="Times New Roman" w:hAnsi="Times New Roman" w:cs="Times New Roman"/>
+          <w:sz w:val="28"/>
+          <w:szCs w:val="28"/>
+        </w:rPr>
+      </w:pPr>
+    </w:p>
+    <w:p>
+      <w:pPr>
+        <w:spacing w:after="0" w:line="240" w:lineRule="auto"/>
+        <w:ind w:firstLine="709"/>
+        <w:jc w:val="both"/>
+        <w:rPr>
+          <w:rFonts w:ascii="Times New Roman" w:hAnsi="Times New Roman" w:cs="Times New Roman"/>
+          <w:sz w:val="28"/>
+          <w:szCs w:val="28"/>
+        </w:rPr>
+      </w:pPr>
+    </w:p>
+    <w:p>
+      <w:pPr>
+        <w:spacing w:after="0" w:line="240" w:lineRule="auto"/>
+        <w:ind w:firstLine="709"/>
+        <w:jc w:val="both"/>
+        <w:rPr>
+          <w:rFonts w:ascii="Times New Roman" w:hAnsi="Times New Roman" w:cs="Times New Roman"/>
+          <w:sz w:val="28"/>
+          <w:szCs w:val="28"/>
+        </w:rPr>
+      </w:pPr>
+      <w:r>
+        <w:rPr>
+          <w:rFonts w:ascii="Times New Roman" w:hAnsi="Times New Roman" w:cs="Times New Roman"/>
+          <w:sz w:val="28"/>
+          <w:szCs w:val="28"/>
+        </w:rPr>
+        <w:t>main.js</w:t>
+      </w:r>
+    </w:p>
+    <w:p>
+      <w:pPr>
+        <w:spacing w:after="0" w:line="240" w:lineRule="auto"/>
+        <w:ind w:firstLine="709"/>
+        <w:jc w:val="both"/>
+        <w:rPr>
+          <w:rFonts w:ascii="Times New Roman" w:hAnsi="Times New Roman" w:cs="Times New Roman"/>
+          <w:sz w:val="28"/>
+          <w:szCs w:val="28"/>
+        </w:rPr>
+      </w:pPr>
+    </w:p>
+    <w:p>
+      <w:pPr>
+        <w:spacing w:after="0" w:line="240" w:lineRule="auto"/>
+        <w:ind w:firstLine="709"/>
+        <w:jc w:val="both"/>
+        <w:rPr>
+          <w:rFonts w:ascii="Times New Roman" w:hAnsi="Times New Roman" w:cs="Times New Roman"/>
+          <w:sz w:val="28"/>
+          <w:szCs w:val="28"/>
+        </w:rPr>
+      </w:pPr>
+      <w:r>
+        <w:rPr>
+          <w:rFonts w:ascii="Times New Roman" w:hAnsi="Times New Roman" w:cs="Times New Roman"/>
+          <w:sz w:val="28"/>
+          <w:szCs w:val="28"/>
+        </w:rPr>
+        <w:t>'use strict';</w:t>
+      </w:r>
+    </w:p>
+    <w:p>
+      <w:pPr>
+        <w:spacing w:after="0" w:line="240" w:lineRule="auto"/>
+        <w:ind w:firstLine="709"/>
+        <w:jc w:val="both"/>
+        <w:rPr>
+          <w:rFonts w:ascii="Times New Roman" w:hAnsi="Times New Roman" w:cs="Times New Roman"/>
+          <w:sz w:val="28"/>
+          <w:szCs w:val="28"/>
+        </w:rPr>
+      </w:pPr>
+    </w:p>
+    <w:p>
+      <w:pPr>
+        <w:spacing w:after="0" w:line="240" w:lineRule="auto"/>
+        <w:ind w:firstLine="709"/>
+        <w:jc w:val="both"/>
+        <w:rPr>
+          <w:rFonts w:ascii="Times New Roman" w:hAnsi="Times New Roman" w:cs="Times New Roman"/>
+          <w:sz w:val="28"/>
+          <w:szCs w:val="28"/>
+        </w:rPr>
+      </w:pPr>
+      <w:r>
+        <w:rPr>
+          <w:rFonts w:ascii="Times New Roman" w:hAnsi="Times New Roman" w:cs="Times New Roman"/>
+          <w:sz w:val="28"/>
+          <w:szCs w:val="28"/>
+        </w:rPr>
+        <w:t>let gl;           // WebGL context</w:t>
+      </w:r>
+    </w:p>
+    <w:p>
+      <w:pPr>
+        <w:spacing w:after="0" w:line="240" w:lineRule="auto"/>
+        <w:ind w:firstLine="709"/>
+        <w:jc w:val="both"/>
+        <w:rPr>
+          <w:rFonts w:ascii="Times New Roman" w:hAnsi="Times New Roman" w:cs="Times New Roman"/>
+          <w:sz w:val="28"/>
+          <w:szCs w:val="28"/>
+        </w:rPr>
+      </w:pPr>
+      <w:r>
+        <w:rPr>
+          <w:rFonts w:ascii="Times New Roman" w:hAnsi="Times New Roman" w:cs="Times New Roman"/>
+          <w:sz w:val="28"/>
+          <w:szCs w:val="28"/>
+        </w:rPr>
+        <w:t>let surface;      // surface model (створюється як new Model(...))</w:t>
+      </w:r>
+    </w:p>
+    <w:p>
+      <w:pPr>
+        <w:spacing w:after="0" w:line="240" w:lineRule="auto"/>
+        <w:ind w:firstLine="709"/>
+        <w:jc w:val="both"/>
+        <w:rPr>
+          <w:rFonts w:ascii="Times New Roman" w:hAnsi="Times New Roman" w:cs="Times New Roman"/>
+          <w:sz w:val="28"/>
+          <w:szCs w:val="28"/>
+        </w:rPr>
+      </w:pPr>
+      <w:r>
+        <w:rPr>
+          <w:rFonts w:ascii="Times New Roman" w:hAnsi="Times New Roman" w:cs="Times New Roman"/>
+          <w:sz w:val="28"/>
+          <w:szCs w:val="28"/>
+        </w:rPr>
+        <w:t>let shProgram;    // shader program wrapper (об'єкт з полями для локацій)</w:t>
+      </w:r>
+    </w:p>
+    <w:p>
+      <w:pPr>
+        <w:spacing w:after="0" w:line="240" w:lineRule="auto"/>
+        <w:ind w:firstLine="709"/>
+        <w:jc w:val="both"/>
+        <w:rPr>
+          <w:rFonts w:ascii="Times New Roman" w:hAnsi="Times New Roman" w:cs="Times New Roman"/>
+          <w:sz w:val="28"/>
+          <w:szCs w:val="28"/>
+        </w:rPr>
+      </w:pPr>
+      <w:r>
+        <w:rPr>
+          <w:rFonts w:ascii="Times New Roman" w:hAnsi="Times New Roman" w:cs="Times New Roman"/>
+          <w:sz w:val="28"/>
+          <w:szCs w:val="28"/>
+        </w:rPr>
+        <w:t>let spaceball;    // Trackball/Spaceball для контролю огляду</w:t>
+      </w:r>
+    </w:p>
+    <w:p>
+      <w:pPr>
+        <w:spacing w:after="0" w:line="240" w:lineRule="auto"/>
+        <w:ind w:firstLine="709"/>
+        <w:jc w:val="both"/>
+        <w:rPr>
+          <w:rFonts w:ascii="Times New Roman" w:hAnsi="Times New Roman" w:cs="Times New Roman"/>
+          <w:sz w:val="28"/>
+          <w:szCs w:val="28"/>
+        </w:rPr>
+      </w:pPr>
+      <w:r>
+        <w:rPr>
+          <w:rFonts w:ascii="Times New Roman" w:hAnsi="Times New Roman" w:cs="Times New Roman"/>
+          <w:sz w:val="28"/>
+          <w:szCs w:val="28"/>
+        </w:rPr>
+        <w:t>let uSlider, vSlider;</w:t>
+      </w:r>
+    </w:p>
+    <w:p>
+      <w:pPr>
+        <w:spacing w:after="0" w:line="240" w:lineRule="auto"/>
+        <w:ind w:firstLine="709"/>
+        <w:jc w:val="both"/>
+        <w:rPr>
+          <w:rFonts w:ascii="Times New Roman" w:hAnsi="Times New Roman" w:cs="Times New Roman"/>
+          <w:sz w:val="28"/>
+          <w:szCs w:val="28"/>
+        </w:rPr>
+      </w:pPr>
+      <w:r>
+        <w:rPr>
+          <w:rFonts w:ascii="Times New Roman" w:hAnsi="Times New Roman" w:cs="Times New Roman"/>
+          <w:sz w:val="28"/>
+          <w:szCs w:val="28"/>
+        </w:rPr>
+        <w:t>let lightAngle = 0;</w:t>
+      </w:r>
+    </w:p>
+    <w:p>
+      <w:pPr>
+        <w:spacing w:after="0" w:line="240" w:lineRule="auto"/>
+        <w:ind w:firstLine="709"/>
+        <w:jc w:val="both"/>
+        <w:rPr>
+          <w:rFonts w:ascii="Times New Roman" w:hAnsi="Times New Roman" w:cs="Times New Roman"/>
+          <w:sz w:val="28"/>
+          <w:szCs w:val="28"/>
+        </w:rPr>
+      </w:pPr>
+      <w:r>
+        <w:rPr>
+          <w:rFonts w:ascii="Times New Roman" w:hAnsi="Times New Roman" w:cs="Times New Roman"/>
+          <w:sz w:val="28"/>
+          <w:szCs w:val="28"/>
+        </w:rPr>
+        <w:t>let texDiffuse, texSpecular, texNormal;</w:t>
+      </w:r>
+    </w:p>
+    <w:p>
+      <w:pPr>
+        <w:spacing w:after="0" w:line="240" w:lineRule="auto"/>
+        <w:ind w:firstLine="709"/>
+        <w:jc w:val="both"/>
+        <w:rPr>
+          <w:rFonts w:ascii="Times New Roman" w:hAnsi="Times New Roman" w:cs="Times New Roman"/>
+          <w:sz w:val="28"/>
+          <w:szCs w:val="28"/>
+        </w:rPr>
+      </w:pPr>
+      <w:r>
+        <w:rPr>
+          <w:rFonts w:ascii="Times New Roman" w:hAnsi="Times New Roman" w:cs="Times New Roman"/>
+          <w:sz w:val="28"/>
+          <w:szCs w:val="28"/>
+        </w:rPr>
+        <w:t xml:space="preserve">let scale = </w:t>
+      </w:r>
+      <w:r>
+        <w:rPr>
+          <w:rFonts w:ascii="Times New Roman" w:hAnsi="Times New Roman" w:cs="Times New Roman"/>
+          <w:sz w:val="28"/>
+          <w:szCs w:val="28"/>
+          <w:lang w:val="en-US"/>
+        </w:rPr>
+        <w:t>0</w:t>
       </w:r>
       <w:r>
         <w:rPr>
@@ -4866,433 +5699,187 @@
         </w:rPr>
         <w:t>.</w:t>
       </w:r>
-    </w:p>
-    <w:p>
-      <w:pPr>
-        <w:spacing w:after="0" w:line="240" w:lineRule="auto"/>
-        <w:ind w:firstLine="709"/>
-        <w:jc w:val="both"/>
-        <w:rPr>
-          <w:rFonts w:ascii="Times New Roman" w:hAnsi="Times New Roman" w:cs="Times New Roman"/>
-          <w:sz w:val="28"/>
-          <w:szCs w:val="28"/>
-        </w:rPr>
-      </w:pPr>
-    </w:p>
-    <w:p>
-      <w:pPr>
-        <w:spacing w:after="0" w:line="240" w:lineRule="auto"/>
-        <w:ind w:firstLine="709"/>
-        <w:jc w:val="both"/>
-        <w:rPr>
-          <w:rFonts w:ascii="Times New Roman" w:hAnsi="Times New Roman" w:cs="Times New Roman"/>
-          <w:sz w:val="28"/>
-          <w:szCs w:val="28"/>
-        </w:rPr>
-      </w:pPr>
-      <w:r>
-        <w:rPr>
-          <w:rFonts w:ascii="Times New Roman" w:hAnsi="Times New Roman" w:cs="Times New Roman"/>
-          <w:sz w:val="28"/>
-          <w:szCs w:val="28"/>
-        </w:rPr>
-        <w:t>const vertexShaderSource = `</w:t>
-      </w:r>
-    </w:p>
-    <w:p>
-      <w:pPr>
-        <w:spacing w:after="0" w:line="240" w:lineRule="auto"/>
-        <w:ind w:firstLine="709"/>
-        <w:jc w:val="both"/>
-        <w:rPr>
-          <w:rFonts w:ascii="Times New Roman" w:hAnsi="Times New Roman" w:cs="Times New Roman"/>
-          <w:sz w:val="28"/>
-          <w:szCs w:val="28"/>
-        </w:rPr>
-      </w:pPr>
-      <w:r>
-        <w:rPr>
-          <w:rFonts w:ascii="Times New Roman" w:hAnsi="Times New Roman" w:cs="Times New Roman"/>
-          <w:sz w:val="28"/>
-          <w:szCs w:val="28"/>
-        </w:rPr>
-        <w:t>attribute vec3 vertex;</w:t>
-      </w:r>
-    </w:p>
-    <w:p>
-      <w:pPr>
-        <w:spacing w:after="0" w:line="240" w:lineRule="auto"/>
-        <w:ind w:firstLine="709"/>
-        <w:jc w:val="both"/>
-        <w:rPr>
-          <w:rFonts w:ascii="Times New Roman" w:hAnsi="Times New Roman" w:cs="Times New Roman"/>
-          <w:sz w:val="28"/>
-          <w:szCs w:val="28"/>
-        </w:rPr>
-      </w:pPr>
-      <w:r>
-        <w:rPr>
-          <w:rFonts w:ascii="Times New Roman" w:hAnsi="Times New Roman" w:cs="Times New Roman"/>
-          <w:sz w:val="28"/>
-          <w:szCs w:val="28"/>
-        </w:rPr>
-        <w:t>attribute vec3 aNormal;</w:t>
-      </w:r>
-    </w:p>
-    <w:p>
-      <w:pPr>
-        <w:spacing w:after="0" w:line="240" w:lineRule="auto"/>
-        <w:ind w:firstLine="709"/>
-        <w:jc w:val="both"/>
-        <w:rPr>
-          <w:rFonts w:ascii="Times New Roman" w:hAnsi="Times New Roman" w:cs="Times New Roman"/>
-          <w:sz w:val="28"/>
-          <w:szCs w:val="28"/>
-        </w:rPr>
-      </w:pPr>
-      <w:r>
-        <w:rPr>
-          <w:rFonts w:ascii="Times New Roman" w:hAnsi="Times New Roman" w:cs="Times New Roman"/>
-          <w:sz w:val="28"/>
-          <w:szCs w:val="28"/>
-        </w:rPr>
-        <w:t>attribute vec2 aTexCoord;</w:t>
-      </w:r>
-    </w:p>
-    <w:p>
-      <w:pPr>
-        <w:spacing w:after="0" w:line="240" w:lineRule="auto"/>
-        <w:ind w:firstLine="709"/>
-        <w:jc w:val="both"/>
-        <w:rPr>
-          <w:rFonts w:ascii="Times New Roman" w:hAnsi="Times New Roman" w:cs="Times New Roman"/>
-          <w:sz w:val="28"/>
-          <w:szCs w:val="28"/>
-        </w:rPr>
-      </w:pPr>
-      <w:r>
-        <w:rPr>
-          <w:rFonts w:ascii="Times New Roman" w:hAnsi="Times New Roman" w:cs="Times New Roman"/>
-          <w:sz w:val="28"/>
-          <w:szCs w:val="28"/>
-        </w:rPr>
-        <w:t>attribute vec3 aTangent;</w:t>
-      </w:r>
-    </w:p>
-    <w:p>
-      <w:pPr>
-        <w:spacing w:after="0" w:line="240" w:lineRule="auto"/>
-        <w:ind w:firstLine="709"/>
-        <w:jc w:val="both"/>
-        <w:rPr>
-          <w:rFonts w:ascii="Times New Roman" w:hAnsi="Times New Roman" w:cs="Times New Roman"/>
-          <w:sz w:val="28"/>
-          <w:szCs w:val="28"/>
-        </w:rPr>
-      </w:pPr>
-      <w:r>
-        <w:rPr>
-          <w:rFonts w:ascii="Times New Roman" w:hAnsi="Times New Roman" w:cs="Times New Roman"/>
-          <w:sz w:val="28"/>
-          <w:szCs w:val="28"/>
-        </w:rPr>
-        <w:t>attribute vec3 aBitangent;</w:t>
-      </w:r>
-    </w:p>
-    <w:p>
-      <w:pPr>
-        <w:spacing w:after="0" w:line="240" w:lineRule="auto"/>
-        <w:ind w:firstLine="709"/>
-        <w:jc w:val="both"/>
-        <w:rPr>
-          <w:rFonts w:ascii="Times New Roman" w:hAnsi="Times New Roman" w:cs="Times New Roman"/>
-          <w:sz w:val="28"/>
-          <w:szCs w:val="28"/>
-        </w:rPr>
-      </w:pPr>
-    </w:p>
-    <w:p>
-      <w:pPr>
-        <w:spacing w:after="0" w:line="240" w:lineRule="auto"/>
-        <w:ind w:firstLine="709"/>
-        <w:jc w:val="both"/>
-        <w:rPr>
-          <w:rFonts w:ascii="Times New Roman" w:hAnsi="Times New Roman" w:cs="Times New Roman"/>
-          <w:sz w:val="28"/>
-          <w:szCs w:val="28"/>
-        </w:rPr>
-      </w:pPr>
-      <w:r>
-        <w:rPr>
-          <w:rFonts w:ascii="Times New Roman" w:hAnsi="Times New Roman" w:cs="Times New Roman"/>
-          <w:sz w:val="28"/>
-          <w:szCs w:val="28"/>
-        </w:rPr>
-        <w:t>uniform mat4 ModelViewProjectionMatrix;</w:t>
-      </w:r>
-    </w:p>
-    <w:p>
-      <w:pPr>
-        <w:spacing w:after="0" w:line="240" w:lineRule="auto"/>
-        <w:ind w:firstLine="709"/>
-        <w:jc w:val="both"/>
-        <w:rPr>
-          <w:rFonts w:ascii="Times New Roman" w:hAnsi="Times New Roman" w:cs="Times New Roman"/>
-          <w:sz w:val="28"/>
-          <w:szCs w:val="28"/>
-        </w:rPr>
-      </w:pPr>
-      <w:r>
-        <w:rPr>
-          <w:rFonts w:ascii="Times New Roman" w:hAnsi="Times New Roman" w:cs="Times New Roman"/>
-          <w:sz w:val="28"/>
-          <w:szCs w:val="28"/>
-        </w:rPr>
-        <w:t>uniform mat4 ModelViewMatrix;</w:t>
-      </w:r>
-    </w:p>
-    <w:p>
-      <w:pPr>
-        <w:spacing w:after="0" w:line="240" w:lineRule="auto"/>
-        <w:ind w:firstLine="709"/>
-        <w:jc w:val="both"/>
-        <w:rPr>
-          <w:rFonts w:ascii="Times New Roman" w:hAnsi="Times New Roman" w:cs="Times New Roman"/>
-          <w:sz w:val="28"/>
-          <w:szCs w:val="28"/>
-        </w:rPr>
-      </w:pPr>
-      <w:r>
-        <w:rPr>
-          <w:rFonts w:ascii="Times New Roman" w:hAnsi="Times New Roman" w:cs="Times New Roman"/>
-          <w:sz w:val="28"/>
-          <w:szCs w:val="28"/>
-        </w:rPr>
-        <w:t>uniform mat3 NormalMatrix;</w:t>
-      </w:r>
-    </w:p>
-    <w:p>
-      <w:pPr>
-        <w:spacing w:after="0" w:line="240" w:lineRule="auto"/>
-        <w:ind w:firstLine="709"/>
-        <w:jc w:val="both"/>
-        <w:rPr>
-          <w:rFonts w:ascii="Times New Roman" w:hAnsi="Times New Roman" w:cs="Times New Roman"/>
-          <w:sz w:val="28"/>
-          <w:szCs w:val="28"/>
-        </w:rPr>
-      </w:pPr>
-      <w:r>
-        <w:rPr>
-          <w:rFonts w:ascii="Times New Roman" w:hAnsi="Times New Roman" w:cs="Times New Roman"/>
-          <w:sz w:val="28"/>
-          <w:szCs w:val="28"/>
-        </w:rPr>
-        <w:t>uniform float u_scale;</w:t>
-      </w:r>
-    </w:p>
-    <w:p>
-      <w:pPr>
-        <w:spacing w:after="0" w:line="240" w:lineRule="auto"/>
-        <w:ind w:firstLine="709"/>
-        <w:jc w:val="both"/>
-        <w:rPr>
-          <w:rFonts w:ascii="Times New Roman" w:hAnsi="Times New Roman" w:cs="Times New Roman"/>
-          <w:sz w:val="28"/>
-          <w:szCs w:val="28"/>
-        </w:rPr>
-      </w:pPr>
-      <w:r>
-        <w:rPr>
-          <w:rFonts w:ascii="Times New Roman" w:hAnsi="Times New Roman" w:cs="Times New Roman"/>
-          <w:sz w:val="28"/>
-          <w:szCs w:val="28"/>
-        </w:rPr>
-        <w:t>uniform vec2 u_scale_center;</w:t>
-      </w:r>
-    </w:p>
-    <w:p>
-      <w:pPr>
-        <w:spacing w:after="0" w:line="240" w:lineRule="auto"/>
-        <w:ind w:firstLine="709"/>
-        <w:jc w:val="both"/>
-        <w:rPr>
-          <w:rFonts w:ascii="Times New Roman" w:hAnsi="Times New Roman" w:cs="Times New Roman"/>
-          <w:sz w:val="28"/>
-          <w:szCs w:val="28"/>
-        </w:rPr>
-      </w:pPr>
-    </w:p>
-    <w:p>
-      <w:pPr>
-        <w:spacing w:after="0" w:line="240" w:lineRule="auto"/>
-        <w:ind w:firstLine="709"/>
-        <w:jc w:val="both"/>
-        <w:rPr>
-          <w:rFonts w:ascii="Times New Roman" w:hAnsi="Times New Roman" w:cs="Times New Roman"/>
-          <w:sz w:val="28"/>
-          <w:szCs w:val="28"/>
-        </w:rPr>
-      </w:pPr>
-      <w:r>
-        <w:rPr>
-          <w:rFonts w:ascii="Times New Roman" w:hAnsi="Times New Roman" w:cs="Times New Roman"/>
-          <w:sz w:val="28"/>
-          <w:szCs w:val="28"/>
-        </w:rPr>
-        <w:t>varying vec3 v_normal;</w:t>
-      </w:r>
-    </w:p>
-    <w:p>
-      <w:pPr>
-        <w:spacing w:after="0" w:line="240" w:lineRule="auto"/>
-        <w:ind w:firstLine="709"/>
-        <w:jc w:val="both"/>
-        <w:rPr>
-          <w:rFonts w:ascii="Times New Roman" w:hAnsi="Times New Roman" w:cs="Times New Roman"/>
-          <w:sz w:val="28"/>
-          <w:szCs w:val="28"/>
-        </w:rPr>
-      </w:pPr>
-      <w:r>
-        <w:rPr>
-          <w:rFonts w:ascii="Times New Roman" w:hAnsi="Times New Roman" w:cs="Times New Roman"/>
-          <w:sz w:val="28"/>
-          <w:szCs w:val="28"/>
-        </w:rPr>
-        <w:t>varying vec3 v_vertex;</w:t>
-      </w:r>
-    </w:p>
-    <w:p>
-      <w:pPr>
-        <w:spacing w:after="0" w:line="240" w:lineRule="auto"/>
-        <w:ind w:firstLine="709"/>
-        <w:jc w:val="both"/>
-        <w:rPr>
-          <w:rFonts w:ascii="Times New Roman" w:hAnsi="Times New Roman" w:cs="Times New Roman"/>
-          <w:sz w:val="28"/>
-          <w:szCs w:val="28"/>
-        </w:rPr>
-      </w:pPr>
-      <w:r>
-        <w:rPr>
-          <w:rFonts w:ascii="Times New Roman" w:hAnsi="Times New Roman" w:cs="Times New Roman"/>
-          <w:sz w:val="28"/>
-          <w:szCs w:val="28"/>
-        </w:rPr>
-        <w:t>varying vec2 v_texCoord;</w:t>
-      </w:r>
-    </w:p>
-    <w:p>
-      <w:pPr>
-        <w:spacing w:after="0" w:line="240" w:lineRule="auto"/>
-        <w:ind w:firstLine="709"/>
-        <w:jc w:val="both"/>
-        <w:rPr>
-          <w:rFonts w:ascii="Times New Roman" w:hAnsi="Times New Roman" w:cs="Times New Roman"/>
-          <w:sz w:val="28"/>
-          <w:szCs w:val="28"/>
-        </w:rPr>
-      </w:pPr>
-      <w:r>
-        <w:rPr>
-          <w:rFonts w:ascii="Times New Roman" w:hAnsi="Times New Roman" w:cs="Times New Roman"/>
-          <w:sz w:val="28"/>
-          <w:szCs w:val="28"/>
-        </w:rPr>
-        <w:t>varying mat3 v_tbn;</w:t>
-      </w:r>
-    </w:p>
-    <w:p>
-      <w:pPr>
-        <w:spacing w:after="0" w:line="240" w:lineRule="auto"/>
-        <w:ind w:firstLine="709"/>
-        <w:jc w:val="both"/>
-        <w:rPr>
-          <w:rFonts w:ascii="Times New Roman" w:hAnsi="Times New Roman" w:cs="Times New Roman"/>
-          <w:sz w:val="28"/>
-          <w:szCs w:val="28"/>
-        </w:rPr>
-      </w:pPr>
-    </w:p>
-    <w:p>
-      <w:pPr>
-        <w:spacing w:after="0" w:line="240" w:lineRule="auto"/>
-        <w:ind w:firstLine="709"/>
-        <w:jc w:val="both"/>
-        <w:rPr>
-          <w:rFonts w:ascii="Times New Roman" w:hAnsi="Times New Roman" w:cs="Times New Roman"/>
-          <w:sz w:val="28"/>
-          <w:szCs w:val="28"/>
-        </w:rPr>
-      </w:pPr>
-      <w:r>
-        <w:rPr>
-          <w:rFonts w:ascii="Times New Roman" w:hAnsi="Times New Roman" w:cs="Times New Roman"/>
-          <w:sz w:val="28"/>
-          <w:szCs w:val="28"/>
-        </w:rPr>
-        <w:t>void main() {</w:t>
-      </w:r>
-    </w:p>
-    <w:p>
-      <w:pPr>
-        <w:spacing w:after="0" w:line="240" w:lineRule="auto"/>
-        <w:ind w:firstLine="709"/>
-        <w:jc w:val="both"/>
-        <w:rPr>
-          <w:rFonts w:ascii="Times New Roman" w:hAnsi="Times New Roman" w:cs="Times New Roman"/>
-          <w:sz w:val="28"/>
-          <w:szCs w:val="28"/>
-        </w:rPr>
-      </w:pPr>
-      <w:r>
-        <w:rPr>
-          <w:rFonts w:ascii="Times New Roman" w:hAnsi="Times New Roman" w:cs="Times New Roman"/>
-          <w:sz w:val="28"/>
-          <w:szCs w:val="28"/>
-        </w:rPr>
-        <w:t xml:space="preserve">    gl_Position = ModelViewProjectionMatrix * vec4(vertex,1.0);</w:t>
-      </w:r>
-    </w:p>
-    <w:p>
-      <w:pPr>
-        <w:spacing w:after="0" w:line="240" w:lineRule="auto"/>
-        <w:ind w:firstLine="709"/>
-        <w:jc w:val="both"/>
-        <w:rPr>
-          <w:rFonts w:ascii="Times New Roman" w:hAnsi="Times New Roman" w:cs="Times New Roman"/>
-          <w:sz w:val="28"/>
-          <w:szCs w:val="28"/>
-        </w:rPr>
-      </w:pPr>
-      <w:r>
-        <w:rPr>
-          <w:rFonts w:ascii="Times New Roman" w:hAnsi="Times New Roman" w:cs="Times New Roman"/>
-          <w:sz w:val="28"/>
-          <w:szCs w:val="28"/>
-        </w:rPr>
-        <w:t xml:space="preserve">    v_normal = normalize(NormalMatrix * aNormal);</w:t>
-      </w:r>
-    </w:p>
-    <w:p>
-      <w:pPr>
-        <w:spacing w:after="0" w:line="240" w:lineRule="auto"/>
-        <w:ind w:firstLine="709"/>
-        <w:jc w:val="both"/>
-        <w:rPr>
-          <w:rFonts w:ascii="Times New Roman" w:hAnsi="Times New Roman" w:cs="Times New Roman"/>
-          <w:sz w:val="28"/>
-          <w:szCs w:val="28"/>
-        </w:rPr>
-      </w:pPr>
-      <w:r>
-        <w:rPr>
-          <w:rFonts w:ascii="Times New Roman" w:hAnsi="Times New Roman" w:cs="Times New Roman"/>
-          <w:sz w:val="28"/>
-          <w:szCs w:val="28"/>
-        </w:rPr>
-        <w:t xml:space="preserve">    v_vertex = vec3(ModelViewMatrix * vec4(vertex, 1.0));</w:t>
+      <w:r>
+        <w:rPr>
+          <w:rFonts w:ascii="Times New Roman" w:hAnsi="Times New Roman" w:cs="Times New Roman"/>
+          <w:sz w:val="28"/>
+          <w:szCs w:val="28"/>
+          <w:lang w:val="en-US"/>
+        </w:rPr>
+        <w:t>9</w:t>
+      </w:r>
+      <w:r>
+        <w:rPr>
+          <w:rFonts w:ascii="Times New Roman" w:hAnsi="Times New Roman" w:cs="Times New Roman"/>
+          <w:sz w:val="28"/>
+          <w:szCs w:val="28"/>
+        </w:rPr>
+        <w:t>;</w:t>
+      </w:r>
+    </w:p>
+    <w:p>
+      <w:pPr>
+        <w:spacing w:after="0" w:line="240" w:lineRule="auto"/>
+        <w:ind w:firstLine="709"/>
+        <w:jc w:val="both"/>
+        <w:rPr>
+          <w:rFonts w:ascii="Times New Roman" w:hAnsi="Times New Roman" w:cs="Times New Roman"/>
+          <w:sz w:val="28"/>
+          <w:szCs w:val="28"/>
+        </w:rPr>
+      </w:pPr>
+      <w:r>
+        <w:rPr>
+          <w:rFonts w:ascii="Times New Roman" w:hAnsi="Times New Roman" w:cs="Times New Roman"/>
+          <w:sz w:val="28"/>
+          <w:szCs w:val="28"/>
+        </w:rPr>
+        <w:t>let scaleCenter = [0.5, 0.5];</w:t>
+      </w:r>
+    </w:p>
+    <w:p>
+      <w:pPr>
+        <w:spacing w:after="0" w:line="240" w:lineRule="auto"/>
+        <w:ind w:firstLine="709"/>
+        <w:jc w:val="both"/>
+        <w:rPr>
+          <w:rFonts w:ascii="Times New Roman" w:hAnsi="Times New Roman" w:cs="Times New Roman"/>
+          <w:sz w:val="28"/>
+          <w:szCs w:val="28"/>
+        </w:rPr>
+      </w:pPr>
+    </w:p>
+    <w:p>
+      <w:pPr>
+        <w:spacing w:after="0" w:line="240" w:lineRule="auto"/>
+        <w:ind w:firstLine="709"/>
+        <w:jc w:val="both"/>
+        <w:rPr>
+          <w:rFonts w:ascii="Times New Roman" w:hAnsi="Times New Roman" w:cs="Times New Roman"/>
+          <w:sz w:val="28"/>
+          <w:szCs w:val="28"/>
+        </w:rPr>
+      </w:pPr>
+      <w:r>
+        <w:rPr>
+          <w:rFonts w:ascii="Times New Roman" w:hAnsi="Times New Roman" w:cs="Times New Roman"/>
+          <w:sz w:val="28"/>
+          <w:szCs w:val="28"/>
+        </w:rPr>
+        <w:t>function isPowerOf2(value) {</w:t>
+      </w:r>
+    </w:p>
+    <w:p>
+      <w:pPr>
+        <w:spacing w:after="0" w:line="240" w:lineRule="auto"/>
+        <w:ind w:firstLine="709"/>
+        <w:jc w:val="both"/>
+        <w:rPr>
+          <w:rFonts w:ascii="Times New Roman" w:hAnsi="Times New Roman" w:cs="Times New Roman"/>
+          <w:sz w:val="28"/>
+          <w:szCs w:val="28"/>
+        </w:rPr>
+      </w:pPr>
+      <w:r>
+        <w:rPr>
+          <w:rFonts w:ascii="Times New Roman" w:hAnsi="Times New Roman" w:cs="Times New Roman"/>
+          <w:sz w:val="28"/>
+          <w:szCs w:val="28"/>
+        </w:rPr>
+        <w:t xml:space="preserve">  return (value &amp; (value - 1)) === 0;</w:t>
+      </w:r>
+    </w:p>
+    <w:p>
+      <w:pPr>
+        <w:spacing w:after="0" w:line="240" w:lineRule="auto"/>
+        <w:ind w:firstLine="709"/>
+        <w:jc w:val="both"/>
+        <w:rPr>
+          <w:rFonts w:ascii="Times New Roman" w:hAnsi="Times New Roman" w:cs="Times New Roman"/>
+          <w:sz w:val="28"/>
+          <w:szCs w:val="28"/>
+        </w:rPr>
+      </w:pPr>
+      <w:r>
+        <w:rPr>
+          <w:rFonts w:ascii="Times New Roman" w:hAnsi="Times New Roman" w:cs="Times New Roman"/>
+          <w:sz w:val="28"/>
+          <w:szCs w:val="28"/>
+        </w:rPr>
+        <w:lastRenderedPageBreak/>
+        <w:t>}</w:t>
+      </w:r>
+    </w:p>
+    <w:p>
+      <w:pPr>
+        <w:spacing w:after="0" w:line="240" w:lineRule="auto"/>
+        <w:ind w:firstLine="709"/>
+        <w:jc w:val="both"/>
+        <w:rPr>
+          <w:rFonts w:ascii="Times New Roman" w:hAnsi="Times New Roman" w:cs="Times New Roman"/>
+          <w:sz w:val="28"/>
+          <w:szCs w:val="28"/>
+        </w:rPr>
+      </w:pPr>
+    </w:p>
+    <w:p>
+      <w:pPr>
+        <w:spacing w:after="0" w:line="240" w:lineRule="auto"/>
+        <w:ind w:firstLine="709"/>
+        <w:jc w:val="both"/>
+        <w:rPr>
+          <w:rFonts w:ascii="Times New Roman" w:hAnsi="Times New Roman" w:cs="Times New Roman"/>
+          <w:sz w:val="28"/>
+          <w:szCs w:val="28"/>
+        </w:rPr>
+      </w:pPr>
+      <w:r>
+        <w:rPr>
+          <w:rFonts w:ascii="Times New Roman" w:hAnsi="Times New Roman" w:cs="Times New Roman"/>
+          <w:sz w:val="28"/>
+          <w:szCs w:val="28"/>
+        </w:rPr>
+        <w:t>function loadTexture(url) {</w:t>
+      </w:r>
+    </w:p>
+    <w:p>
+      <w:pPr>
+        <w:spacing w:after="0" w:line="240" w:lineRule="auto"/>
+        <w:ind w:firstLine="709"/>
+        <w:jc w:val="both"/>
+        <w:rPr>
+          <w:rFonts w:ascii="Times New Roman" w:hAnsi="Times New Roman" w:cs="Times New Roman"/>
+          <w:sz w:val="28"/>
+          <w:szCs w:val="28"/>
+        </w:rPr>
+      </w:pPr>
+      <w:r>
+        <w:rPr>
+          <w:rFonts w:ascii="Times New Roman" w:hAnsi="Times New Roman" w:cs="Times New Roman"/>
+          <w:sz w:val="28"/>
+          <w:szCs w:val="28"/>
+        </w:rPr>
+        <w:t xml:space="preserve">    const texture = gl.createTexture();</w:t>
+      </w:r>
+    </w:p>
+    <w:p>
+      <w:pPr>
+        <w:spacing w:after="0" w:line="240" w:lineRule="auto"/>
+        <w:ind w:firstLine="709"/>
+        <w:jc w:val="both"/>
+        <w:rPr>
+          <w:rFonts w:ascii="Times New Roman" w:hAnsi="Times New Roman" w:cs="Times New Roman"/>
+          <w:sz w:val="28"/>
+          <w:szCs w:val="28"/>
+        </w:rPr>
+      </w:pPr>
+      <w:r>
+        <w:rPr>
+          <w:rFonts w:ascii="Times New Roman" w:hAnsi="Times New Roman" w:cs="Times New Roman"/>
+          <w:sz w:val="28"/>
+          <w:szCs w:val="28"/>
+        </w:rPr>
+        <w:t xml:space="preserve">    gl.bindTexture(gl.TEXTURE_2D, texture);</w:t>
       </w:r>
     </w:p>
     <w:p>
@@ -5332,339 +5919,655 @@
           <w:sz w:val="28"/>
           <w:szCs w:val="28"/>
         </w:rPr>
-        <w:t xml:space="preserve">    // Застосування масштабування до текстурних координат</w:t>
-      </w:r>
-    </w:p>
-    <w:p>
-      <w:pPr>
-        <w:spacing w:after="0" w:line="240" w:lineRule="auto"/>
-        <w:ind w:firstLine="709"/>
-        <w:jc w:val="both"/>
-        <w:rPr>
-          <w:rFonts w:ascii="Times New Roman" w:hAnsi="Times New Roman" w:cs="Times New Roman"/>
-          <w:sz w:val="28"/>
-          <w:szCs w:val="28"/>
-        </w:rPr>
-      </w:pPr>
-      <w:r>
-        <w:rPr>
-          <w:rFonts w:ascii="Times New Roman" w:hAnsi="Times New Roman" w:cs="Times New Roman"/>
-          <w:sz w:val="28"/>
-          <w:szCs w:val="28"/>
-        </w:rPr>
-        <w:t xml:space="preserve">    v_texCoord = (aTexCoord - u_scale_center) * u_scale + u_scale_center;</w:t>
-      </w:r>
-    </w:p>
-    <w:p>
-      <w:pPr>
-        <w:spacing w:after="0" w:line="240" w:lineRule="auto"/>
-        <w:ind w:firstLine="709"/>
-        <w:jc w:val="both"/>
-        <w:rPr>
-          <w:rFonts w:ascii="Times New Roman" w:hAnsi="Times New Roman" w:cs="Times New Roman"/>
-          <w:sz w:val="28"/>
-          <w:szCs w:val="28"/>
-        </w:rPr>
-      </w:pPr>
-    </w:p>
-    <w:p>
-      <w:pPr>
-        <w:spacing w:after="0" w:line="240" w:lineRule="auto"/>
-        <w:ind w:firstLine="709"/>
-        <w:jc w:val="both"/>
-        <w:rPr>
-          <w:rFonts w:ascii="Times New Roman" w:hAnsi="Times New Roman" w:cs="Times New Roman"/>
-          <w:sz w:val="28"/>
-          <w:szCs w:val="28"/>
-        </w:rPr>
-      </w:pPr>
-      <w:r>
-        <w:rPr>
-          <w:rFonts w:ascii="Times New Roman" w:hAnsi="Times New Roman" w:cs="Times New Roman"/>
-          <w:sz w:val="28"/>
-          <w:szCs w:val="28"/>
-        </w:rPr>
-        <w:t xml:space="preserve">    vec3 tangent = normalize(NormalMatrix * aTangent);</w:t>
-      </w:r>
-    </w:p>
-    <w:p>
-      <w:pPr>
-        <w:spacing w:after="0" w:line="240" w:lineRule="auto"/>
-        <w:ind w:firstLine="709"/>
-        <w:jc w:val="both"/>
-        <w:rPr>
-          <w:rFonts w:ascii="Times New Roman" w:hAnsi="Times New Roman" w:cs="Times New Roman"/>
-          <w:sz w:val="28"/>
-          <w:szCs w:val="28"/>
-        </w:rPr>
-      </w:pPr>
-      <w:r>
-        <w:rPr>
-          <w:rFonts w:ascii="Times New Roman" w:hAnsi="Times New Roman" w:cs="Times New Roman"/>
-          <w:sz w:val="28"/>
-          <w:szCs w:val="28"/>
-        </w:rPr>
-        <w:t xml:space="preserve">    vec3 bitangent = normalize(NormalMatrix * aBitangent);</w:t>
-      </w:r>
-    </w:p>
-    <w:p>
-      <w:pPr>
-        <w:spacing w:after="0" w:line="240" w:lineRule="auto"/>
-        <w:ind w:firstLine="709"/>
-        <w:jc w:val="both"/>
-        <w:rPr>
-          <w:rFonts w:ascii="Times New Roman" w:hAnsi="Times New Roman" w:cs="Times New Roman"/>
-          <w:sz w:val="28"/>
-          <w:szCs w:val="28"/>
-        </w:rPr>
-      </w:pPr>
-    </w:p>
-    <w:p>
-      <w:pPr>
-        <w:spacing w:after="0" w:line="240" w:lineRule="auto"/>
-        <w:ind w:firstLine="709"/>
-        <w:jc w:val="both"/>
-        <w:rPr>
-          <w:rFonts w:ascii="Times New Roman" w:hAnsi="Times New Roman" w:cs="Times New Roman"/>
-          <w:sz w:val="28"/>
-          <w:szCs w:val="28"/>
-        </w:rPr>
-      </w:pPr>
-      <w:r>
-        <w:rPr>
-          <w:rFonts w:ascii="Times New Roman" w:hAnsi="Times New Roman" w:cs="Times New Roman"/>
-          <w:sz w:val="28"/>
-          <w:szCs w:val="28"/>
-        </w:rPr>
-        <w:t xml:space="preserve">    v_tbn = mat3(tangent, bitangent, v_normal);</w:t>
-      </w:r>
-    </w:p>
-    <w:p>
-      <w:pPr>
-        <w:spacing w:after="0" w:line="240" w:lineRule="auto"/>
-        <w:ind w:firstLine="709"/>
-        <w:jc w:val="both"/>
-        <w:rPr>
-          <w:rFonts w:ascii="Times New Roman" w:hAnsi="Times New Roman" w:cs="Times New Roman"/>
-          <w:sz w:val="28"/>
-          <w:szCs w:val="28"/>
-        </w:rPr>
-      </w:pPr>
-      <w:r>
-        <w:rPr>
-          <w:rFonts w:ascii="Times New Roman" w:hAnsi="Times New Roman" w:cs="Times New Roman"/>
-          <w:sz w:val="28"/>
-          <w:szCs w:val="28"/>
-        </w:rPr>
-        <w:t>}`;</w:t>
-      </w:r>
-    </w:p>
-    <w:p>
-      <w:pPr>
-        <w:spacing w:after="0" w:line="240" w:lineRule="auto"/>
-        <w:ind w:firstLine="709"/>
-        <w:jc w:val="both"/>
-        <w:rPr>
-          <w:rFonts w:ascii="Times New Roman" w:hAnsi="Times New Roman" w:cs="Times New Roman"/>
-          <w:sz w:val="28"/>
-          <w:szCs w:val="28"/>
-        </w:rPr>
-      </w:pPr>
-    </w:p>
-    <w:p>
-      <w:pPr>
-        <w:spacing w:after="0" w:line="240" w:lineRule="auto"/>
-        <w:ind w:firstLine="709"/>
-        <w:jc w:val="both"/>
-        <w:rPr>
-          <w:rFonts w:ascii="Times New Roman" w:hAnsi="Times New Roman" w:cs="Times New Roman"/>
-          <w:sz w:val="28"/>
-          <w:szCs w:val="28"/>
-        </w:rPr>
-      </w:pPr>
-    </w:p>
-    <w:p>
-      <w:pPr>
-        <w:spacing w:after="0" w:line="240" w:lineRule="auto"/>
-        <w:ind w:firstLine="709"/>
-        <w:jc w:val="both"/>
-        <w:rPr>
-          <w:rFonts w:ascii="Times New Roman" w:hAnsi="Times New Roman" w:cs="Times New Roman"/>
-          <w:sz w:val="28"/>
-          <w:szCs w:val="28"/>
-        </w:rPr>
-      </w:pPr>
-      <w:r>
-        <w:rPr>
-          <w:rFonts w:ascii="Times New Roman" w:hAnsi="Times New Roman" w:cs="Times New Roman"/>
-          <w:sz w:val="28"/>
-          <w:szCs w:val="28"/>
-        </w:rPr>
-        <w:t>main.js</w:t>
-      </w:r>
-    </w:p>
-    <w:p>
-      <w:pPr>
-        <w:spacing w:after="0" w:line="240" w:lineRule="auto"/>
-        <w:ind w:firstLine="709"/>
-        <w:jc w:val="both"/>
-        <w:rPr>
-          <w:rFonts w:ascii="Times New Roman" w:hAnsi="Times New Roman" w:cs="Times New Roman"/>
-          <w:sz w:val="28"/>
-          <w:szCs w:val="28"/>
-        </w:rPr>
-      </w:pPr>
-    </w:p>
-    <w:p>
-      <w:pPr>
-        <w:spacing w:after="0" w:line="240" w:lineRule="auto"/>
-        <w:ind w:firstLine="709"/>
-        <w:jc w:val="both"/>
-        <w:rPr>
-          <w:rFonts w:ascii="Times New Roman" w:hAnsi="Times New Roman" w:cs="Times New Roman"/>
-          <w:sz w:val="28"/>
-          <w:szCs w:val="28"/>
-        </w:rPr>
-      </w:pPr>
-      <w:r>
-        <w:rPr>
-          <w:rFonts w:ascii="Times New Roman" w:hAnsi="Times New Roman" w:cs="Times New Roman"/>
-          <w:sz w:val="28"/>
-          <w:szCs w:val="28"/>
-        </w:rPr>
-        <w:t>'use strict';</w:t>
-      </w:r>
-    </w:p>
-    <w:p>
-      <w:pPr>
-        <w:spacing w:after="0" w:line="240" w:lineRule="auto"/>
-        <w:ind w:firstLine="709"/>
-        <w:jc w:val="both"/>
-        <w:rPr>
-          <w:rFonts w:ascii="Times New Roman" w:hAnsi="Times New Roman" w:cs="Times New Roman"/>
-          <w:sz w:val="28"/>
-          <w:szCs w:val="28"/>
-        </w:rPr>
-      </w:pPr>
-    </w:p>
-    <w:p>
-      <w:pPr>
-        <w:spacing w:after="0" w:line="240" w:lineRule="auto"/>
-        <w:ind w:firstLine="709"/>
-        <w:jc w:val="both"/>
-        <w:rPr>
-          <w:rFonts w:ascii="Times New Roman" w:hAnsi="Times New Roman" w:cs="Times New Roman"/>
-          <w:sz w:val="28"/>
-          <w:szCs w:val="28"/>
-        </w:rPr>
-      </w:pPr>
-      <w:r>
-        <w:rPr>
-          <w:rFonts w:ascii="Times New Roman" w:hAnsi="Times New Roman" w:cs="Times New Roman"/>
-          <w:sz w:val="28"/>
-          <w:szCs w:val="28"/>
-        </w:rPr>
-        <w:t>let gl;           // WebGL context</w:t>
-      </w:r>
-    </w:p>
-    <w:p>
-      <w:pPr>
-        <w:spacing w:after="0" w:line="240" w:lineRule="auto"/>
-        <w:ind w:firstLine="709"/>
-        <w:jc w:val="both"/>
-        <w:rPr>
-          <w:rFonts w:ascii="Times New Roman" w:hAnsi="Times New Roman" w:cs="Times New Roman"/>
-          <w:sz w:val="28"/>
-          <w:szCs w:val="28"/>
-        </w:rPr>
-      </w:pPr>
-      <w:r>
-        <w:rPr>
-          <w:rFonts w:ascii="Times New Roman" w:hAnsi="Times New Roman" w:cs="Times New Roman"/>
-          <w:sz w:val="28"/>
-          <w:szCs w:val="28"/>
-        </w:rPr>
-        <w:t>let surface;      // surface model (створюється як new Model(...))</w:t>
-      </w:r>
-    </w:p>
-    <w:p>
-      <w:pPr>
-        <w:spacing w:after="0" w:line="240" w:lineRule="auto"/>
-        <w:ind w:firstLine="709"/>
-        <w:jc w:val="both"/>
-        <w:rPr>
-          <w:rFonts w:ascii="Times New Roman" w:hAnsi="Times New Roman" w:cs="Times New Roman"/>
-          <w:sz w:val="28"/>
-          <w:szCs w:val="28"/>
-        </w:rPr>
-      </w:pPr>
-      <w:r>
-        <w:rPr>
-          <w:rFonts w:ascii="Times New Roman" w:hAnsi="Times New Roman" w:cs="Times New Roman"/>
-          <w:sz w:val="28"/>
-          <w:szCs w:val="28"/>
-        </w:rPr>
-        <w:t>let shProgram;    // shader program wrapper (об'єкт з полями для локацій)</w:t>
-      </w:r>
-    </w:p>
-    <w:p>
-      <w:pPr>
-        <w:spacing w:after="0" w:line="240" w:lineRule="auto"/>
-        <w:ind w:firstLine="709"/>
-        <w:jc w:val="both"/>
-        <w:rPr>
-          <w:rFonts w:ascii="Times New Roman" w:hAnsi="Times New Roman" w:cs="Times New Roman"/>
-          <w:sz w:val="28"/>
-          <w:szCs w:val="28"/>
-        </w:rPr>
-      </w:pPr>
-      <w:r>
-        <w:rPr>
-          <w:rFonts w:ascii="Times New Roman" w:hAnsi="Times New Roman" w:cs="Times New Roman"/>
-          <w:sz w:val="28"/>
-          <w:szCs w:val="28"/>
-        </w:rPr>
-        <w:t>let spaceball;    // Trackball/Spaceball для контролю огляду</w:t>
-      </w:r>
-    </w:p>
-    <w:p>
-      <w:pPr>
-        <w:spacing w:after="0" w:line="240" w:lineRule="auto"/>
-        <w:ind w:firstLine="709"/>
-        <w:jc w:val="both"/>
-        <w:rPr>
-          <w:rFonts w:ascii="Times New Roman" w:hAnsi="Times New Roman" w:cs="Times New Roman"/>
-          <w:sz w:val="28"/>
-          <w:szCs w:val="28"/>
-        </w:rPr>
-      </w:pPr>
-      <w:r>
-        <w:rPr>
-          <w:rFonts w:ascii="Times New Roman" w:hAnsi="Times New Roman" w:cs="Times New Roman"/>
-          <w:sz w:val="28"/>
-          <w:szCs w:val="28"/>
-        </w:rPr>
-        <w:t>let uSlider, vSlider;</w:t>
-      </w:r>
-    </w:p>
-    <w:p>
-      <w:pPr>
-        <w:spacing w:after="0" w:line="240" w:lineRule="auto"/>
-        <w:ind w:firstLine="709"/>
-        <w:jc w:val="both"/>
-        <w:rPr>
-          <w:rFonts w:ascii="Times New Roman" w:hAnsi="Times New Roman" w:cs="Times New Roman"/>
-          <w:sz w:val="28"/>
-          <w:szCs w:val="28"/>
-        </w:rPr>
-      </w:pPr>
-      <w:r>
-        <w:rPr>
-          <w:rFonts w:ascii="Times New Roman" w:hAnsi="Times New Roman" w:cs="Times New Roman"/>
-          <w:sz w:val="28"/>
-          <w:szCs w:val="28"/>
-        </w:rPr>
-        <w:t>let lightAngle = 0;</w:t>
+        <w:t xml:space="preserve">   </w:t>
+      </w:r>
+    </w:p>
+    <w:p>
+      <w:pPr>
+        <w:spacing w:after="0" w:line="240" w:lineRule="auto"/>
+        <w:ind w:firstLine="709"/>
+        <w:jc w:val="both"/>
+        <w:rPr>
+          <w:rFonts w:ascii="Times New Roman" w:hAnsi="Times New Roman" w:cs="Times New Roman"/>
+          <w:sz w:val="28"/>
+          <w:szCs w:val="28"/>
+        </w:rPr>
+      </w:pPr>
+      <w:r>
+        <w:rPr>
+          <w:rFonts w:ascii="Times New Roman" w:hAnsi="Times New Roman" w:cs="Times New Roman"/>
+          <w:sz w:val="28"/>
+          <w:szCs w:val="28"/>
+        </w:rPr>
+        <w:t xml:space="preserve">    const level = 0;</w:t>
+      </w:r>
+    </w:p>
+    <w:p>
+      <w:pPr>
+        <w:spacing w:after="0" w:line="240" w:lineRule="auto"/>
+        <w:ind w:firstLine="709"/>
+        <w:jc w:val="both"/>
+        <w:rPr>
+          <w:rFonts w:ascii="Times New Roman" w:hAnsi="Times New Roman" w:cs="Times New Roman"/>
+          <w:sz w:val="28"/>
+          <w:szCs w:val="28"/>
+        </w:rPr>
+      </w:pPr>
+      <w:r>
+        <w:rPr>
+          <w:rFonts w:ascii="Times New Roman" w:hAnsi="Times New Roman" w:cs="Times New Roman"/>
+          <w:sz w:val="28"/>
+          <w:szCs w:val="28"/>
+        </w:rPr>
+        <w:t xml:space="preserve">    const internalFormat = gl.RGBA;</w:t>
+      </w:r>
+    </w:p>
+    <w:p>
+      <w:pPr>
+        <w:spacing w:after="0" w:line="240" w:lineRule="auto"/>
+        <w:ind w:firstLine="709"/>
+        <w:jc w:val="both"/>
+        <w:rPr>
+          <w:rFonts w:ascii="Times New Roman" w:hAnsi="Times New Roman" w:cs="Times New Roman"/>
+          <w:sz w:val="28"/>
+          <w:szCs w:val="28"/>
+        </w:rPr>
+      </w:pPr>
+      <w:r>
+        <w:rPr>
+          <w:rFonts w:ascii="Times New Roman" w:hAnsi="Times New Roman" w:cs="Times New Roman"/>
+          <w:sz w:val="28"/>
+          <w:szCs w:val="28"/>
+        </w:rPr>
+        <w:t xml:space="preserve">    const width = 1;</w:t>
+      </w:r>
+    </w:p>
+    <w:p>
+      <w:pPr>
+        <w:spacing w:after="0" w:line="240" w:lineRule="auto"/>
+        <w:ind w:firstLine="709"/>
+        <w:jc w:val="both"/>
+        <w:rPr>
+          <w:rFonts w:ascii="Times New Roman" w:hAnsi="Times New Roman" w:cs="Times New Roman"/>
+          <w:sz w:val="28"/>
+          <w:szCs w:val="28"/>
+        </w:rPr>
+      </w:pPr>
+      <w:r>
+        <w:rPr>
+          <w:rFonts w:ascii="Times New Roman" w:hAnsi="Times New Roman" w:cs="Times New Roman"/>
+          <w:sz w:val="28"/>
+          <w:szCs w:val="28"/>
+        </w:rPr>
+        <w:t xml:space="preserve">    const height = 1;</w:t>
+      </w:r>
+    </w:p>
+    <w:p>
+      <w:pPr>
+        <w:spacing w:after="0" w:line="240" w:lineRule="auto"/>
+        <w:ind w:firstLine="709"/>
+        <w:jc w:val="both"/>
+        <w:rPr>
+          <w:rFonts w:ascii="Times New Roman" w:hAnsi="Times New Roman" w:cs="Times New Roman"/>
+          <w:sz w:val="28"/>
+          <w:szCs w:val="28"/>
+        </w:rPr>
+      </w:pPr>
+      <w:r>
+        <w:rPr>
+          <w:rFonts w:ascii="Times New Roman" w:hAnsi="Times New Roman" w:cs="Times New Roman"/>
+          <w:sz w:val="28"/>
+          <w:szCs w:val="28"/>
+        </w:rPr>
+        <w:t xml:space="preserve">    const border = 0;</w:t>
+      </w:r>
+    </w:p>
+    <w:p>
+      <w:pPr>
+        <w:spacing w:after="0" w:line="240" w:lineRule="auto"/>
+        <w:ind w:firstLine="709"/>
+        <w:jc w:val="both"/>
+        <w:rPr>
+          <w:rFonts w:ascii="Times New Roman" w:hAnsi="Times New Roman" w:cs="Times New Roman"/>
+          <w:sz w:val="28"/>
+          <w:szCs w:val="28"/>
+        </w:rPr>
+      </w:pPr>
+      <w:r>
+        <w:rPr>
+          <w:rFonts w:ascii="Times New Roman" w:hAnsi="Times New Roman" w:cs="Times New Roman"/>
+          <w:sz w:val="28"/>
+          <w:szCs w:val="28"/>
+        </w:rPr>
+        <w:t xml:space="preserve">    const srcFormat = gl.RGBA;</w:t>
+      </w:r>
+    </w:p>
+    <w:p>
+      <w:pPr>
+        <w:spacing w:after="0" w:line="240" w:lineRule="auto"/>
+        <w:ind w:firstLine="709"/>
+        <w:jc w:val="both"/>
+        <w:rPr>
+          <w:rFonts w:ascii="Times New Roman" w:hAnsi="Times New Roman" w:cs="Times New Roman"/>
+          <w:sz w:val="28"/>
+          <w:szCs w:val="28"/>
+        </w:rPr>
+      </w:pPr>
+      <w:r>
+        <w:rPr>
+          <w:rFonts w:ascii="Times New Roman" w:hAnsi="Times New Roman" w:cs="Times New Roman"/>
+          <w:sz w:val="28"/>
+          <w:szCs w:val="28"/>
+        </w:rPr>
+        <w:t xml:space="preserve">    const srcType = gl.UNSIGNED_BYTE;</w:t>
+      </w:r>
+    </w:p>
+    <w:p>
+      <w:pPr>
+        <w:spacing w:after="0" w:line="240" w:lineRule="auto"/>
+        <w:ind w:firstLine="709"/>
+        <w:jc w:val="both"/>
+        <w:rPr>
+          <w:rFonts w:ascii="Times New Roman" w:hAnsi="Times New Roman" w:cs="Times New Roman"/>
+          <w:sz w:val="28"/>
+          <w:szCs w:val="28"/>
+        </w:rPr>
+      </w:pPr>
+      <w:r>
+        <w:rPr>
+          <w:rFonts w:ascii="Times New Roman" w:hAnsi="Times New Roman" w:cs="Times New Roman"/>
+          <w:sz w:val="28"/>
+          <w:szCs w:val="28"/>
+        </w:rPr>
+        <w:t xml:space="preserve">    const pixel = new Uint8Array([255, 0, 255, 255]); // Яскраво-рожевий як "заглушка"</w:t>
+      </w:r>
+    </w:p>
+    <w:p>
+      <w:pPr>
+        <w:spacing w:after="0" w:line="240" w:lineRule="auto"/>
+        <w:ind w:firstLine="709"/>
+        <w:jc w:val="both"/>
+        <w:rPr>
+          <w:rFonts w:ascii="Times New Roman" w:hAnsi="Times New Roman" w:cs="Times New Roman"/>
+          <w:sz w:val="28"/>
+          <w:szCs w:val="28"/>
+        </w:rPr>
+      </w:pPr>
+      <w:r>
+        <w:rPr>
+          <w:rFonts w:ascii="Times New Roman" w:hAnsi="Times New Roman" w:cs="Times New Roman"/>
+          <w:sz w:val="28"/>
+          <w:szCs w:val="28"/>
+        </w:rPr>
+        <w:t xml:space="preserve">    gl.texImage2D(gl.TEXTURE_2D, level, internalFormat, width, height, border, srcFormat, srcType, pixel);</w:t>
+      </w:r>
+    </w:p>
+    <w:p>
+      <w:pPr>
+        <w:spacing w:after="0" w:line="240" w:lineRule="auto"/>
+        <w:ind w:firstLine="709"/>
+        <w:jc w:val="both"/>
+        <w:rPr>
+          <w:rFonts w:ascii="Times New Roman" w:hAnsi="Times New Roman" w:cs="Times New Roman"/>
+          <w:sz w:val="28"/>
+          <w:szCs w:val="28"/>
+        </w:rPr>
+      </w:pPr>
+    </w:p>
+    <w:p>
+      <w:pPr>
+        <w:spacing w:after="0" w:line="240" w:lineRule="auto"/>
+        <w:ind w:firstLine="709"/>
+        <w:jc w:val="both"/>
+        <w:rPr>
+          <w:rFonts w:ascii="Times New Roman" w:hAnsi="Times New Roman" w:cs="Times New Roman"/>
+          <w:sz w:val="28"/>
+          <w:szCs w:val="28"/>
+        </w:rPr>
+      </w:pPr>
+      <w:r>
+        <w:rPr>
+          <w:rFonts w:ascii="Times New Roman" w:hAnsi="Times New Roman" w:cs="Times New Roman"/>
+          <w:sz w:val="28"/>
+          <w:szCs w:val="28"/>
+        </w:rPr>
+        <w:t xml:space="preserve">    const image = new Image();</w:t>
+      </w:r>
+    </w:p>
+    <w:p>
+      <w:pPr>
+        <w:spacing w:after="0" w:line="240" w:lineRule="auto"/>
+        <w:ind w:firstLine="709"/>
+        <w:jc w:val="both"/>
+        <w:rPr>
+          <w:rFonts w:ascii="Times New Roman" w:hAnsi="Times New Roman" w:cs="Times New Roman"/>
+          <w:sz w:val="28"/>
+          <w:szCs w:val="28"/>
+        </w:rPr>
+      </w:pPr>
+      <w:r>
+        <w:rPr>
+          <w:rFonts w:ascii="Times New Roman" w:hAnsi="Times New Roman" w:cs="Times New Roman"/>
+          <w:sz w:val="28"/>
+          <w:szCs w:val="28"/>
+        </w:rPr>
+        <w:t xml:space="preserve">    image.onload = function() {</w:t>
+      </w:r>
+    </w:p>
+    <w:p>
+      <w:pPr>
+        <w:spacing w:after="0" w:line="240" w:lineRule="auto"/>
+        <w:ind w:firstLine="709"/>
+        <w:jc w:val="both"/>
+        <w:rPr>
+          <w:rFonts w:ascii="Times New Roman" w:hAnsi="Times New Roman" w:cs="Times New Roman"/>
+          <w:sz w:val="28"/>
+          <w:szCs w:val="28"/>
+        </w:rPr>
+      </w:pPr>
+      <w:r>
+        <w:rPr>
+          <w:rFonts w:ascii="Times New Roman" w:hAnsi="Times New Roman" w:cs="Times New Roman"/>
+          <w:sz w:val="28"/>
+          <w:szCs w:val="28"/>
+        </w:rPr>
+        <w:t xml:space="preserve">        gl.bindTexture(gl.TEXTURE_2D, texture);</w:t>
+      </w:r>
+    </w:p>
+    <w:p>
+      <w:pPr>
+        <w:spacing w:after="0" w:line="240" w:lineRule="auto"/>
+        <w:ind w:firstLine="709"/>
+        <w:jc w:val="both"/>
+        <w:rPr>
+          <w:rFonts w:ascii="Times New Roman" w:hAnsi="Times New Roman" w:cs="Times New Roman"/>
+          <w:sz w:val="28"/>
+          <w:szCs w:val="28"/>
+        </w:rPr>
+      </w:pPr>
+      <w:r>
+        <w:rPr>
+          <w:rFonts w:ascii="Times New Roman" w:hAnsi="Times New Roman" w:cs="Times New Roman"/>
+          <w:sz w:val="28"/>
+          <w:szCs w:val="28"/>
+        </w:rPr>
+        <w:t xml:space="preserve">        gl.texImage2D(gl.TEXTURE_2D, level, internalFormat, srcFormat, srcType, image);</w:t>
+      </w:r>
+    </w:p>
+    <w:p>
+      <w:pPr>
+        <w:spacing w:after="0" w:line="240" w:lineRule="auto"/>
+        <w:ind w:firstLine="709"/>
+        <w:jc w:val="both"/>
+        <w:rPr>
+          <w:rFonts w:ascii="Times New Roman" w:hAnsi="Times New Roman" w:cs="Times New Roman"/>
+          <w:sz w:val="28"/>
+          <w:szCs w:val="28"/>
+        </w:rPr>
+      </w:pPr>
+    </w:p>
+    <w:p>
+      <w:pPr>
+        <w:spacing w:after="0" w:line="240" w:lineRule="auto"/>
+        <w:ind w:firstLine="709"/>
+        <w:jc w:val="both"/>
+        <w:rPr>
+          <w:rFonts w:ascii="Times New Roman" w:hAnsi="Times New Roman" w:cs="Times New Roman"/>
+          <w:sz w:val="28"/>
+          <w:szCs w:val="28"/>
+        </w:rPr>
+      </w:pPr>
+      <w:r>
+        <w:rPr>
+          <w:rFonts w:ascii="Times New Roman" w:hAnsi="Times New Roman" w:cs="Times New Roman"/>
+          <w:sz w:val="28"/>
+          <w:szCs w:val="28"/>
+        </w:rPr>
+        <w:t xml:space="preserve">        if (isPowerOf2(image.width) &amp;&amp; isPowerOf2(image.height)) {</w:t>
+      </w:r>
+    </w:p>
+    <w:p>
+      <w:pPr>
+        <w:spacing w:after="0" w:line="240" w:lineRule="auto"/>
+        <w:ind w:firstLine="709"/>
+        <w:jc w:val="both"/>
+        <w:rPr>
+          <w:rFonts w:ascii="Times New Roman" w:hAnsi="Times New Roman" w:cs="Times New Roman"/>
+          <w:sz w:val="28"/>
+          <w:szCs w:val="28"/>
+        </w:rPr>
+      </w:pPr>
+      <w:r>
+        <w:rPr>
+          <w:rFonts w:ascii="Times New Roman" w:hAnsi="Times New Roman" w:cs="Times New Roman"/>
+          <w:sz w:val="28"/>
+          <w:szCs w:val="28"/>
+        </w:rPr>
+        <w:t xml:space="preserve">            gl.generateMipmap(gl.TEXTURE_2D);</w:t>
+      </w:r>
+    </w:p>
+    <w:p>
+      <w:pPr>
+        <w:spacing w:after="0" w:line="240" w:lineRule="auto"/>
+        <w:ind w:firstLine="709"/>
+        <w:jc w:val="both"/>
+        <w:rPr>
+          <w:rFonts w:ascii="Times New Roman" w:hAnsi="Times New Roman" w:cs="Times New Roman"/>
+          <w:sz w:val="28"/>
+          <w:szCs w:val="28"/>
+        </w:rPr>
+      </w:pPr>
+      <w:r>
+        <w:rPr>
+          <w:rFonts w:ascii="Times New Roman" w:hAnsi="Times New Roman" w:cs="Times New Roman"/>
+          <w:sz w:val="28"/>
+          <w:szCs w:val="28"/>
+        </w:rPr>
+        <w:t xml:space="preserve">        } else {</w:t>
+      </w:r>
+    </w:p>
+    <w:p>
+      <w:pPr>
+        <w:spacing w:after="0" w:line="240" w:lineRule="auto"/>
+        <w:ind w:firstLine="709"/>
+        <w:jc w:val="both"/>
+        <w:rPr>
+          <w:rFonts w:ascii="Times New Roman" w:hAnsi="Times New Roman" w:cs="Times New Roman"/>
+          <w:sz w:val="28"/>
+          <w:szCs w:val="28"/>
+        </w:rPr>
+      </w:pPr>
+      <w:r>
+        <w:rPr>
+          <w:rFonts w:ascii="Times New Roman" w:hAnsi="Times New Roman" w:cs="Times New Roman"/>
+          <w:sz w:val="28"/>
+          <w:szCs w:val="28"/>
+        </w:rPr>
+        <w:t xml:space="preserve">            // No mipmaps for non-power-of-2</w:t>
+      </w:r>
+    </w:p>
+    <w:p>
+      <w:pPr>
+        <w:spacing w:after="0" w:line="240" w:lineRule="auto"/>
+        <w:ind w:firstLine="709"/>
+        <w:jc w:val="both"/>
+        <w:rPr>
+          <w:rFonts w:ascii="Times New Roman" w:hAnsi="Times New Roman" w:cs="Times New Roman"/>
+          <w:sz w:val="28"/>
+          <w:szCs w:val="28"/>
+        </w:rPr>
+      </w:pPr>
+      <w:r>
+        <w:rPr>
+          <w:rFonts w:ascii="Times New Roman" w:hAnsi="Times New Roman" w:cs="Times New Roman"/>
+          <w:sz w:val="28"/>
+          <w:szCs w:val="28"/>
+        </w:rPr>
+        <w:t xml:space="preserve">            gl.texParameteri(gl.TEXTURE_2D, gl.TEXTURE_WRAP_S, gl.CLAMP_TO_EDGE);</w:t>
+      </w:r>
+    </w:p>
+    <w:p>
+      <w:pPr>
+        <w:spacing w:after="0" w:line="240" w:lineRule="auto"/>
+        <w:ind w:firstLine="709"/>
+        <w:jc w:val="both"/>
+        <w:rPr>
+          <w:rFonts w:ascii="Times New Roman" w:hAnsi="Times New Roman" w:cs="Times New Roman"/>
+          <w:sz w:val="28"/>
+          <w:szCs w:val="28"/>
+        </w:rPr>
+      </w:pPr>
+      <w:r>
+        <w:rPr>
+          <w:rFonts w:ascii="Times New Roman" w:hAnsi="Times New Roman" w:cs="Times New Roman"/>
+          <w:sz w:val="28"/>
+          <w:szCs w:val="28"/>
+        </w:rPr>
+        <w:t xml:space="preserve">            gl.texParameteri(gl.TEXTURE_2D, gl.TEXTURE_WRAP_T, gl.CLAMP_TO_EDGE);</w:t>
+      </w:r>
+    </w:p>
+    <w:p>
+      <w:pPr>
+        <w:spacing w:after="0" w:line="240" w:lineRule="auto"/>
+        <w:ind w:firstLine="709"/>
+        <w:jc w:val="both"/>
+        <w:rPr>
+          <w:rFonts w:ascii="Times New Roman" w:hAnsi="Times New Roman" w:cs="Times New Roman"/>
+          <w:sz w:val="28"/>
+          <w:szCs w:val="28"/>
+        </w:rPr>
+      </w:pPr>
+      <w:r>
+        <w:rPr>
+          <w:rFonts w:ascii="Times New Roman" w:hAnsi="Times New Roman" w:cs="Times New Roman"/>
+          <w:sz w:val="28"/>
+          <w:szCs w:val="28"/>
+        </w:rPr>
+        <w:t xml:space="preserve">            gl.texParameteri(gl.TEXTURE_2D, gl.TEXTURE_MIN_FILTER, gl.LINEAR);</w:t>
+      </w:r>
+    </w:p>
+    <w:p>
+      <w:pPr>
+        <w:spacing w:after="0" w:line="240" w:lineRule="auto"/>
+        <w:ind w:firstLine="709"/>
+        <w:jc w:val="both"/>
+        <w:rPr>
+          <w:rFonts w:ascii="Times New Roman" w:hAnsi="Times New Roman" w:cs="Times New Roman"/>
+          <w:sz w:val="28"/>
+          <w:szCs w:val="28"/>
+        </w:rPr>
+      </w:pPr>
+      <w:r>
+        <w:rPr>
+          <w:rFonts w:ascii="Times New Roman" w:hAnsi="Times New Roman" w:cs="Times New Roman"/>
+          <w:sz w:val="28"/>
+          <w:szCs w:val="28"/>
+        </w:rPr>
+        <w:t xml:space="preserve">        }</w:t>
+      </w:r>
+    </w:p>
+    <w:p>
+      <w:pPr>
+        <w:spacing w:after="0" w:line="240" w:lineRule="auto"/>
+        <w:ind w:firstLine="709"/>
+        <w:jc w:val="both"/>
+        <w:rPr>
+          <w:rFonts w:ascii="Times New Roman" w:hAnsi="Times New Roman" w:cs="Times New Roman"/>
+          <w:sz w:val="28"/>
+          <w:szCs w:val="28"/>
+        </w:rPr>
+      </w:pPr>
+      <w:r>
+        <w:rPr>
+          <w:rFonts w:ascii="Times New Roman" w:hAnsi="Times New Roman" w:cs="Times New Roman"/>
+          <w:sz w:val="28"/>
+          <w:szCs w:val="28"/>
+        </w:rPr>
+        <w:t xml:space="preserve">        draw(); // Перемалювати сцену після завантаження текстури</w:t>
+      </w:r>
+    </w:p>
+    <w:p>
+      <w:pPr>
+        <w:spacing w:after="0" w:line="240" w:lineRule="auto"/>
+        <w:ind w:firstLine="709"/>
+        <w:jc w:val="both"/>
+        <w:rPr>
+          <w:rFonts w:ascii="Times New Roman" w:hAnsi="Times New Roman" w:cs="Times New Roman"/>
+          <w:sz w:val="28"/>
+          <w:szCs w:val="28"/>
+        </w:rPr>
+      </w:pPr>
+      <w:r>
+        <w:rPr>
+          <w:rFonts w:ascii="Times New Roman" w:hAnsi="Times New Roman" w:cs="Times New Roman"/>
+          <w:sz w:val="28"/>
+          <w:szCs w:val="28"/>
+        </w:rPr>
+        <w:t xml:space="preserve">    };</w:t>
+      </w:r>
+    </w:p>
+    <w:p>
+      <w:pPr>
+        <w:spacing w:after="0" w:line="240" w:lineRule="auto"/>
+        <w:ind w:firstLine="709"/>
+        <w:jc w:val="both"/>
+        <w:rPr>
+          <w:rFonts w:ascii="Times New Roman" w:hAnsi="Times New Roman" w:cs="Times New Roman"/>
+          <w:sz w:val="28"/>
+          <w:szCs w:val="28"/>
+        </w:rPr>
+      </w:pPr>
+      <w:r>
+        <w:rPr>
+          <w:rFonts w:ascii="Times New Roman" w:hAnsi="Times New Roman" w:cs="Times New Roman"/>
+          <w:sz w:val="28"/>
+          <w:szCs w:val="28"/>
+        </w:rPr>
+        <w:t xml:space="preserve">    image.src = url;</w:t>
+      </w:r>
+    </w:p>
+    <w:p>
+      <w:pPr>
+        <w:spacing w:after="0" w:line="240" w:lineRule="auto"/>
+        <w:ind w:firstLine="709"/>
+        <w:jc w:val="both"/>
+        <w:rPr>
+          <w:rFonts w:ascii="Times New Roman" w:hAnsi="Times New Roman" w:cs="Times New Roman"/>
+          <w:sz w:val="28"/>
+          <w:szCs w:val="28"/>
+        </w:rPr>
+      </w:pPr>
+      <w:r>
+        <w:rPr>
+          <w:rFonts w:ascii="Times New Roman" w:hAnsi="Times New Roman" w:cs="Times New Roman"/>
+          <w:sz w:val="28"/>
+          <w:szCs w:val="28"/>
+        </w:rPr>
+        <w:t xml:space="preserve">    return texture;</w:t>
+      </w:r>
+    </w:p>
+    <w:p>
+      <w:pPr>
+        <w:spacing w:after="0" w:line="240" w:lineRule="auto"/>
+        <w:ind w:firstLine="709"/>
+        <w:jc w:val="both"/>
+        <w:rPr>
+          <w:rFonts w:ascii="Times New Roman" w:hAnsi="Times New Roman" w:cs="Times New Roman"/>
+          <w:sz w:val="28"/>
+          <w:szCs w:val="28"/>
+        </w:rPr>
+      </w:pPr>
+      <w:r>
+        <w:rPr>
+          <w:rFonts w:ascii="Times New Roman" w:hAnsi="Times New Roman" w:cs="Times New Roman"/>
+          <w:sz w:val="28"/>
+          <w:szCs w:val="28"/>
+        </w:rPr>
+        <w:t>}</w:t>
+      </w:r>
+    </w:p>
+    <w:p>
+      <w:pPr>
+        <w:spacing w:after="0" w:line="240" w:lineRule="auto"/>
+        <w:ind w:firstLine="709"/>
+        <w:jc w:val="both"/>
+        <w:rPr>
+          <w:rFonts w:ascii="Times New Roman" w:hAnsi="Times New Roman" w:cs="Times New Roman"/>
+          <w:sz w:val="28"/>
+          <w:szCs w:val="28"/>
+        </w:rPr>
+      </w:pPr>
+      <w:r>
+        <w:rPr>
+          <w:rFonts w:ascii="Times New Roman" w:hAnsi="Times New Roman" w:cs="Times New Roman"/>
+          <w:sz w:val="28"/>
+          <w:szCs w:val="28"/>
+        </w:rPr>
+        <w:t>// ---------------------------------------------</w:t>
+      </w:r>
+    </w:p>
+    <w:p>
+      <w:pPr>
+        <w:spacing w:after="0" w:line="240" w:lineRule="auto"/>
+        <w:ind w:firstLine="709"/>
+        <w:jc w:val="both"/>
+        <w:rPr>
+          <w:rFonts w:ascii="Times New Roman" w:hAnsi="Times New Roman" w:cs="Times New Roman"/>
+          <w:sz w:val="28"/>
+          <w:szCs w:val="28"/>
+        </w:rPr>
+      </w:pPr>
+    </w:p>
+    <w:p>
+      <w:pPr>
+        <w:spacing w:after="0" w:line="240" w:lineRule="auto"/>
+        <w:ind w:firstLine="709"/>
+        <w:jc w:val="both"/>
+        <w:rPr>
+          <w:rFonts w:ascii="Times New Roman" w:hAnsi="Times New Roman" w:cs="Times New Roman"/>
+          <w:sz w:val="28"/>
+          <w:szCs w:val="28"/>
+        </w:rPr>
+      </w:pPr>
+    </w:p>
+    <w:p>
+      <w:pPr>
+        <w:spacing w:after="0" w:line="240" w:lineRule="auto"/>
+        <w:ind w:firstLine="709"/>
+        <w:jc w:val="both"/>
+        <w:rPr>
+          <w:rFonts w:ascii="Times New Roman" w:hAnsi="Times New Roman" w:cs="Times New Roman"/>
+          <w:sz w:val="28"/>
+          <w:szCs w:val="28"/>
+        </w:rPr>
+      </w:pPr>
+      <w:r>
+        <w:rPr>
+          <w:rFonts w:ascii="Times New Roman" w:hAnsi="Times New Roman" w:cs="Times New Roman"/>
+          <w:sz w:val="28"/>
+          <w:szCs w:val="28"/>
+        </w:rPr>
+        <w:t>function createSolidTexture(color) {</w:t>
+      </w:r>
+    </w:p>
+    <w:p>
+      <w:pPr>
+        <w:spacing w:after="0" w:line="240" w:lineRule="auto"/>
+        <w:ind w:firstLine="709"/>
+        <w:jc w:val="both"/>
+        <w:rPr>
+          <w:rFonts w:ascii="Times New Roman" w:hAnsi="Times New Roman" w:cs="Times New Roman"/>
+          <w:sz w:val="28"/>
+          <w:szCs w:val="28"/>
+        </w:rPr>
+      </w:pPr>
+      <w:r>
+        <w:rPr>
+          <w:rFonts w:ascii="Times New Roman" w:hAnsi="Times New Roman" w:cs="Times New Roman"/>
+          <w:sz w:val="28"/>
+          <w:szCs w:val="28"/>
+        </w:rPr>
+        <w:t xml:space="preserve">    const texture = gl.createTexture();</w:t>
+      </w:r>
+    </w:p>
+    <w:p>
+      <w:pPr>
+        <w:spacing w:after="0" w:line="240" w:lineRule="auto"/>
+        <w:ind w:firstLine="709"/>
+        <w:jc w:val="both"/>
+        <w:rPr>
+          <w:rFonts w:ascii="Times New Roman" w:hAnsi="Times New Roman" w:cs="Times New Roman"/>
+          <w:sz w:val="28"/>
+          <w:szCs w:val="28"/>
+        </w:rPr>
+      </w:pPr>
+      <w:r>
+        <w:rPr>
+          <w:rFonts w:ascii="Times New Roman" w:hAnsi="Times New Roman" w:cs="Times New Roman"/>
+          <w:sz w:val="28"/>
+          <w:szCs w:val="28"/>
+        </w:rPr>
+        <w:t xml:space="preserve">    gl.bindTexture(gl.TEXTURE_2D, texture);</w:t>
       </w:r>
     </w:p>
     <w:p>
@@ -5685,133 +6588,27 @@
           <w:szCs w:val="28"/>
         </w:rPr>
         <w:lastRenderedPageBreak/>
-        <w:t>let texDiffuse, texSpecular, texNormal;</w:t>
-      </w:r>
-    </w:p>
-    <w:p>
-      <w:pPr>
-        <w:spacing w:after="0" w:line="240" w:lineRule="auto"/>
-        <w:ind w:firstLine="709"/>
-        <w:jc w:val="both"/>
-        <w:rPr>
-          <w:rFonts w:ascii="Times New Roman" w:hAnsi="Times New Roman" w:cs="Times New Roman"/>
-          <w:sz w:val="28"/>
-          <w:szCs w:val="28"/>
-        </w:rPr>
-      </w:pPr>
-      <w:r>
-        <w:rPr>
-          <w:rFonts w:ascii="Times New Roman" w:hAnsi="Times New Roman" w:cs="Times New Roman"/>
-          <w:sz w:val="28"/>
-          <w:szCs w:val="28"/>
-        </w:rPr>
-        <w:t xml:space="preserve">let scale = </w:t>
-      </w:r>
-      <w:r>
-        <w:rPr>
-          <w:rFonts w:ascii="Times New Roman" w:hAnsi="Times New Roman" w:cs="Times New Roman"/>
-          <w:sz w:val="28"/>
-          <w:szCs w:val="28"/>
-          <w:lang w:val="en-US"/>
-        </w:rPr>
-        <w:t>0</w:t>
-      </w:r>
-      <w:r>
-        <w:rPr>
-          <w:rFonts w:ascii="Times New Roman" w:hAnsi="Times New Roman" w:cs="Times New Roman"/>
-          <w:sz w:val="28"/>
-          <w:szCs w:val="28"/>
-        </w:rPr>
-        <w:t>.</w:t>
-      </w:r>
-      <w:r>
-        <w:rPr>
-          <w:rFonts w:ascii="Times New Roman" w:hAnsi="Times New Roman" w:cs="Times New Roman"/>
-          <w:sz w:val="28"/>
-          <w:szCs w:val="28"/>
-          <w:lang w:val="en-US"/>
-        </w:rPr>
-        <w:t>9</w:t>
-      </w:r>
-      <w:r>
-        <w:rPr>
-          <w:rFonts w:ascii="Times New Roman" w:hAnsi="Times New Roman" w:cs="Times New Roman"/>
-          <w:sz w:val="28"/>
-          <w:szCs w:val="28"/>
-        </w:rPr>
-        <w:t>;</w:t>
-      </w:r>
-    </w:p>
-    <w:p>
-      <w:pPr>
-        <w:spacing w:after="0" w:line="240" w:lineRule="auto"/>
-        <w:ind w:firstLine="709"/>
-        <w:jc w:val="both"/>
-        <w:rPr>
-          <w:rFonts w:ascii="Times New Roman" w:hAnsi="Times New Roman" w:cs="Times New Roman"/>
-          <w:sz w:val="28"/>
-          <w:szCs w:val="28"/>
-        </w:rPr>
-      </w:pPr>
-      <w:r>
-        <w:rPr>
-          <w:rFonts w:ascii="Times New Roman" w:hAnsi="Times New Roman" w:cs="Times New Roman"/>
-          <w:sz w:val="28"/>
-          <w:szCs w:val="28"/>
-        </w:rPr>
-        <w:t>let scaleCenter = [0.5, 0.5];</w:t>
-      </w:r>
-    </w:p>
-    <w:p>
-      <w:pPr>
-        <w:spacing w:after="0" w:line="240" w:lineRule="auto"/>
-        <w:ind w:firstLine="709"/>
-        <w:jc w:val="both"/>
-        <w:rPr>
-          <w:rFonts w:ascii="Times New Roman" w:hAnsi="Times New Roman" w:cs="Times New Roman"/>
-          <w:sz w:val="28"/>
-          <w:szCs w:val="28"/>
-        </w:rPr>
-      </w:pPr>
-    </w:p>
-    <w:p>
-      <w:pPr>
-        <w:spacing w:after="0" w:line="240" w:lineRule="auto"/>
-        <w:ind w:firstLine="709"/>
-        <w:jc w:val="both"/>
-        <w:rPr>
-          <w:rFonts w:ascii="Times New Roman" w:hAnsi="Times New Roman" w:cs="Times New Roman"/>
-          <w:sz w:val="28"/>
-          <w:szCs w:val="28"/>
-        </w:rPr>
-      </w:pPr>
-      <w:r>
-        <w:rPr>
-          <w:rFonts w:ascii="Times New Roman" w:hAnsi="Times New Roman" w:cs="Times New Roman"/>
-          <w:sz w:val="28"/>
-          <w:szCs w:val="28"/>
-        </w:rPr>
-        <w:t>function isPowerOf2(value) {</w:t>
-      </w:r>
-    </w:p>
-    <w:p>
-      <w:pPr>
-        <w:spacing w:after="0" w:line="240" w:lineRule="auto"/>
-        <w:ind w:firstLine="709"/>
-        <w:jc w:val="both"/>
-        <w:rPr>
-          <w:rFonts w:ascii="Times New Roman" w:hAnsi="Times New Roman" w:cs="Times New Roman"/>
-          <w:sz w:val="28"/>
-          <w:szCs w:val="28"/>
-        </w:rPr>
-      </w:pPr>
-      <w:r>
-        <w:rPr>
-          <w:rFonts w:ascii="Times New Roman" w:hAnsi="Times New Roman" w:cs="Times New Roman"/>
-          <w:sz w:val="28"/>
-          <w:szCs w:val="28"/>
-        </w:rPr>
-        <w:t xml:space="preserve">  return (value &amp; (value - 1)) === 0;</w:t>
+        <w:t xml:space="preserve">    gl.texImage2D(gl.TEXTURE_2D, 0, gl.RGBA, 1, 1, 0, gl.RGBA, gl.UNSIGNED_BYTE, new Uint8Array(color));</w:t>
+      </w:r>
+    </w:p>
+    <w:p>
+      <w:pPr>
+        <w:spacing w:after="0" w:line="240" w:lineRule="auto"/>
+        <w:ind w:firstLine="709"/>
+        <w:jc w:val="both"/>
+        <w:rPr>
+          <w:rFonts w:ascii="Times New Roman" w:hAnsi="Times New Roman" w:cs="Times New Roman"/>
+          <w:sz w:val="28"/>
+          <w:szCs w:val="28"/>
+        </w:rPr>
+      </w:pPr>
+      <w:r>
+        <w:rPr>
+          <w:rFonts w:ascii="Times New Roman" w:hAnsi="Times New Roman" w:cs="Times New Roman"/>
+          <w:sz w:val="28"/>
+          <w:szCs w:val="28"/>
+        </w:rPr>
+        <w:t xml:space="preserve">    return texture;</w:t>
       </w:r>
     </w:p>
     <w:p>
@@ -5863,47 +6660,235 @@
           <w:sz w:val="28"/>
           <w:szCs w:val="28"/>
         </w:rPr>
-        <w:t>function loadTexture(url) {</w:t>
-      </w:r>
-    </w:p>
-    <w:p>
-      <w:pPr>
-        <w:spacing w:after="0" w:line="240" w:lineRule="auto"/>
-        <w:ind w:firstLine="709"/>
-        <w:jc w:val="both"/>
-        <w:rPr>
-          <w:rFonts w:ascii="Times New Roman" w:hAnsi="Times New Roman" w:cs="Times New Roman"/>
-          <w:sz w:val="28"/>
-          <w:szCs w:val="28"/>
-        </w:rPr>
-      </w:pPr>
-      <w:r>
-        <w:rPr>
-          <w:rFonts w:ascii="Times New Roman" w:hAnsi="Times New Roman" w:cs="Times New Roman"/>
-          <w:sz w:val="28"/>
-          <w:szCs w:val="28"/>
-        </w:rPr>
-        <w:t xml:space="preserve">    const texture = gl.createTexture();</w:t>
-      </w:r>
-    </w:p>
-    <w:p>
-      <w:pPr>
-        <w:spacing w:after="0" w:line="240" w:lineRule="auto"/>
-        <w:ind w:firstLine="709"/>
-        <w:jc w:val="both"/>
-        <w:rPr>
-          <w:rFonts w:ascii="Times New Roman" w:hAnsi="Times New Roman" w:cs="Times New Roman"/>
-          <w:sz w:val="28"/>
-          <w:szCs w:val="28"/>
-        </w:rPr>
-      </w:pPr>
-      <w:r>
-        <w:rPr>
-          <w:rFonts w:ascii="Times New Roman" w:hAnsi="Times New Roman" w:cs="Times New Roman"/>
-          <w:sz w:val="28"/>
-          <w:szCs w:val="28"/>
-        </w:rPr>
-        <w:t xml:space="preserve">    gl.bindTexture(gl.TEXTURE_2D, texture);</w:t>
+        <w:t>function draw() {</w:t>
+      </w:r>
+    </w:p>
+    <w:p>
+      <w:pPr>
+        <w:spacing w:after="0" w:line="240" w:lineRule="auto"/>
+        <w:ind w:firstLine="709"/>
+        <w:jc w:val="both"/>
+        <w:rPr>
+          <w:rFonts w:ascii="Times New Roman" w:hAnsi="Times New Roman" w:cs="Times New Roman"/>
+          <w:sz w:val="28"/>
+          <w:szCs w:val="28"/>
+        </w:rPr>
+      </w:pPr>
+      <w:r>
+        <w:rPr>
+          <w:rFonts w:ascii="Times New Roman" w:hAnsi="Times New Roman" w:cs="Times New Roman"/>
+          <w:sz w:val="28"/>
+          <w:szCs w:val="28"/>
+        </w:rPr>
+        <w:t xml:space="preserve">    gl.clearColor(0.8, 0.9, 1.0, 1.0);</w:t>
+      </w:r>
+    </w:p>
+    <w:p>
+      <w:pPr>
+        <w:spacing w:after="0" w:line="240" w:lineRule="auto"/>
+        <w:ind w:firstLine="709"/>
+        <w:jc w:val="both"/>
+        <w:rPr>
+          <w:rFonts w:ascii="Times New Roman" w:hAnsi="Times New Roman" w:cs="Times New Roman"/>
+          <w:sz w:val="28"/>
+          <w:szCs w:val="28"/>
+        </w:rPr>
+      </w:pPr>
+      <w:r>
+        <w:rPr>
+          <w:rFonts w:ascii="Times New Roman" w:hAnsi="Times New Roman" w:cs="Times New Roman"/>
+          <w:sz w:val="28"/>
+          <w:szCs w:val="28"/>
+        </w:rPr>
+        <w:t xml:space="preserve">    gl.clear(gl.COLOR_BUFFER_BIT | gl.DEPTH_BUFFER_BIT);</w:t>
+      </w:r>
+    </w:p>
+    <w:p>
+      <w:pPr>
+        <w:spacing w:after="0" w:line="240" w:lineRule="auto"/>
+        <w:ind w:firstLine="709"/>
+        <w:jc w:val="both"/>
+        <w:rPr>
+          <w:rFonts w:ascii="Times New Roman" w:hAnsi="Times New Roman" w:cs="Times New Roman"/>
+          <w:sz w:val="28"/>
+          <w:szCs w:val="28"/>
+        </w:rPr>
+      </w:pPr>
+    </w:p>
+    <w:p>
+      <w:pPr>
+        <w:spacing w:after="0" w:line="240" w:lineRule="auto"/>
+        <w:ind w:firstLine="709"/>
+        <w:jc w:val="both"/>
+        <w:rPr>
+          <w:rFonts w:ascii="Times New Roman" w:hAnsi="Times New Roman" w:cs="Times New Roman"/>
+          <w:sz w:val="28"/>
+          <w:szCs w:val="28"/>
+        </w:rPr>
+      </w:pPr>
+      <w:r>
+        <w:rPr>
+          <w:rFonts w:ascii="Times New Roman" w:hAnsi="Times New Roman" w:cs="Times New Roman"/>
+          <w:sz w:val="28"/>
+          <w:szCs w:val="28"/>
+        </w:rPr>
+        <w:t xml:space="preserve">    let projection = m4.perspective(Math.PI/8, 1, 8, 12);</w:t>
+      </w:r>
+    </w:p>
+    <w:p>
+      <w:pPr>
+        <w:spacing w:after="0" w:line="240" w:lineRule="auto"/>
+        <w:ind w:firstLine="709"/>
+        <w:jc w:val="both"/>
+        <w:rPr>
+          <w:rFonts w:ascii="Times New Roman" w:hAnsi="Times New Roman" w:cs="Times New Roman"/>
+          <w:sz w:val="28"/>
+          <w:szCs w:val="28"/>
+        </w:rPr>
+      </w:pPr>
+      <w:r>
+        <w:rPr>
+          <w:rFonts w:ascii="Times New Roman" w:hAnsi="Times New Roman" w:cs="Times New Roman"/>
+          <w:sz w:val="28"/>
+          <w:szCs w:val="28"/>
+        </w:rPr>
+        <w:t xml:space="preserve">    let modelView = spaceball.getViewMatrix();</w:t>
+      </w:r>
+    </w:p>
+    <w:p>
+      <w:pPr>
+        <w:spacing w:after="0" w:line="240" w:lineRule="auto"/>
+        <w:ind w:firstLine="709"/>
+        <w:jc w:val="both"/>
+        <w:rPr>
+          <w:rFonts w:ascii="Times New Roman" w:hAnsi="Times New Roman" w:cs="Times New Roman"/>
+          <w:sz w:val="28"/>
+          <w:szCs w:val="28"/>
+        </w:rPr>
+      </w:pPr>
+    </w:p>
+    <w:p>
+      <w:pPr>
+        <w:spacing w:after="0" w:line="240" w:lineRule="auto"/>
+        <w:ind w:firstLine="709"/>
+        <w:jc w:val="both"/>
+        <w:rPr>
+          <w:rFonts w:ascii="Times New Roman" w:hAnsi="Times New Roman" w:cs="Times New Roman"/>
+          <w:sz w:val="28"/>
+          <w:szCs w:val="28"/>
+        </w:rPr>
+      </w:pPr>
+      <w:r>
+        <w:rPr>
+          <w:rFonts w:ascii="Times New Roman" w:hAnsi="Times New Roman" w:cs="Times New Roman"/>
+          <w:sz w:val="28"/>
+          <w:szCs w:val="28"/>
+        </w:rPr>
+        <w:t xml:space="preserve">    let rotateToPointZero = m4.axisRotation([0.707, 0.707, 0], 0.7);</w:t>
+      </w:r>
+    </w:p>
+    <w:p>
+      <w:pPr>
+        <w:spacing w:after="0" w:line="240" w:lineRule="auto"/>
+        <w:ind w:firstLine="709"/>
+        <w:jc w:val="both"/>
+        <w:rPr>
+          <w:rFonts w:ascii="Times New Roman" w:hAnsi="Times New Roman" w:cs="Times New Roman"/>
+          <w:sz w:val="28"/>
+          <w:szCs w:val="28"/>
+        </w:rPr>
+      </w:pPr>
+      <w:r>
+        <w:rPr>
+          <w:rFonts w:ascii="Times New Roman" w:hAnsi="Times New Roman" w:cs="Times New Roman"/>
+          <w:sz w:val="28"/>
+          <w:szCs w:val="28"/>
+        </w:rPr>
+        <w:t xml:space="preserve">    let translateToPointZero = m4.translation(0, 0, -10);</w:t>
+      </w:r>
+    </w:p>
+    <w:p>
+      <w:pPr>
+        <w:spacing w:after="0" w:line="240" w:lineRule="auto"/>
+        <w:ind w:firstLine="709"/>
+        <w:jc w:val="both"/>
+        <w:rPr>
+          <w:rFonts w:ascii="Times New Roman" w:hAnsi="Times New Roman" w:cs="Times New Roman"/>
+          <w:sz w:val="28"/>
+          <w:szCs w:val="28"/>
+        </w:rPr>
+      </w:pPr>
+    </w:p>
+    <w:p>
+      <w:pPr>
+        <w:spacing w:after="0" w:line="240" w:lineRule="auto"/>
+        <w:ind w:firstLine="709"/>
+        <w:jc w:val="both"/>
+        <w:rPr>
+          <w:rFonts w:ascii="Times New Roman" w:hAnsi="Times New Roman" w:cs="Times New Roman"/>
+          <w:sz w:val="28"/>
+          <w:szCs w:val="28"/>
+        </w:rPr>
+      </w:pPr>
+      <w:r>
+        <w:rPr>
+          <w:rFonts w:ascii="Times New Roman" w:hAnsi="Times New Roman" w:cs="Times New Roman"/>
+          <w:sz w:val="28"/>
+          <w:szCs w:val="28"/>
+        </w:rPr>
+        <w:t xml:space="preserve">    let matAccum0 = m4.multiply(rotateToPointZero, modelView);</w:t>
+      </w:r>
+    </w:p>
+    <w:p>
+      <w:pPr>
+        <w:spacing w:after="0" w:line="240" w:lineRule="auto"/>
+        <w:ind w:firstLine="709"/>
+        <w:jc w:val="both"/>
+        <w:rPr>
+          <w:rFonts w:ascii="Times New Roman" w:hAnsi="Times New Roman" w:cs="Times New Roman"/>
+          <w:sz w:val="28"/>
+          <w:szCs w:val="28"/>
+        </w:rPr>
+      </w:pPr>
+      <w:r>
+        <w:rPr>
+          <w:rFonts w:ascii="Times New Roman" w:hAnsi="Times New Roman" w:cs="Times New Roman"/>
+          <w:sz w:val="28"/>
+          <w:szCs w:val="28"/>
+        </w:rPr>
+        <w:t xml:space="preserve">    let modelViewMatrix = m4.multiply(translateToPointZero, matAccum0);</w:t>
+      </w:r>
+    </w:p>
+    <w:p>
+      <w:pPr>
+        <w:spacing w:after="0" w:line="240" w:lineRule="auto"/>
+        <w:ind w:firstLine="709"/>
+        <w:jc w:val="both"/>
+        <w:rPr>
+          <w:rFonts w:ascii="Times New Roman" w:hAnsi="Times New Roman" w:cs="Times New Roman"/>
+          <w:sz w:val="28"/>
+          <w:szCs w:val="28"/>
+        </w:rPr>
+      </w:pPr>
+    </w:p>
+    <w:p>
+      <w:pPr>
+        <w:spacing w:after="0" w:line="240" w:lineRule="auto"/>
+        <w:ind w:firstLine="709"/>
+        <w:jc w:val="both"/>
+        <w:rPr>
+          <w:rFonts w:ascii="Times New Roman" w:hAnsi="Times New Roman" w:cs="Times New Roman"/>
+          <w:sz w:val="28"/>
+          <w:szCs w:val="28"/>
+        </w:rPr>
+      </w:pPr>
+      <w:r>
+        <w:rPr>
+          <w:rFonts w:ascii="Times New Roman" w:hAnsi="Times New Roman" w:cs="Times New Roman"/>
+          <w:sz w:val="28"/>
+          <w:szCs w:val="28"/>
+        </w:rPr>
+        <w:t xml:space="preserve">    let modelViewProjection = m4.multiply(projection, modelViewMatrix);</w:t>
       </w:r>
     </w:p>
     <w:p>
@@ -5943,431 +6928,1104 @@
           <w:sz w:val="28"/>
           <w:szCs w:val="28"/>
         </w:rPr>
-        <w:t xml:space="preserve">   </w:t>
-      </w:r>
-    </w:p>
-    <w:p>
-      <w:pPr>
-        <w:spacing w:after="0" w:line="240" w:lineRule="auto"/>
-        <w:ind w:firstLine="709"/>
-        <w:jc w:val="both"/>
-        <w:rPr>
-          <w:rFonts w:ascii="Times New Roman" w:hAnsi="Times New Roman" w:cs="Times New Roman"/>
-          <w:sz w:val="28"/>
-          <w:szCs w:val="28"/>
-        </w:rPr>
-      </w:pPr>
-      <w:r>
-        <w:rPr>
-          <w:rFonts w:ascii="Times New Roman" w:hAnsi="Times New Roman" w:cs="Times New Roman"/>
-          <w:sz w:val="28"/>
-          <w:szCs w:val="28"/>
-        </w:rPr>
-        <w:t xml:space="preserve">    const level = 0;</w:t>
-      </w:r>
-    </w:p>
-    <w:p>
-      <w:pPr>
-        <w:spacing w:after="0" w:line="240" w:lineRule="auto"/>
-        <w:ind w:firstLine="709"/>
-        <w:jc w:val="both"/>
-        <w:rPr>
-          <w:rFonts w:ascii="Times New Roman" w:hAnsi="Times New Roman" w:cs="Times New Roman"/>
-          <w:sz w:val="28"/>
-          <w:szCs w:val="28"/>
-        </w:rPr>
-      </w:pPr>
-      <w:r>
-        <w:rPr>
-          <w:rFonts w:ascii="Times New Roman" w:hAnsi="Times New Roman" w:cs="Times New Roman"/>
-          <w:sz w:val="28"/>
-          <w:szCs w:val="28"/>
-        </w:rPr>
-        <w:t xml:space="preserve">    const internalFormat = gl.RGBA;</w:t>
-      </w:r>
-    </w:p>
-    <w:p>
-      <w:pPr>
-        <w:spacing w:after="0" w:line="240" w:lineRule="auto"/>
-        <w:ind w:firstLine="709"/>
-        <w:jc w:val="both"/>
-        <w:rPr>
-          <w:rFonts w:ascii="Times New Roman" w:hAnsi="Times New Roman" w:cs="Times New Roman"/>
-          <w:sz w:val="28"/>
-          <w:szCs w:val="28"/>
-        </w:rPr>
-      </w:pPr>
-      <w:r>
-        <w:rPr>
-          <w:rFonts w:ascii="Times New Roman" w:hAnsi="Times New Roman" w:cs="Times New Roman"/>
-          <w:sz w:val="28"/>
-          <w:szCs w:val="28"/>
-        </w:rPr>
-        <w:t xml:space="preserve">    const width = 1;</w:t>
-      </w:r>
-    </w:p>
-    <w:p>
-      <w:pPr>
-        <w:spacing w:after="0" w:line="240" w:lineRule="auto"/>
-        <w:ind w:firstLine="709"/>
-        <w:jc w:val="both"/>
-        <w:rPr>
-          <w:rFonts w:ascii="Times New Roman" w:hAnsi="Times New Roman" w:cs="Times New Roman"/>
-          <w:sz w:val="28"/>
-          <w:szCs w:val="28"/>
-        </w:rPr>
-      </w:pPr>
-      <w:r>
-        <w:rPr>
-          <w:rFonts w:ascii="Times New Roman" w:hAnsi="Times New Roman" w:cs="Times New Roman"/>
-          <w:sz w:val="28"/>
-          <w:szCs w:val="28"/>
-        </w:rPr>
-        <w:t xml:space="preserve">    const height = 1;</w:t>
-      </w:r>
-    </w:p>
-    <w:p>
-      <w:pPr>
-        <w:spacing w:after="0" w:line="240" w:lineRule="auto"/>
-        <w:ind w:firstLine="709"/>
-        <w:jc w:val="both"/>
-        <w:rPr>
-          <w:rFonts w:ascii="Times New Roman" w:hAnsi="Times New Roman" w:cs="Times New Roman"/>
-          <w:sz w:val="28"/>
-          <w:szCs w:val="28"/>
-        </w:rPr>
-      </w:pPr>
-      <w:r>
-        <w:rPr>
-          <w:rFonts w:ascii="Times New Roman" w:hAnsi="Times New Roman" w:cs="Times New Roman"/>
-          <w:sz w:val="28"/>
-          <w:szCs w:val="28"/>
-        </w:rPr>
-        <w:t xml:space="preserve">    const border = 0;</w:t>
-      </w:r>
-    </w:p>
-    <w:p>
-      <w:pPr>
-        <w:spacing w:after="0" w:line="240" w:lineRule="auto"/>
-        <w:ind w:firstLine="709"/>
-        <w:jc w:val="both"/>
-        <w:rPr>
-          <w:rFonts w:ascii="Times New Roman" w:hAnsi="Times New Roman" w:cs="Times New Roman"/>
-          <w:sz w:val="28"/>
-          <w:szCs w:val="28"/>
-        </w:rPr>
-      </w:pPr>
-      <w:r>
-        <w:rPr>
-          <w:rFonts w:ascii="Times New Roman" w:hAnsi="Times New Roman" w:cs="Times New Roman"/>
-          <w:sz w:val="28"/>
-          <w:szCs w:val="28"/>
-        </w:rPr>
-        <w:t xml:space="preserve">    const srcFormat = gl.RGBA;</w:t>
-      </w:r>
-    </w:p>
-    <w:p>
-      <w:pPr>
-        <w:spacing w:after="0" w:line="240" w:lineRule="auto"/>
-        <w:ind w:firstLine="709"/>
-        <w:jc w:val="both"/>
-        <w:rPr>
-          <w:rFonts w:ascii="Times New Roman" w:hAnsi="Times New Roman" w:cs="Times New Roman"/>
-          <w:sz w:val="28"/>
-          <w:szCs w:val="28"/>
-        </w:rPr>
-      </w:pPr>
-      <w:r>
-        <w:rPr>
-          <w:rFonts w:ascii="Times New Roman" w:hAnsi="Times New Roman" w:cs="Times New Roman"/>
-          <w:sz w:val="28"/>
-          <w:szCs w:val="28"/>
-        </w:rPr>
-        <w:t xml:space="preserve">    const srcType = gl.UNSIGNED_BYTE;</w:t>
-      </w:r>
-    </w:p>
-    <w:p>
-      <w:pPr>
-        <w:spacing w:after="0" w:line="240" w:lineRule="auto"/>
-        <w:ind w:firstLine="709"/>
-        <w:jc w:val="both"/>
-        <w:rPr>
-          <w:rFonts w:ascii="Times New Roman" w:hAnsi="Times New Roman" w:cs="Times New Roman"/>
-          <w:sz w:val="28"/>
-          <w:szCs w:val="28"/>
-        </w:rPr>
-      </w:pPr>
-      <w:r>
-        <w:rPr>
-          <w:rFonts w:ascii="Times New Roman" w:hAnsi="Times New Roman" w:cs="Times New Roman"/>
-          <w:sz w:val="28"/>
-          <w:szCs w:val="28"/>
-        </w:rPr>
-        <w:t xml:space="preserve">    const pixel = new Uint8Array([255, 0, 255, 255]); // Яскраво-рожевий як "заглушка"</w:t>
-      </w:r>
-    </w:p>
-    <w:p>
-      <w:pPr>
-        <w:spacing w:after="0" w:line="240" w:lineRule="auto"/>
-        <w:ind w:firstLine="709"/>
-        <w:jc w:val="both"/>
-        <w:rPr>
-          <w:rFonts w:ascii="Times New Roman" w:hAnsi="Times New Roman" w:cs="Times New Roman"/>
-          <w:sz w:val="28"/>
-          <w:szCs w:val="28"/>
-        </w:rPr>
-      </w:pPr>
-      <w:r>
-        <w:rPr>
-          <w:rFonts w:ascii="Times New Roman" w:hAnsi="Times New Roman" w:cs="Times New Roman"/>
-          <w:sz w:val="28"/>
-          <w:szCs w:val="28"/>
-        </w:rPr>
-        <w:t xml:space="preserve">    gl.texImage2D(gl.TEXTURE_2D, level, internalFormat, width, height, border, srcFormat, srcType, pixel);</w:t>
-      </w:r>
-    </w:p>
-    <w:p>
-      <w:pPr>
-        <w:spacing w:after="0" w:line="240" w:lineRule="auto"/>
-        <w:ind w:firstLine="709"/>
-        <w:jc w:val="both"/>
-        <w:rPr>
-          <w:rFonts w:ascii="Times New Roman" w:hAnsi="Times New Roman" w:cs="Times New Roman"/>
-          <w:sz w:val="28"/>
-          <w:szCs w:val="28"/>
-        </w:rPr>
-      </w:pPr>
-    </w:p>
-    <w:p>
-      <w:pPr>
-        <w:spacing w:after="0" w:line="240" w:lineRule="auto"/>
-        <w:ind w:firstLine="709"/>
-        <w:jc w:val="both"/>
-        <w:rPr>
-          <w:rFonts w:ascii="Times New Roman" w:hAnsi="Times New Roman" w:cs="Times New Roman"/>
-          <w:sz w:val="28"/>
-          <w:szCs w:val="28"/>
-        </w:rPr>
-      </w:pPr>
-      <w:r>
-        <w:rPr>
-          <w:rFonts w:ascii="Times New Roman" w:hAnsi="Times New Roman" w:cs="Times New Roman"/>
-          <w:sz w:val="28"/>
-          <w:szCs w:val="28"/>
-        </w:rPr>
-        <w:t xml:space="preserve">    const image = new Image();</w:t>
-      </w:r>
-    </w:p>
-    <w:p>
-      <w:pPr>
-        <w:spacing w:after="0" w:line="240" w:lineRule="auto"/>
-        <w:ind w:firstLine="709"/>
-        <w:jc w:val="both"/>
-        <w:rPr>
-          <w:rFonts w:ascii="Times New Roman" w:hAnsi="Times New Roman" w:cs="Times New Roman"/>
-          <w:sz w:val="28"/>
-          <w:szCs w:val="28"/>
-        </w:rPr>
-      </w:pPr>
-      <w:r>
-        <w:rPr>
-          <w:rFonts w:ascii="Times New Roman" w:hAnsi="Times New Roman" w:cs="Times New Roman"/>
-          <w:sz w:val="28"/>
-          <w:szCs w:val="28"/>
-        </w:rPr>
-        <w:t xml:space="preserve">    image.onload = function() {</w:t>
-      </w:r>
-    </w:p>
-    <w:p>
-      <w:pPr>
-        <w:spacing w:after="0" w:line="240" w:lineRule="auto"/>
-        <w:ind w:firstLine="709"/>
-        <w:jc w:val="both"/>
-        <w:rPr>
-          <w:rFonts w:ascii="Times New Roman" w:hAnsi="Times New Roman" w:cs="Times New Roman"/>
-          <w:sz w:val="28"/>
-          <w:szCs w:val="28"/>
-        </w:rPr>
-      </w:pPr>
-      <w:r>
-        <w:rPr>
-          <w:rFonts w:ascii="Times New Roman" w:hAnsi="Times New Roman" w:cs="Times New Roman"/>
-          <w:sz w:val="28"/>
-          <w:szCs w:val="28"/>
-        </w:rPr>
-        <w:t xml:space="preserve">        gl.bindTexture(gl.TEXTURE_2D, texture);</w:t>
-      </w:r>
-    </w:p>
-    <w:p>
-      <w:pPr>
-        <w:spacing w:after="0" w:line="240" w:lineRule="auto"/>
-        <w:ind w:firstLine="709"/>
-        <w:jc w:val="both"/>
-        <w:rPr>
-          <w:rFonts w:ascii="Times New Roman" w:hAnsi="Times New Roman" w:cs="Times New Roman"/>
-          <w:sz w:val="28"/>
-          <w:szCs w:val="28"/>
-        </w:rPr>
-      </w:pPr>
-      <w:r>
-        <w:rPr>
-          <w:rFonts w:ascii="Times New Roman" w:hAnsi="Times New Roman" w:cs="Times New Roman"/>
-          <w:sz w:val="28"/>
-          <w:szCs w:val="28"/>
-        </w:rPr>
-        <w:t xml:space="preserve">        gl.texImage2D(gl.TEXTURE_2D, level, internalFormat, srcFormat, srcType, image);</w:t>
-      </w:r>
-    </w:p>
-    <w:p>
-      <w:pPr>
-        <w:spacing w:after="0" w:line="240" w:lineRule="auto"/>
-        <w:ind w:firstLine="709"/>
-        <w:jc w:val="both"/>
-        <w:rPr>
-          <w:rFonts w:ascii="Times New Roman" w:hAnsi="Times New Roman" w:cs="Times New Roman"/>
-          <w:sz w:val="28"/>
-          <w:szCs w:val="28"/>
-        </w:rPr>
-      </w:pPr>
-    </w:p>
-    <w:p>
-      <w:pPr>
-        <w:spacing w:after="0" w:line="240" w:lineRule="auto"/>
-        <w:ind w:firstLine="709"/>
-        <w:jc w:val="both"/>
-        <w:rPr>
-          <w:rFonts w:ascii="Times New Roman" w:hAnsi="Times New Roman" w:cs="Times New Roman"/>
-          <w:sz w:val="28"/>
-          <w:szCs w:val="28"/>
-        </w:rPr>
-      </w:pPr>
-      <w:r>
-        <w:rPr>
-          <w:rFonts w:ascii="Times New Roman" w:hAnsi="Times New Roman" w:cs="Times New Roman"/>
-          <w:sz w:val="28"/>
-          <w:szCs w:val="28"/>
-        </w:rPr>
-        <w:t xml:space="preserve">        if (isPowerOf2(image.width) &amp;&amp; isPowerOf2(image.height)) {</w:t>
-      </w:r>
-    </w:p>
-    <w:p>
-      <w:pPr>
-        <w:spacing w:after="0" w:line="240" w:lineRule="auto"/>
-        <w:ind w:firstLine="709"/>
-        <w:jc w:val="both"/>
-        <w:rPr>
-          <w:rFonts w:ascii="Times New Roman" w:hAnsi="Times New Roman" w:cs="Times New Roman"/>
-          <w:sz w:val="28"/>
-          <w:szCs w:val="28"/>
-        </w:rPr>
-      </w:pPr>
-      <w:r>
-        <w:rPr>
-          <w:rFonts w:ascii="Times New Roman" w:hAnsi="Times New Roman" w:cs="Times New Roman"/>
-          <w:sz w:val="28"/>
-          <w:szCs w:val="28"/>
-        </w:rPr>
-        <w:t xml:space="preserve">            gl.generateMipmap(gl.TEXTURE_2D);</w:t>
-      </w:r>
-    </w:p>
-    <w:p>
-      <w:pPr>
-        <w:spacing w:after="0" w:line="240" w:lineRule="auto"/>
-        <w:ind w:firstLine="709"/>
-        <w:jc w:val="both"/>
-        <w:rPr>
-          <w:rFonts w:ascii="Times New Roman" w:hAnsi="Times New Roman" w:cs="Times New Roman"/>
-          <w:sz w:val="28"/>
-          <w:szCs w:val="28"/>
-        </w:rPr>
-      </w:pPr>
-      <w:r>
-        <w:rPr>
-          <w:rFonts w:ascii="Times New Roman" w:hAnsi="Times New Roman" w:cs="Times New Roman"/>
-          <w:sz w:val="28"/>
-          <w:szCs w:val="28"/>
-        </w:rPr>
-        <w:t xml:space="preserve">        } else {</w:t>
-      </w:r>
-    </w:p>
-    <w:p>
-      <w:pPr>
-        <w:spacing w:after="0" w:line="240" w:lineRule="auto"/>
-        <w:ind w:firstLine="709"/>
-        <w:jc w:val="both"/>
-        <w:rPr>
-          <w:rFonts w:ascii="Times New Roman" w:hAnsi="Times New Roman" w:cs="Times New Roman"/>
-          <w:sz w:val="28"/>
-          <w:szCs w:val="28"/>
-        </w:rPr>
-      </w:pPr>
-      <w:r>
-        <w:rPr>
-          <w:rFonts w:ascii="Times New Roman" w:hAnsi="Times New Roman" w:cs="Times New Roman"/>
-          <w:sz w:val="28"/>
-          <w:szCs w:val="28"/>
-        </w:rPr>
-        <w:t xml:space="preserve">            // No mipmaps for non-power-of-2</w:t>
-      </w:r>
-    </w:p>
-    <w:p>
-      <w:pPr>
-        <w:spacing w:after="0" w:line="240" w:lineRule="auto"/>
-        <w:ind w:firstLine="709"/>
-        <w:jc w:val="both"/>
-        <w:rPr>
-          <w:rFonts w:ascii="Times New Roman" w:hAnsi="Times New Roman" w:cs="Times New Roman"/>
-          <w:sz w:val="28"/>
-          <w:szCs w:val="28"/>
-        </w:rPr>
-      </w:pPr>
-      <w:r>
-        <w:rPr>
-          <w:rFonts w:ascii="Times New Roman" w:hAnsi="Times New Roman" w:cs="Times New Roman"/>
-          <w:sz w:val="28"/>
-          <w:szCs w:val="28"/>
-        </w:rPr>
-        <w:t xml:space="preserve">            gl.texParameteri(gl.TEXTURE_2D, gl.TEXTURE_WRAP_S, gl.CLAMP_TO_EDGE);</w:t>
-      </w:r>
-    </w:p>
-    <w:p>
-      <w:pPr>
-        <w:spacing w:after="0" w:line="240" w:lineRule="auto"/>
-        <w:ind w:firstLine="709"/>
-        <w:jc w:val="both"/>
-        <w:rPr>
-          <w:rFonts w:ascii="Times New Roman" w:hAnsi="Times New Roman" w:cs="Times New Roman"/>
-          <w:sz w:val="28"/>
-          <w:szCs w:val="28"/>
-        </w:rPr>
-      </w:pPr>
-      <w:r>
-        <w:rPr>
-          <w:rFonts w:ascii="Times New Roman" w:hAnsi="Times New Roman" w:cs="Times New Roman"/>
-          <w:sz w:val="28"/>
-          <w:szCs w:val="28"/>
-        </w:rPr>
-        <w:t xml:space="preserve">            gl.texParameteri(gl.TEXTURE_2D, gl.TEXTURE_WRAP_T, gl.CLAMP_TO_EDGE);</w:t>
-      </w:r>
-    </w:p>
-    <w:p>
-      <w:pPr>
-        <w:spacing w:after="0" w:line="240" w:lineRule="auto"/>
-        <w:ind w:firstLine="709"/>
-        <w:jc w:val="both"/>
-        <w:rPr>
-          <w:rFonts w:ascii="Times New Roman" w:hAnsi="Times New Roman" w:cs="Times New Roman"/>
-          <w:sz w:val="28"/>
-          <w:szCs w:val="28"/>
-        </w:rPr>
-      </w:pPr>
-      <w:r>
-        <w:rPr>
-          <w:rFonts w:ascii="Times New Roman" w:hAnsi="Times New Roman" w:cs="Times New Roman"/>
-          <w:sz w:val="28"/>
-          <w:szCs w:val="28"/>
-        </w:rPr>
-        <w:t xml:space="preserve">            gl.texParameteri(gl.TEXTURE_2D, gl.TEXTURE_MIN_FILTER, gl.LINEAR);</w:t>
+        <w:t xml:space="preserve">    const normalMatrix = m4.transpose(m4.inverse(modelViewMatrix));</w:t>
+      </w:r>
+    </w:p>
+    <w:p>
+      <w:pPr>
+        <w:spacing w:after="0" w:line="240" w:lineRule="auto"/>
+        <w:ind w:firstLine="709"/>
+        <w:jc w:val="both"/>
+        <w:rPr>
+          <w:rFonts w:ascii="Times New Roman" w:hAnsi="Times New Roman" w:cs="Times New Roman"/>
+          <w:sz w:val="28"/>
+          <w:szCs w:val="28"/>
+        </w:rPr>
+      </w:pPr>
+    </w:p>
+    <w:p>
+      <w:pPr>
+        <w:spacing w:after="0" w:line="240" w:lineRule="auto"/>
+        <w:ind w:firstLine="709"/>
+        <w:jc w:val="both"/>
+        <w:rPr>
+          <w:rFonts w:ascii="Times New Roman" w:hAnsi="Times New Roman" w:cs="Times New Roman"/>
+          <w:sz w:val="28"/>
+          <w:szCs w:val="28"/>
+        </w:rPr>
+      </w:pPr>
+      <w:r>
+        <w:rPr>
+          <w:rFonts w:ascii="Times New Roman" w:hAnsi="Times New Roman" w:cs="Times New Roman"/>
+          <w:sz w:val="28"/>
+          <w:szCs w:val="28"/>
+        </w:rPr>
+        <w:t xml:space="preserve">    lightAngle += 0.01;</w:t>
+      </w:r>
+    </w:p>
+    <w:p>
+      <w:pPr>
+        <w:spacing w:after="0" w:line="240" w:lineRule="auto"/>
+        <w:ind w:firstLine="709"/>
+        <w:jc w:val="both"/>
+        <w:rPr>
+          <w:rFonts w:ascii="Times New Roman" w:hAnsi="Times New Roman" w:cs="Times New Roman"/>
+          <w:sz w:val="28"/>
+          <w:szCs w:val="28"/>
+        </w:rPr>
+      </w:pPr>
+      <w:r>
+        <w:rPr>
+          <w:rFonts w:ascii="Times New Roman" w:hAnsi="Times New Roman" w:cs="Times New Roman"/>
+          <w:sz w:val="28"/>
+          <w:szCs w:val="28"/>
+        </w:rPr>
+        <w:t xml:space="preserve">    const lightPosition = [5 * Math.cos(lightAngle), 5 * Math.sin(lightAngle), 0];</w:t>
+      </w:r>
+    </w:p>
+    <w:p>
+      <w:pPr>
+        <w:spacing w:after="0" w:line="240" w:lineRule="auto"/>
+        <w:ind w:firstLine="709"/>
+        <w:jc w:val="both"/>
+        <w:rPr>
+          <w:rFonts w:ascii="Times New Roman" w:hAnsi="Times New Roman" w:cs="Times New Roman"/>
+          <w:sz w:val="28"/>
+          <w:szCs w:val="28"/>
+        </w:rPr>
+      </w:pPr>
+    </w:p>
+    <w:p>
+      <w:pPr>
+        <w:spacing w:after="0" w:line="240" w:lineRule="auto"/>
+        <w:ind w:firstLine="709"/>
+        <w:jc w:val="both"/>
+        <w:rPr>
+          <w:rFonts w:ascii="Times New Roman" w:hAnsi="Times New Roman" w:cs="Times New Roman"/>
+          <w:sz w:val="28"/>
+          <w:szCs w:val="28"/>
+        </w:rPr>
+      </w:pPr>
+      <w:r>
+        <w:rPr>
+          <w:rFonts w:ascii="Times New Roman" w:hAnsi="Times New Roman" w:cs="Times New Roman"/>
+          <w:sz w:val="28"/>
+          <w:szCs w:val="28"/>
+        </w:rPr>
+        <w:t xml:space="preserve">    gl.uniformMatrix4fv(shProgram.iModelViewProjectionMatrix, false, modelViewProjection);</w:t>
+      </w:r>
+    </w:p>
+    <w:p>
+      <w:pPr>
+        <w:spacing w:after="0" w:line="240" w:lineRule="auto"/>
+        <w:ind w:firstLine="709"/>
+        <w:jc w:val="both"/>
+        <w:rPr>
+          <w:rFonts w:ascii="Times New Roman" w:hAnsi="Times New Roman" w:cs="Times New Roman"/>
+          <w:sz w:val="28"/>
+          <w:szCs w:val="28"/>
+        </w:rPr>
+      </w:pPr>
+      <w:r>
+        <w:rPr>
+          <w:rFonts w:ascii="Times New Roman" w:hAnsi="Times New Roman" w:cs="Times New Roman"/>
+          <w:sz w:val="28"/>
+          <w:szCs w:val="28"/>
+        </w:rPr>
+        <w:t xml:space="preserve">    gl.uniformMatrix4fv(shProgram.iModelViewMatrix, false, modelViewMatrix);</w:t>
+      </w:r>
+    </w:p>
+    <w:p>
+      <w:pPr>
+        <w:spacing w:after="0" w:line="240" w:lineRule="auto"/>
+        <w:ind w:firstLine="709"/>
+        <w:jc w:val="both"/>
+        <w:rPr>
+          <w:rFonts w:ascii="Times New Roman" w:hAnsi="Times New Roman" w:cs="Times New Roman"/>
+          <w:sz w:val="28"/>
+          <w:szCs w:val="28"/>
+        </w:rPr>
+      </w:pPr>
+      <w:r>
+        <w:rPr>
+          <w:rFonts w:ascii="Times New Roman" w:hAnsi="Times New Roman" w:cs="Times New Roman"/>
+          <w:sz w:val="28"/>
+          <w:szCs w:val="28"/>
+        </w:rPr>
+        <w:t xml:space="preserve">    gl.uniformMatrix3fv(shProgram.iNormalMatrix, false, normalMatrix.slice(0,9));</w:t>
+      </w:r>
+    </w:p>
+    <w:p>
+      <w:pPr>
+        <w:spacing w:after="0" w:line="240" w:lineRule="auto"/>
+        <w:ind w:firstLine="709"/>
+        <w:jc w:val="both"/>
+        <w:rPr>
+          <w:rFonts w:ascii="Times New Roman" w:hAnsi="Times New Roman" w:cs="Times New Roman"/>
+          <w:sz w:val="28"/>
+          <w:szCs w:val="28"/>
+        </w:rPr>
+      </w:pPr>
+      <w:r>
+        <w:rPr>
+          <w:rFonts w:ascii="Times New Roman" w:hAnsi="Times New Roman" w:cs="Times New Roman"/>
+          <w:sz w:val="28"/>
+          <w:szCs w:val="28"/>
+        </w:rPr>
+        <w:t xml:space="preserve">    </w:t>
+      </w:r>
+    </w:p>
+    <w:p>
+      <w:pPr>
+        <w:spacing w:after="0" w:line="240" w:lineRule="auto"/>
+        <w:ind w:firstLine="709"/>
+        <w:jc w:val="both"/>
+        <w:rPr>
+          <w:rFonts w:ascii="Times New Roman" w:hAnsi="Times New Roman" w:cs="Times New Roman"/>
+          <w:sz w:val="28"/>
+          <w:szCs w:val="28"/>
+        </w:rPr>
+      </w:pPr>
+      <w:r>
+        <w:rPr>
+          <w:rFonts w:ascii="Times New Roman" w:hAnsi="Times New Roman" w:cs="Times New Roman"/>
+          <w:sz w:val="28"/>
+          <w:szCs w:val="28"/>
+        </w:rPr>
+        <w:t xml:space="preserve">    gl.uniform3fv(shProgram.iLightPosition, lightPosition);</w:t>
+      </w:r>
+    </w:p>
+    <w:p>
+      <w:pPr>
+        <w:spacing w:after="0" w:line="240" w:lineRule="auto"/>
+        <w:ind w:firstLine="709"/>
+        <w:jc w:val="both"/>
+        <w:rPr>
+          <w:rFonts w:ascii="Times New Roman" w:hAnsi="Times New Roman" w:cs="Times New Roman"/>
+          <w:sz w:val="28"/>
+          <w:szCs w:val="28"/>
+        </w:rPr>
+      </w:pPr>
+      <w:r>
+        <w:rPr>
+          <w:rFonts w:ascii="Times New Roman" w:hAnsi="Times New Roman" w:cs="Times New Roman"/>
+          <w:sz w:val="28"/>
+          <w:szCs w:val="28"/>
+        </w:rPr>
+        <w:t xml:space="preserve">    gl.uniform4fv(shProgram.iLightColor, [1.0, 1.0, 1.0, 1.0]);</w:t>
+      </w:r>
+    </w:p>
+    <w:p>
+      <w:pPr>
+        <w:spacing w:after="0" w:line="240" w:lineRule="auto"/>
+        <w:ind w:firstLine="709"/>
+        <w:jc w:val="both"/>
+        <w:rPr>
+          <w:rFonts w:ascii="Times New Roman" w:hAnsi="Times New Roman" w:cs="Times New Roman"/>
+          <w:sz w:val="28"/>
+          <w:szCs w:val="28"/>
+        </w:rPr>
+      </w:pPr>
+      <w:r>
+        <w:rPr>
+          <w:rFonts w:ascii="Times New Roman" w:hAnsi="Times New Roman" w:cs="Times New Roman"/>
+          <w:sz w:val="28"/>
+          <w:szCs w:val="28"/>
+        </w:rPr>
+        <w:t xml:space="preserve">    gl.uniform4fv(shProgram.iAmbientColor, [0.4, 0.4, 0.4, 1.0]);</w:t>
+      </w:r>
+    </w:p>
+    <w:p>
+      <w:pPr>
+        <w:spacing w:after="0" w:line="240" w:lineRule="auto"/>
+        <w:ind w:firstLine="709"/>
+        <w:jc w:val="both"/>
+        <w:rPr>
+          <w:rFonts w:ascii="Times New Roman" w:hAnsi="Times New Roman" w:cs="Times New Roman"/>
+          <w:sz w:val="28"/>
+          <w:szCs w:val="28"/>
+        </w:rPr>
+      </w:pPr>
+      <w:r>
+        <w:rPr>
+          <w:rFonts w:ascii="Times New Roman" w:hAnsi="Times New Roman" w:cs="Times New Roman"/>
+          <w:sz w:val="28"/>
+          <w:szCs w:val="28"/>
+        </w:rPr>
+        <w:t xml:space="preserve">    gl.uniform1f(shProgram.iShininess, 32.0);</w:t>
+      </w:r>
+    </w:p>
+    <w:p>
+      <w:pPr>
+        <w:spacing w:after="0" w:line="240" w:lineRule="auto"/>
+        <w:ind w:firstLine="709"/>
+        <w:jc w:val="both"/>
+        <w:rPr>
+          <w:rFonts w:ascii="Times New Roman" w:hAnsi="Times New Roman" w:cs="Times New Roman"/>
+          <w:sz w:val="28"/>
+          <w:szCs w:val="28"/>
+        </w:rPr>
+      </w:pPr>
+    </w:p>
+    <w:p>
+      <w:pPr>
+        <w:spacing w:after="0" w:line="240" w:lineRule="auto"/>
+        <w:ind w:firstLine="709"/>
+        <w:jc w:val="both"/>
+        <w:rPr>
+          <w:rFonts w:ascii="Times New Roman" w:hAnsi="Times New Roman" w:cs="Times New Roman"/>
+          <w:sz w:val="28"/>
+          <w:szCs w:val="28"/>
+        </w:rPr>
+      </w:pPr>
+      <w:r>
+        <w:rPr>
+          <w:rFonts w:ascii="Times New Roman" w:hAnsi="Times New Roman" w:cs="Times New Roman"/>
+          <w:sz w:val="28"/>
+          <w:szCs w:val="28"/>
+        </w:rPr>
+        <w:t xml:space="preserve">    gl.activeTexture(gl.TEXTURE0);</w:t>
+      </w:r>
+    </w:p>
+    <w:p>
+      <w:pPr>
+        <w:spacing w:after="0" w:line="240" w:lineRule="auto"/>
+        <w:ind w:firstLine="709"/>
+        <w:jc w:val="both"/>
+        <w:rPr>
+          <w:rFonts w:ascii="Times New Roman" w:hAnsi="Times New Roman" w:cs="Times New Roman"/>
+          <w:sz w:val="28"/>
+          <w:szCs w:val="28"/>
+        </w:rPr>
+      </w:pPr>
+      <w:r>
+        <w:rPr>
+          <w:rFonts w:ascii="Times New Roman" w:hAnsi="Times New Roman" w:cs="Times New Roman"/>
+          <w:sz w:val="28"/>
+          <w:szCs w:val="28"/>
+        </w:rPr>
+        <w:t xml:space="preserve">    gl.bindTexture(gl.TEXTURE_2D, texDiffuse);</w:t>
+      </w:r>
+    </w:p>
+    <w:p>
+      <w:pPr>
+        <w:spacing w:after="0" w:line="240" w:lineRule="auto"/>
+        <w:ind w:firstLine="709"/>
+        <w:jc w:val="both"/>
+        <w:rPr>
+          <w:rFonts w:ascii="Times New Roman" w:hAnsi="Times New Roman" w:cs="Times New Roman"/>
+          <w:sz w:val="28"/>
+          <w:szCs w:val="28"/>
+        </w:rPr>
+      </w:pPr>
+      <w:r>
+        <w:rPr>
+          <w:rFonts w:ascii="Times New Roman" w:hAnsi="Times New Roman" w:cs="Times New Roman"/>
+          <w:sz w:val="28"/>
+          <w:szCs w:val="28"/>
+        </w:rPr>
+        <w:t xml:space="preserve">    gl.uniform1i(shProgram.iTexDiffuse, 0);</w:t>
+      </w:r>
+    </w:p>
+    <w:p>
+      <w:pPr>
+        <w:spacing w:after="0" w:line="240" w:lineRule="auto"/>
+        <w:ind w:firstLine="709"/>
+        <w:jc w:val="both"/>
+        <w:rPr>
+          <w:rFonts w:ascii="Times New Roman" w:hAnsi="Times New Roman" w:cs="Times New Roman"/>
+          <w:sz w:val="28"/>
+          <w:szCs w:val="28"/>
+        </w:rPr>
+      </w:pPr>
+    </w:p>
+    <w:p>
+      <w:pPr>
+        <w:spacing w:after="0" w:line="240" w:lineRule="auto"/>
+        <w:ind w:firstLine="709"/>
+        <w:jc w:val="both"/>
+        <w:rPr>
+          <w:rFonts w:ascii="Times New Roman" w:hAnsi="Times New Roman" w:cs="Times New Roman"/>
+          <w:sz w:val="28"/>
+          <w:szCs w:val="28"/>
+        </w:rPr>
+      </w:pPr>
+      <w:r>
+        <w:rPr>
+          <w:rFonts w:ascii="Times New Roman" w:hAnsi="Times New Roman" w:cs="Times New Roman"/>
+          <w:sz w:val="28"/>
+          <w:szCs w:val="28"/>
+        </w:rPr>
+        <w:t xml:space="preserve">    gl.activeTexture(gl.TEXTURE1);</w:t>
+      </w:r>
+    </w:p>
+    <w:p>
+      <w:pPr>
+        <w:spacing w:after="0" w:line="240" w:lineRule="auto"/>
+        <w:ind w:firstLine="709"/>
+        <w:jc w:val="both"/>
+        <w:rPr>
+          <w:rFonts w:ascii="Times New Roman" w:hAnsi="Times New Roman" w:cs="Times New Roman"/>
+          <w:sz w:val="28"/>
+          <w:szCs w:val="28"/>
+        </w:rPr>
+      </w:pPr>
+      <w:r>
+        <w:rPr>
+          <w:rFonts w:ascii="Times New Roman" w:hAnsi="Times New Roman" w:cs="Times New Roman"/>
+          <w:sz w:val="28"/>
+          <w:szCs w:val="28"/>
+        </w:rPr>
+        <w:t xml:space="preserve">    gl.bindTexture(gl.TEXTURE_2D, texSpecular);</w:t>
+      </w:r>
+    </w:p>
+    <w:p>
+      <w:pPr>
+        <w:spacing w:after="0" w:line="240" w:lineRule="auto"/>
+        <w:ind w:firstLine="709"/>
+        <w:jc w:val="both"/>
+        <w:rPr>
+          <w:rFonts w:ascii="Times New Roman" w:hAnsi="Times New Roman" w:cs="Times New Roman"/>
+          <w:sz w:val="28"/>
+          <w:szCs w:val="28"/>
+        </w:rPr>
+      </w:pPr>
+      <w:r>
+        <w:rPr>
+          <w:rFonts w:ascii="Times New Roman" w:hAnsi="Times New Roman" w:cs="Times New Roman"/>
+          <w:sz w:val="28"/>
+          <w:szCs w:val="28"/>
+        </w:rPr>
+        <w:t xml:space="preserve">    gl.uniform1i(shProgram.iTexSpecular, 1);</w:t>
+      </w:r>
+    </w:p>
+    <w:p>
+      <w:pPr>
+        <w:spacing w:after="0" w:line="240" w:lineRule="auto"/>
+        <w:ind w:firstLine="709"/>
+        <w:jc w:val="both"/>
+        <w:rPr>
+          <w:rFonts w:ascii="Times New Roman" w:hAnsi="Times New Roman" w:cs="Times New Roman"/>
+          <w:sz w:val="28"/>
+          <w:szCs w:val="28"/>
+        </w:rPr>
+      </w:pPr>
+    </w:p>
+    <w:p>
+      <w:pPr>
+        <w:spacing w:after="0" w:line="240" w:lineRule="auto"/>
+        <w:ind w:firstLine="709"/>
+        <w:jc w:val="both"/>
+        <w:rPr>
+          <w:rFonts w:ascii="Times New Roman" w:hAnsi="Times New Roman" w:cs="Times New Roman"/>
+          <w:sz w:val="28"/>
+          <w:szCs w:val="28"/>
+        </w:rPr>
+      </w:pPr>
+      <w:r>
+        <w:rPr>
+          <w:rFonts w:ascii="Times New Roman" w:hAnsi="Times New Roman" w:cs="Times New Roman"/>
+          <w:sz w:val="28"/>
+          <w:szCs w:val="28"/>
+        </w:rPr>
+        <w:t xml:space="preserve">    gl.activeTexture(gl.TEXTURE2);</w:t>
+      </w:r>
+    </w:p>
+    <w:p>
+      <w:pPr>
+        <w:spacing w:after="0" w:line="240" w:lineRule="auto"/>
+        <w:ind w:firstLine="709"/>
+        <w:jc w:val="both"/>
+        <w:rPr>
+          <w:rFonts w:ascii="Times New Roman" w:hAnsi="Times New Roman" w:cs="Times New Roman"/>
+          <w:sz w:val="28"/>
+          <w:szCs w:val="28"/>
+        </w:rPr>
+      </w:pPr>
+      <w:r>
+        <w:rPr>
+          <w:rFonts w:ascii="Times New Roman" w:hAnsi="Times New Roman" w:cs="Times New Roman"/>
+          <w:sz w:val="28"/>
+          <w:szCs w:val="28"/>
+        </w:rPr>
+        <w:t xml:space="preserve">    gl.bindTexture(gl.TEXTURE_2D, texNormal);</w:t>
+      </w:r>
+    </w:p>
+    <w:p>
+      <w:pPr>
+        <w:spacing w:after="0" w:line="240" w:lineRule="auto"/>
+        <w:ind w:firstLine="709"/>
+        <w:jc w:val="both"/>
+        <w:rPr>
+          <w:rFonts w:ascii="Times New Roman" w:hAnsi="Times New Roman" w:cs="Times New Roman"/>
+          <w:sz w:val="28"/>
+          <w:szCs w:val="28"/>
+        </w:rPr>
+      </w:pPr>
+      <w:r>
+        <w:rPr>
+          <w:rFonts w:ascii="Times New Roman" w:hAnsi="Times New Roman" w:cs="Times New Roman"/>
+          <w:sz w:val="28"/>
+          <w:szCs w:val="28"/>
+        </w:rPr>
+        <w:lastRenderedPageBreak/>
+        <w:t xml:space="preserve">    gl.uniform1i(shProgram.iTexNormal, 2);</w:t>
+      </w:r>
+    </w:p>
+    <w:p>
+      <w:pPr>
+        <w:spacing w:after="0" w:line="240" w:lineRule="auto"/>
+        <w:ind w:firstLine="709"/>
+        <w:jc w:val="both"/>
+        <w:rPr>
+          <w:rFonts w:ascii="Times New Roman" w:hAnsi="Times New Roman" w:cs="Times New Roman"/>
+          <w:sz w:val="28"/>
+          <w:szCs w:val="28"/>
+        </w:rPr>
+      </w:pPr>
+    </w:p>
+    <w:p>
+      <w:pPr>
+        <w:spacing w:after="0" w:line="240" w:lineRule="auto"/>
+        <w:ind w:firstLine="709"/>
+        <w:jc w:val="both"/>
+        <w:rPr>
+          <w:rFonts w:ascii="Times New Roman" w:hAnsi="Times New Roman" w:cs="Times New Roman"/>
+          <w:sz w:val="28"/>
+          <w:szCs w:val="28"/>
+        </w:rPr>
+      </w:pPr>
+      <w:r>
+        <w:rPr>
+          <w:rFonts w:ascii="Times New Roman" w:hAnsi="Times New Roman" w:cs="Times New Roman"/>
+          <w:sz w:val="28"/>
+          <w:szCs w:val="28"/>
+        </w:rPr>
+        <w:t xml:space="preserve">    gl.uniform1f(shProgram.iScale, scale);</w:t>
+      </w:r>
+    </w:p>
+    <w:p>
+      <w:pPr>
+        <w:spacing w:after="0" w:line="240" w:lineRule="auto"/>
+        <w:ind w:firstLine="709"/>
+        <w:jc w:val="both"/>
+        <w:rPr>
+          <w:rFonts w:ascii="Times New Roman" w:hAnsi="Times New Roman" w:cs="Times New Roman"/>
+          <w:sz w:val="28"/>
+          <w:szCs w:val="28"/>
+        </w:rPr>
+      </w:pPr>
+      <w:r>
+        <w:rPr>
+          <w:rFonts w:ascii="Times New Roman" w:hAnsi="Times New Roman" w:cs="Times New Roman"/>
+          <w:sz w:val="28"/>
+          <w:szCs w:val="28"/>
+        </w:rPr>
+        <w:t xml:space="preserve">    gl.uniform2fv(shProgram.iScaleCenter, scaleCenter);</w:t>
+      </w:r>
+    </w:p>
+    <w:p>
+      <w:pPr>
+        <w:spacing w:after="0" w:line="240" w:lineRule="auto"/>
+        <w:ind w:firstLine="709"/>
+        <w:jc w:val="both"/>
+        <w:rPr>
+          <w:rFonts w:ascii="Times New Roman" w:hAnsi="Times New Roman" w:cs="Times New Roman"/>
+          <w:sz w:val="28"/>
+          <w:szCs w:val="28"/>
+        </w:rPr>
+      </w:pPr>
+    </w:p>
+    <w:p>
+      <w:pPr>
+        <w:spacing w:after="0" w:line="240" w:lineRule="auto"/>
+        <w:ind w:firstLine="709"/>
+        <w:jc w:val="both"/>
+        <w:rPr>
+          <w:rFonts w:ascii="Times New Roman" w:hAnsi="Times New Roman" w:cs="Times New Roman"/>
+          <w:sz w:val="28"/>
+          <w:szCs w:val="28"/>
+        </w:rPr>
+      </w:pPr>
+      <w:r>
+        <w:rPr>
+          <w:rFonts w:ascii="Times New Roman" w:hAnsi="Times New Roman" w:cs="Times New Roman"/>
+          <w:sz w:val="28"/>
+          <w:szCs w:val="28"/>
+        </w:rPr>
+        <w:t xml:space="preserve">    surface.Draw();</w:t>
+      </w:r>
+    </w:p>
+    <w:p>
+      <w:pPr>
+        <w:spacing w:after="0" w:line="240" w:lineRule="auto"/>
+        <w:ind w:firstLine="709"/>
+        <w:jc w:val="both"/>
+        <w:rPr>
+          <w:rFonts w:ascii="Times New Roman" w:hAnsi="Times New Roman" w:cs="Times New Roman"/>
+          <w:sz w:val="28"/>
+          <w:szCs w:val="28"/>
+        </w:rPr>
+      </w:pPr>
+      <w:r>
+        <w:rPr>
+          <w:rFonts w:ascii="Times New Roman" w:hAnsi="Times New Roman" w:cs="Times New Roman"/>
+          <w:sz w:val="28"/>
+          <w:szCs w:val="28"/>
+        </w:rPr>
+        <w:t>}</w:t>
+      </w:r>
+    </w:p>
+    <w:p>
+      <w:pPr>
+        <w:spacing w:after="0" w:line="240" w:lineRule="auto"/>
+        <w:ind w:firstLine="709"/>
+        <w:jc w:val="both"/>
+        <w:rPr>
+          <w:rFonts w:ascii="Times New Roman" w:hAnsi="Times New Roman" w:cs="Times New Roman"/>
+          <w:sz w:val="28"/>
+          <w:szCs w:val="28"/>
+        </w:rPr>
+      </w:pPr>
+    </w:p>
+    <w:p>
+      <w:pPr>
+        <w:spacing w:after="0" w:line="240" w:lineRule="auto"/>
+        <w:ind w:firstLine="709"/>
+        <w:jc w:val="both"/>
+        <w:rPr>
+          <w:rFonts w:ascii="Times New Roman" w:hAnsi="Times New Roman" w:cs="Times New Roman"/>
+          <w:sz w:val="28"/>
+          <w:szCs w:val="28"/>
+        </w:rPr>
+      </w:pPr>
+    </w:p>
+    <w:p>
+      <w:pPr>
+        <w:spacing w:after="0" w:line="240" w:lineRule="auto"/>
+        <w:ind w:firstLine="709"/>
+        <w:jc w:val="both"/>
+        <w:rPr>
+          <w:rFonts w:ascii="Times New Roman" w:hAnsi="Times New Roman" w:cs="Times New Roman"/>
+          <w:sz w:val="28"/>
+          <w:szCs w:val="28"/>
+        </w:rPr>
+      </w:pPr>
+    </w:p>
+    <w:p>
+      <w:pPr>
+        <w:spacing w:after="0" w:line="240" w:lineRule="auto"/>
+        <w:ind w:firstLine="709"/>
+        <w:jc w:val="both"/>
+        <w:rPr>
+          <w:rFonts w:ascii="Times New Roman" w:hAnsi="Times New Roman" w:cs="Times New Roman"/>
+          <w:sz w:val="28"/>
+          <w:szCs w:val="28"/>
+        </w:rPr>
+      </w:pPr>
+      <w:r>
+        <w:rPr>
+          <w:rFonts w:ascii="Times New Roman" w:hAnsi="Times New Roman" w:cs="Times New Roman"/>
+          <w:sz w:val="28"/>
+          <w:szCs w:val="28"/>
+        </w:rPr>
+        <w:t>function CreateSurfaceData(u_lines, v_lines) {</w:t>
+      </w:r>
+    </w:p>
+    <w:p>
+      <w:pPr>
+        <w:spacing w:after="0" w:line="240" w:lineRule="auto"/>
+        <w:ind w:firstLine="709"/>
+        <w:jc w:val="both"/>
+        <w:rPr>
+          <w:rFonts w:ascii="Times New Roman" w:hAnsi="Times New Roman" w:cs="Times New Roman"/>
+          <w:sz w:val="28"/>
+          <w:szCs w:val="28"/>
+        </w:rPr>
+      </w:pPr>
+      <w:r>
+        <w:rPr>
+          <w:rFonts w:ascii="Times New Roman" w:hAnsi="Times New Roman" w:cs="Times New Roman"/>
+          <w:sz w:val="28"/>
+          <w:szCs w:val="28"/>
+        </w:rPr>
+        <w:t xml:space="preserve">    let vertexList = [];</w:t>
+      </w:r>
+    </w:p>
+    <w:p>
+      <w:pPr>
+        <w:spacing w:after="0" w:line="240" w:lineRule="auto"/>
+        <w:ind w:firstLine="709"/>
+        <w:jc w:val="both"/>
+        <w:rPr>
+          <w:rFonts w:ascii="Times New Roman" w:hAnsi="Times New Roman" w:cs="Times New Roman"/>
+          <w:sz w:val="28"/>
+          <w:szCs w:val="28"/>
+        </w:rPr>
+      </w:pPr>
+      <w:r>
+        <w:rPr>
+          <w:rFonts w:ascii="Times New Roman" w:hAnsi="Times New Roman" w:cs="Times New Roman"/>
+          <w:sz w:val="28"/>
+          <w:szCs w:val="28"/>
+        </w:rPr>
+        <w:t xml:space="preserve">    let indices = [];</w:t>
+      </w:r>
+    </w:p>
+    <w:p>
+      <w:pPr>
+        <w:spacing w:after="0" w:line="240" w:lineRule="auto"/>
+        <w:ind w:firstLine="709"/>
+        <w:jc w:val="both"/>
+        <w:rPr>
+          <w:rFonts w:ascii="Times New Roman" w:hAnsi="Times New Roman" w:cs="Times New Roman"/>
+          <w:sz w:val="28"/>
+          <w:szCs w:val="28"/>
+        </w:rPr>
+      </w:pPr>
+      <w:r>
+        <w:rPr>
+          <w:rFonts w:ascii="Times New Roman" w:hAnsi="Times New Roman" w:cs="Times New Roman"/>
+          <w:sz w:val="28"/>
+          <w:szCs w:val="28"/>
+        </w:rPr>
+        <w:t xml:space="preserve">    let normals = [];</w:t>
+      </w:r>
+    </w:p>
+    <w:p>
+      <w:pPr>
+        <w:spacing w:after="0" w:line="240" w:lineRule="auto"/>
+        <w:ind w:firstLine="709"/>
+        <w:jc w:val="both"/>
+        <w:rPr>
+          <w:rFonts w:ascii="Times New Roman" w:hAnsi="Times New Roman" w:cs="Times New Roman"/>
+          <w:sz w:val="28"/>
+          <w:szCs w:val="28"/>
+        </w:rPr>
+      </w:pPr>
+      <w:r>
+        <w:rPr>
+          <w:rFonts w:ascii="Times New Roman" w:hAnsi="Times New Roman" w:cs="Times New Roman"/>
+          <w:sz w:val="28"/>
+          <w:szCs w:val="28"/>
+        </w:rPr>
+        <w:t xml:space="preserve">    let texCoords = [];</w:t>
+      </w:r>
+    </w:p>
+    <w:p>
+      <w:pPr>
+        <w:spacing w:after="0" w:line="240" w:lineRule="auto"/>
+        <w:ind w:firstLine="709"/>
+        <w:jc w:val="both"/>
+        <w:rPr>
+          <w:rFonts w:ascii="Times New Roman" w:hAnsi="Times New Roman" w:cs="Times New Roman"/>
+          <w:sz w:val="28"/>
+          <w:szCs w:val="28"/>
+        </w:rPr>
+      </w:pPr>
+      <w:r>
+        <w:rPr>
+          <w:rFonts w:ascii="Times New Roman" w:hAnsi="Times New Roman" w:cs="Times New Roman"/>
+          <w:sz w:val="28"/>
+          <w:szCs w:val="28"/>
+        </w:rPr>
+        <w:t xml:space="preserve">    let tangents = [];</w:t>
+      </w:r>
+    </w:p>
+    <w:p>
+      <w:pPr>
+        <w:spacing w:after="0" w:line="240" w:lineRule="auto"/>
+        <w:ind w:firstLine="709"/>
+        <w:jc w:val="both"/>
+        <w:rPr>
+          <w:rFonts w:ascii="Times New Roman" w:hAnsi="Times New Roman" w:cs="Times New Roman"/>
+          <w:sz w:val="28"/>
+          <w:szCs w:val="28"/>
+        </w:rPr>
+      </w:pPr>
+      <w:r>
+        <w:rPr>
+          <w:rFonts w:ascii="Times New Roman" w:hAnsi="Times New Roman" w:cs="Times New Roman"/>
+          <w:sz w:val="28"/>
+          <w:szCs w:val="28"/>
+        </w:rPr>
+        <w:t xml:space="preserve">    let bitangents = [];</w:t>
+      </w:r>
+    </w:p>
+    <w:p>
+      <w:pPr>
+        <w:spacing w:after="0" w:line="240" w:lineRule="auto"/>
+        <w:ind w:firstLine="709"/>
+        <w:jc w:val="both"/>
+        <w:rPr>
+          <w:rFonts w:ascii="Times New Roman" w:hAnsi="Times New Roman" w:cs="Times New Roman"/>
+          <w:sz w:val="28"/>
+          <w:szCs w:val="28"/>
+        </w:rPr>
+      </w:pPr>
+    </w:p>
+    <w:p>
+      <w:pPr>
+        <w:spacing w:after="0" w:line="240" w:lineRule="auto"/>
+        <w:ind w:firstLine="709"/>
+        <w:jc w:val="both"/>
+        <w:rPr>
+          <w:rFonts w:ascii="Times New Roman" w:hAnsi="Times New Roman" w:cs="Times New Roman"/>
+          <w:sz w:val="28"/>
+          <w:szCs w:val="28"/>
+        </w:rPr>
+      </w:pPr>
+      <w:r>
+        <w:rPr>
+          <w:rFonts w:ascii="Times New Roman" w:hAnsi="Times New Roman" w:cs="Times New Roman"/>
+          <w:sz w:val="28"/>
+          <w:szCs w:val="28"/>
+        </w:rPr>
+        <w:t xml:space="preserve">    const U_MIN = -1.3;</w:t>
+      </w:r>
+    </w:p>
+    <w:p>
+      <w:pPr>
+        <w:spacing w:after="0" w:line="240" w:lineRule="auto"/>
+        <w:ind w:firstLine="709"/>
+        <w:jc w:val="both"/>
+        <w:rPr>
+          <w:rFonts w:ascii="Times New Roman" w:hAnsi="Times New Roman" w:cs="Times New Roman"/>
+          <w:sz w:val="28"/>
+          <w:szCs w:val="28"/>
+        </w:rPr>
+      </w:pPr>
+      <w:r>
+        <w:rPr>
+          <w:rFonts w:ascii="Times New Roman" w:hAnsi="Times New Roman" w:cs="Times New Roman"/>
+          <w:sz w:val="28"/>
+          <w:szCs w:val="28"/>
+        </w:rPr>
+        <w:t xml:space="preserve">    const U_MAX = 1.3;</w:t>
+      </w:r>
+    </w:p>
+    <w:p>
+      <w:pPr>
+        <w:spacing w:after="0" w:line="240" w:lineRule="auto"/>
+        <w:ind w:firstLine="709"/>
+        <w:jc w:val="both"/>
+        <w:rPr>
+          <w:rFonts w:ascii="Times New Roman" w:hAnsi="Times New Roman" w:cs="Times New Roman"/>
+          <w:sz w:val="28"/>
+          <w:szCs w:val="28"/>
+        </w:rPr>
+      </w:pPr>
+      <w:r>
+        <w:rPr>
+          <w:rFonts w:ascii="Times New Roman" w:hAnsi="Times New Roman" w:cs="Times New Roman"/>
+          <w:sz w:val="28"/>
+          <w:szCs w:val="28"/>
+        </w:rPr>
+        <w:t xml:space="preserve">    const V_MIN = -1.3;</w:t>
+      </w:r>
+    </w:p>
+    <w:p>
+      <w:pPr>
+        <w:spacing w:after="0" w:line="240" w:lineRule="auto"/>
+        <w:ind w:firstLine="709"/>
+        <w:jc w:val="both"/>
+        <w:rPr>
+          <w:rFonts w:ascii="Times New Roman" w:hAnsi="Times New Roman" w:cs="Times New Roman"/>
+          <w:sz w:val="28"/>
+          <w:szCs w:val="28"/>
+        </w:rPr>
+      </w:pPr>
+      <w:r>
+        <w:rPr>
+          <w:rFonts w:ascii="Times New Roman" w:hAnsi="Times New Roman" w:cs="Times New Roman"/>
+          <w:sz w:val="28"/>
+          <w:szCs w:val="28"/>
+        </w:rPr>
+        <w:t xml:space="preserve">    const V_MAX = 1.3;</w:t>
+      </w:r>
+    </w:p>
+    <w:p>
+      <w:pPr>
+        <w:spacing w:after="0" w:line="240" w:lineRule="auto"/>
+        <w:ind w:firstLine="709"/>
+        <w:jc w:val="both"/>
+        <w:rPr>
+          <w:rFonts w:ascii="Times New Roman" w:hAnsi="Times New Roman" w:cs="Times New Roman"/>
+          <w:sz w:val="28"/>
+          <w:szCs w:val="28"/>
+        </w:rPr>
+      </w:pPr>
+    </w:p>
+    <w:p>
+      <w:pPr>
+        <w:spacing w:after="0" w:line="240" w:lineRule="auto"/>
+        <w:ind w:firstLine="709"/>
+        <w:jc w:val="both"/>
+        <w:rPr>
+          <w:rFonts w:ascii="Times New Roman" w:hAnsi="Times New Roman" w:cs="Times New Roman"/>
+          <w:sz w:val="28"/>
+          <w:szCs w:val="28"/>
+        </w:rPr>
+      </w:pPr>
+      <w:r>
+        <w:rPr>
+          <w:rFonts w:ascii="Times New Roman" w:hAnsi="Times New Roman" w:cs="Times New Roman"/>
+          <w:sz w:val="28"/>
+          <w:szCs w:val="28"/>
+        </w:rPr>
+        <w:t xml:space="preserve">    function get_shoe_surface_coords(u, v) {</w:t>
+      </w:r>
+    </w:p>
+    <w:p>
+      <w:pPr>
+        <w:spacing w:after="0" w:line="240" w:lineRule="auto"/>
+        <w:ind w:firstLine="709"/>
+        <w:jc w:val="both"/>
+        <w:rPr>
+          <w:rFonts w:ascii="Times New Roman" w:hAnsi="Times New Roman" w:cs="Times New Roman"/>
+          <w:sz w:val="28"/>
+          <w:szCs w:val="28"/>
+        </w:rPr>
+      </w:pPr>
+      <w:r>
+        <w:rPr>
+          <w:rFonts w:ascii="Times New Roman" w:hAnsi="Times New Roman" w:cs="Times New Roman"/>
+          <w:sz w:val="28"/>
+          <w:szCs w:val="28"/>
+        </w:rPr>
+        <w:t xml:space="preserve">        let x = u;</w:t>
+      </w:r>
+    </w:p>
+    <w:p>
+      <w:pPr>
+        <w:spacing w:after="0" w:line="240" w:lineRule="auto"/>
+        <w:ind w:firstLine="709"/>
+        <w:jc w:val="both"/>
+        <w:rPr>
+          <w:rFonts w:ascii="Times New Roman" w:hAnsi="Times New Roman" w:cs="Times New Roman"/>
+          <w:sz w:val="28"/>
+          <w:szCs w:val="28"/>
+        </w:rPr>
+      </w:pPr>
+      <w:r>
+        <w:rPr>
+          <w:rFonts w:ascii="Times New Roman" w:hAnsi="Times New Roman" w:cs="Times New Roman"/>
+          <w:sz w:val="28"/>
+          <w:szCs w:val="28"/>
+        </w:rPr>
+        <w:t xml:space="preserve">        let y = v;</w:t>
+      </w:r>
+    </w:p>
+    <w:p>
+      <w:pPr>
+        <w:spacing w:after="0" w:line="240" w:lineRule="auto"/>
+        <w:ind w:firstLine="709"/>
+        <w:jc w:val="both"/>
+        <w:rPr>
+          <w:rFonts w:ascii="Times New Roman" w:hAnsi="Times New Roman" w:cs="Times New Roman"/>
+          <w:sz w:val="28"/>
+          <w:szCs w:val="28"/>
+        </w:rPr>
+      </w:pPr>
+      <w:r>
+        <w:rPr>
+          <w:rFonts w:ascii="Times New Roman" w:hAnsi="Times New Roman" w:cs="Times New Roman"/>
+          <w:sz w:val="28"/>
+          <w:szCs w:val="28"/>
+        </w:rPr>
+        <w:t xml:space="preserve">        // Поверхня : z = (1/3)u^3 - (1/2)v^2</w:t>
+      </w:r>
+    </w:p>
+    <w:p>
+      <w:pPr>
+        <w:spacing w:after="0" w:line="240" w:lineRule="auto"/>
+        <w:ind w:firstLine="709"/>
+        <w:jc w:val="both"/>
+        <w:rPr>
+          <w:rFonts w:ascii="Times New Roman" w:hAnsi="Times New Roman" w:cs="Times New Roman"/>
+          <w:sz w:val="28"/>
+          <w:szCs w:val="28"/>
+        </w:rPr>
+      </w:pPr>
+      <w:r>
+        <w:rPr>
+          <w:rFonts w:ascii="Times New Roman" w:hAnsi="Times New Roman" w:cs="Times New Roman"/>
+          <w:sz w:val="28"/>
+          <w:szCs w:val="28"/>
+        </w:rPr>
+        <w:t xml:space="preserve">        let z = u * u * u * 1/3 - v * v * 1/2; </w:t>
+      </w:r>
+    </w:p>
+    <w:p>
+      <w:pPr>
+        <w:spacing w:after="0" w:line="240" w:lineRule="auto"/>
+        <w:ind w:firstLine="709"/>
+        <w:jc w:val="both"/>
+        <w:rPr>
+          <w:rFonts w:ascii="Times New Roman" w:hAnsi="Times New Roman" w:cs="Times New Roman"/>
+          <w:sz w:val="28"/>
+          <w:szCs w:val="28"/>
+        </w:rPr>
+      </w:pPr>
+      <w:r>
+        <w:rPr>
+          <w:rFonts w:ascii="Times New Roman" w:hAnsi="Times New Roman" w:cs="Times New Roman"/>
+          <w:sz w:val="28"/>
+          <w:szCs w:val="28"/>
+        </w:rPr>
+        <w:t xml:space="preserve">        return [x, y, z];</w:t>
+      </w:r>
+    </w:p>
+    <w:p>
+      <w:pPr>
+        <w:spacing w:after="0" w:line="240" w:lineRule="auto"/>
+        <w:ind w:firstLine="709"/>
+        <w:jc w:val="both"/>
+        <w:rPr>
+          <w:rFonts w:ascii="Times New Roman" w:hAnsi="Times New Roman" w:cs="Times New Roman"/>
+          <w:sz w:val="28"/>
+          <w:szCs w:val="28"/>
+        </w:rPr>
+      </w:pPr>
+      <w:r>
+        <w:rPr>
+          <w:rFonts w:ascii="Times New Roman" w:hAnsi="Times New Roman" w:cs="Times New Roman"/>
+          <w:sz w:val="28"/>
+          <w:szCs w:val="28"/>
+        </w:rPr>
+        <w:t xml:space="preserve">    }</w:t>
+      </w:r>
+    </w:p>
+    <w:p>
+      <w:pPr>
+        <w:spacing w:after="0" w:line="240" w:lineRule="auto"/>
+        <w:ind w:firstLine="709"/>
+        <w:jc w:val="both"/>
+        <w:rPr>
+          <w:rFonts w:ascii="Times New Roman" w:hAnsi="Times New Roman" w:cs="Times New Roman"/>
+          <w:sz w:val="28"/>
+          <w:szCs w:val="28"/>
+        </w:rPr>
+      </w:pPr>
+    </w:p>
+    <w:p>
+      <w:pPr>
+        <w:spacing w:after="0" w:line="240" w:lineRule="auto"/>
+        <w:ind w:firstLine="709"/>
+        <w:jc w:val="both"/>
+        <w:rPr>
+          <w:rFonts w:ascii="Times New Roman" w:hAnsi="Times New Roman" w:cs="Times New Roman"/>
+          <w:sz w:val="28"/>
+          <w:szCs w:val="28"/>
+        </w:rPr>
+      </w:pPr>
+      <w:r>
+        <w:rPr>
+          <w:rFonts w:ascii="Times New Roman" w:hAnsi="Times New Roman" w:cs="Times New Roman"/>
+          <w:sz w:val="28"/>
+          <w:szCs w:val="28"/>
+        </w:rPr>
+        <w:t xml:space="preserve">    for (let i = 0; i &lt;= u_lines; i++) {</w:t>
+      </w:r>
+    </w:p>
+    <w:p>
+      <w:pPr>
+        <w:spacing w:after="0" w:line="240" w:lineRule="auto"/>
+        <w:ind w:firstLine="709"/>
+        <w:jc w:val="both"/>
+        <w:rPr>
+          <w:rFonts w:ascii="Times New Roman" w:hAnsi="Times New Roman" w:cs="Times New Roman"/>
+          <w:sz w:val="28"/>
+          <w:szCs w:val="28"/>
+        </w:rPr>
+      </w:pPr>
+      <w:r>
+        <w:rPr>
+          <w:rFonts w:ascii="Times New Roman" w:hAnsi="Times New Roman" w:cs="Times New Roman"/>
+          <w:sz w:val="28"/>
+          <w:szCs w:val="28"/>
+        </w:rPr>
+        <w:t xml:space="preserve">        let u = U_MIN + i * (U_MAX - U_MIN) / u_lines;</w:t>
+      </w:r>
+    </w:p>
+    <w:p>
+      <w:pPr>
+        <w:spacing w:after="0" w:line="240" w:lineRule="auto"/>
+        <w:ind w:firstLine="709"/>
+        <w:jc w:val="both"/>
+        <w:rPr>
+          <w:rFonts w:ascii="Times New Roman" w:hAnsi="Times New Roman" w:cs="Times New Roman"/>
+          <w:sz w:val="28"/>
+          <w:szCs w:val="28"/>
+        </w:rPr>
+      </w:pPr>
+      <w:r>
+        <w:rPr>
+          <w:rFonts w:ascii="Times New Roman" w:hAnsi="Times New Roman" w:cs="Times New Roman"/>
+          <w:sz w:val="28"/>
+          <w:szCs w:val="28"/>
+        </w:rPr>
+        <w:t xml:space="preserve">        for (let j = 0; j &lt;= v_lines; j++) {</w:t>
+      </w:r>
+    </w:p>
+    <w:p>
+      <w:pPr>
+        <w:spacing w:after="0" w:line="240" w:lineRule="auto"/>
+        <w:ind w:firstLine="709"/>
+        <w:jc w:val="both"/>
+        <w:rPr>
+          <w:rFonts w:ascii="Times New Roman" w:hAnsi="Times New Roman" w:cs="Times New Roman"/>
+          <w:sz w:val="28"/>
+          <w:szCs w:val="28"/>
+        </w:rPr>
+      </w:pPr>
+      <w:r>
+        <w:rPr>
+          <w:rFonts w:ascii="Times New Roman" w:hAnsi="Times New Roman" w:cs="Times New Roman"/>
+          <w:sz w:val="28"/>
+          <w:szCs w:val="28"/>
+        </w:rPr>
+        <w:t xml:space="preserve">            let v = V_MIN + j * (V_MAX - V_MIN) / v_lines;</w:t>
+      </w:r>
+    </w:p>
+    <w:p>
+      <w:pPr>
+        <w:spacing w:after="0" w:line="240" w:lineRule="auto"/>
+        <w:ind w:firstLine="709"/>
+        <w:jc w:val="both"/>
+        <w:rPr>
+          <w:rFonts w:ascii="Times New Roman" w:hAnsi="Times New Roman" w:cs="Times New Roman"/>
+          <w:sz w:val="28"/>
+          <w:szCs w:val="28"/>
+        </w:rPr>
+      </w:pPr>
+      <w:r>
+        <w:rPr>
+          <w:rFonts w:ascii="Times New Roman" w:hAnsi="Times New Roman" w:cs="Times New Roman"/>
+          <w:sz w:val="28"/>
+          <w:szCs w:val="28"/>
+        </w:rPr>
+        <w:t xml:space="preserve">            vertexList.push(...get_shoe_surface_coords(u, v));</w:t>
+      </w:r>
+    </w:p>
+    <w:p>
+      <w:pPr>
+        <w:spacing w:after="0" w:line="240" w:lineRule="auto"/>
+        <w:ind w:firstLine="709"/>
+        <w:jc w:val="both"/>
+        <w:rPr>
+          <w:rFonts w:ascii="Times New Roman" w:hAnsi="Times New Roman" w:cs="Times New Roman"/>
+          <w:sz w:val="28"/>
+          <w:szCs w:val="28"/>
+        </w:rPr>
+      </w:pPr>
+      <w:r>
+        <w:rPr>
+          <w:rFonts w:ascii="Times New Roman" w:hAnsi="Times New Roman" w:cs="Times New Roman"/>
+          <w:sz w:val="28"/>
+          <w:szCs w:val="28"/>
+        </w:rPr>
+        <w:t xml:space="preserve">            texCoords.push(i / u_lines, j / v_lines);</w:t>
       </w:r>
     </w:p>
     <w:p>
@@ -6407,87 +8065,159 @@
           <w:sz w:val="28"/>
           <w:szCs w:val="28"/>
         </w:rPr>
-        <w:t xml:space="preserve">        draw(); // Перемалювати сцену після завантаження текстури</w:t>
-      </w:r>
-    </w:p>
-    <w:p>
-      <w:pPr>
-        <w:spacing w:after="0" w:line="240" w:lineRule="auto"/>
-        <w:ind w:firstLine="709"/>
-        <w:jc w:val="both"/>
-        <w:rPr>
-          <w:rFonts w:ascii="Times New Roman" w:hAnsi="Times New Roman" w:cs="Times New Roman"/>
-          <w:sz w:val="28"/>
-          <w:szCs w:val="28"/>
-        </w:rPr>
-      </w:pPr>
-      <w:r>
-        <w:rPr>
-          <w:rFonts w:ascii="Times New Roman" w:hAnsi="Times New Roman" w:cs="Times New Roman"/>
-          <w:sz w:val="28"/>
-          <w:szCs w:val="28"/>
-        </w:rPr>
-        <w:t xml:space="preserve">    };</w:t>
-      </w:r>
-    </w:p>
-    <w:p>
-      <w:pPr>
-        <w:spacing w:after="0" w:line="240" w:lineRule="auto"/>
-        <w:ind w:firstLine="709"/>
-        <w:jc w:val="both"/>
-        <w:rPr>
-          <w:rFonts w:ascii="Times New Roman" w:hAnsi="Times New Roman" w:cs="Times New Roman"/>
-          <w:sz w:val="28"/>
-          <w:szCs w:val="28"/>
-        </w:rPr>
-      </w:pPr>
-      <w:r>
-        <w:rPr>
-          <w:rFonts w:ascii="Times New Roman" w:hAnsi="Times New Roman" w:cs="Times New Roman"/>
-          <w:sz w:val="28"/>
-          <w:szCs w:val="28"/>
-        </w:rPr>
-        <w:t xml:space="preserve">    image.src = url;</w:t>
-      </w:r>
-    </w:p>
-    <w:p>
-      <w:pPr>
-        <w:spacing w:after="0" w:line="240" w:lineRule="auto"/>
-        <w:ind w:firstLine="709"/>
-        <w:jc w:val="both"/>
-        <w:rPr>
-          <w:rFonts w:ascii="Times New Roman" w:hAnsi="Times New Roman" w:cs="Times New Roman"/>
-          <w:sz w:val="28"/>
-          <w:szCs w:val="28"/>
-        </w:rPr>
-      </w:pPr>
-      <w:r>
-        <w:rPr>
-          <w:rFonts w:ascii="Times New Roman" w:hAnsi="Times New Roman" w:cs="Times New Roman"/>
-          <w:sz w:val="28"/>
-          <w:szCs w:val="28"/>
-        </w:rPr>
-        <w:t xml:space="preserve">    return texture;</w:t>
-      </w:r>
-    </w:p>
-    <w:p>
-      <w:pPr>
-        <w:spacing w:after="0" w:line="240" w:lineRule="auto"/>
-        <w:ind w:firstLine="709"/>
-        <w:jc w:val="both"/>
-        <w:rPr>
-          <w:rFonts w:ascii="Times New Roman" w:hAnsi="Times New Roman" w:cs="Times New Roman"/>
-          <w:sz w:val="28"/>
-          <w:szCs w:val="28"/>
-        </w:rPr>
-      </w:pPr>
-      <w:r>
-        <w:rPr>
-          <w:rFonts w:ascii="Times New Roman" w:hAnsi="Times New Roman" w:cs="Times New Roman"/>
-          <w:sz w:val="28"/>
-          <w:szCs w:val="28"/>
-        </w:rPr>
-        <w:t>}</w:t>
+        <w:t xml:space="preserve">    }</w:t>
+      </w:r>
+    </w:p>
+    <w:p>
+      <w:pPr>
+        <w:spacing w:after="0" w:line="240" w:lineRule="auto"/>
+        <w:ind w:firstLine="709"/>
+        <w:jc w:val="both"/>
+        <w:rPr>
+          <w:rFonts w:ascii="Times New Roman" w:hAnsi="Times New Roman" w:cs="Times New Roman"/>
+          <w:sz w:val="28"/>
+          <w:szCs w:val="28"/>
+        </w:rPr>
+      </w:pPr>
+    </w:p>
+    <w:p>
+      <w:pPr>
+        <w:spacing w:after="0" w:line="240" w:lineRule="auto"/>
+        <w:ind w:firstLine="709"/>
+        <w:jc w:val="both"/>
+        <w:rPr>
+          <w:rFonts w:ascii="Times New Roman" w:hAnsi="Times New Roman" w:cs="Times New Roman"/>
+          <w:sz w:val="28"/>
+          <w:szCs w:val="28"/>
+        </w:rPr>
+      </w:pPr>
+      <w:r>
+        <w:rPr>
+          <w:rFonts w:ascii="Times New Roman" w:hAnsi="Times New Roman" w:cs="Times New Roman"/>
+          <w:sz w:val="28"/>
+          <w:szCs w:val="28"/>
+        </w:rPr>
+        <w:t xml:space="preserve">    for (let i = 0; i &lt; u_lines; i++) {</w:t>
+      </w:r>
+    </w:p>
+    <w:p>
+      <w:pPr>
+        <w:spacing w:after="0" w:line="240" w:lineRule="auto"/>
+        <w:ind w:firstLine="709"/>
+        <w:jc w:val="both"/>
+        <w:rPr>
+          <w:rFonts w:ascii="Times New Roman" w:hAnsi="Times New Roman" w:cs="Times New Roman"/>
+          <w:sz w:val="28"/>
+          <w:szCs w:val="28"/>
+        </w:rPr>
+      </w:pPr>
+      <w:r>
+        <w:rPr>
+          <w:rFonts w:ascii="Times New Roman" w:hAnsi="Times New Roman" w:cs="Times New Roman"/>
+          <w:sz w:val="28"/>
+          <w:szCs w:val="28"/>
+        </w:rPr>
+        <w:t xml:space="preserve">        for (let j = 0; j &lt; v_lines; j++) {</w:t>
+      </w:r>
+    </w:p>
+    <w:p>
+      <w:pPr>
+        <w:spacing w:after="0" w:line="240" w:lineRule="auto"/>
+        <w:ind w:firstLine="709"/>
+        <w:jc w:val="both"/>
+        <w:rPr>
+          <w:rFonts w:ascii="Times New Roman" w:hAnsi="Times New Roman" w:cs="Times New Roman"/>
+          <w:sz w:val="28"/>
+          <w:szCs w:val="28"/>
+        </w:rPr>
+      </w:pPr>
+      <w:r>
+        <w:rPr>
+          <w:rFonts w:ascii="Times New Roman" w:hAnsi="Times New Roman" w:cs="Times New Roman"/>
+          <w:sz w:val="28"/>
+          <w:szCs w:val="28"/>
+        </w:rPr>
+        <w:t xml:space="preserve">            let p1 = i * (v_lines + 1) + j;</w:t>
+      </w:r>
+    </w:p>
+    <w:p>
+      <w:pPr>
+        <w:spacing w:after="0" w:line="240" w:lineRule="auto"/>
+        <w:ind w:firstLine="709"/>
+        <w:jc w:val="both"/>
+        <w:rPr>
+          <w:rFonts w:ascii="Times New Roman" w:hAnsi="Times New Roman" w:cs="Times New Roman"/>
+          <w:sz w:val="28"/>
+          <w:szCs w:val="28"/>
+        </w:rPr>
+      </w:pPr>
+      <w:r>
+        <w:rPr>
+          <w:rFonts w:ascii="Times New Roman" w:hAnsi="Times New Roman" w:cs="Times New Roman"/>
+          <w:sz w:val="28"/>
+          <w:szCs w:val="28"/>
+        </w:rPr>
+        <w:t xml:space="preserve">            let p2 = p1 + 1;</w:t>
+      </w:r>
+    </w:p>
+    <w:p>
+      <w:pPr>
+        <w:spacing w:after="0" w:line="240" w:lineRule="auto"/>
+        <w:ind w:firstLine="709"/>
+        <w:jc w:val="both"/>
+        <w:rPr>
+          <w:rFonts w:ascii="Times New Roman" w:hAnsi="Times New Roman" w:cs="Times New Roman"/>
+          <w:sz w:val="28"/>
+          <w:szCs w:val="28"/>
+        </w:rPr>
+      </w:pPr>
+      <w:r>
+        <w:rPr>
+          <w:rFonts w:ascii="Times New Roman" w:hAnsi="Times New Roman" w:cs="Times New Roman"/>
+          <w:sz w:val="28"/>
+          <w:szCs w:val="28"/>
+        </w:rPr>
+        <w:t xml:space="preserve">            let p3 = (i + 1) * (v_lines + 1) + j;</w:t>
+      </w:r>
+    </w:p>
+    <w:p>
+      <w:pPr>
+        <w:spacing w:after="0" w:line="240" w:lineRule="auto"/>
+        <w:ind w:firstLine="709"/>
+        <w:jc w:val="both"/>
+        <w:rPr>
+          <w:rFonts w:ascii="Times New Roman" w:hAnsi="Times New Roman" w:cs="Times New Roman"/>
+          <w:sz w:val="28"/>
+          <w:szCs w:val="28"/>
+        </w:rPr>
+      </w:pPr>
+      <w:r>
+        <w:rPr>
+          <w:rFonts w:ascii="Times New Roman" w:hAnsi="Times New Roman" w:cs="Times New Roman"/>
+          <w:sz w:val="28"/>
+          <w:szCs w:val="28"/>
+        </w:rPr>
+        <w:t xml:space="preserve">            let p4 = p3 + 1;</w:t>
+      </w:r>
+    </w:p>
+    <w:p>
+      <w:pPr>
+        <w:spacing w:after="0" w:line="240" w:lineRule="auto"/>
+        <w:ind w:firstLine="709"/>
+        <w:jc w:val="both"/>
+        <w:rPr>
+          <w:rFonts w:ascii="Times New Roman" w:hAnsi="Times New Roman" w:cs="Times New Roman"/>
+          <w:sz w:val="28"/>
+          <w:szCs w:val="28"/>
+        </w:rPr>
+      </w:pPr>
+      <w:r>
+        <w:rPr>
+          <w:rFonts w:ascii="Times New Roman" w:hAnsi="Times New Roman" w:cs="Times New Roman"/>
+          <w:sz w:val="28"/>
+          <w:szCs w:val="28"/>
+        </w:rPr>
+        <w:t xml:space="preserve">            indices.push(p1, p2, p3);</w:t>
       </w:r>
     </w:p>
     <w:p>
@@ -6508,1396 +8238,27 @@
           <w:szCs w:val="28"/>
         </w:rPr>
         <w:lastRenderedPageBreak/>
-        <w:t>// ---------------------------------------------</w:t>
-      </w:r>
-    </w:p>
-    <w:p>
-      <w:pPr>
-        <w:spacing w:after="0" w:line="240" w:lineRule="auto"/>
-        <w:ind w:firstLine="709"/>
-        <w:jc w:val="both"/>
-        <w:rPr>
-          <w:rFonts w:ascii="Times New Roman" w:hAnsi="Times New Roman" w:cs="Times New Roman"/>
-          <w:sz w:val="28"/>
-          <w:szCs w:val="28"/>
-        </w:rPr>
-      </w:pPr>
-    </w:p>
-    <w:p>
-      <w:pPr>
-        <w:spacing w:after="0" w:line="240" w:lineRule="auto"/>
-        <w:ind w:firstLine="709"/>
-        <w:jc w:val="both"/>
-        <w:rPr>
-          <w:rFonts w:ascii="Times New Roman" w:hAnsi="Times New Roman" w:cs="Times New Roman"/>
-          <w:sz w:val="28"/>
-          <w:szCs w:val="28"/>
-        </w:rPr>
-      </w:pPr>
-    </w:p>
-    <w:p>
-      <w:pPr>
-        <w:spacing w:after="0" w:line="240" w:lineRule="auto"/>
-        <w:ind w:firstLine="709"/>
-        <w:jc w:val="both"/>
-        <w:rPr>
-          <w:rFonts w:ascii="Times New Roman" w:hAnsi="Times New Roman" w:cs="Times New Roman"/>
-          <w:sz w:val="28"/>
-          <w:szCs w:val="28"/>
-        </w:rPr>
-      </w:pPr>
-      <w:r>
-        <w:rPr>
-          <w:rFonts w:ascii="Times New Roman" w:hAnsi="Times New Roman" w:cs="Times New Roman"/>
-          <w:sz w:val="28"/>
-          <w:szCs w:val="28"/>
-        </w:rPr>
-        <w:t>function createSolidTexture(color) {</w:t>
-      </w:r>
-    </w:p>
-    <w:p>
-      <w:pPr>
-        <w:spacing w:after="0" w:line="240" w:lineRule="auto"/>
-        <w:ind w:firstLine="709"/>
-        <w:jc w:val="both"/>
-        <w:rPr>
-          <w:rFonts w:ascii="Times New Roman" w:hAnsi="Times New Roman" w:cs="Times New Roman"/>
-          <w:sz w:val="28"/>
-          <w:szCs w:val="28"/>
-        </w:rPr>
-      </w:pPr>
-      <w:r>
-        <w:rPr>
-          <w:rFonts w:ascii="Times New Roman" w:hAnsi="Times New Roman" w:cs="Times New Roman"/>
-          <w:sz w:val="28"/>
-          <w:szCs w:val="28"/>
-        </w:rPr>
-        <w:t xml:space="preserve">    const texture = gl.createTexture();</w:t>
-      </w:r>
-    </w:p>
-    <w:p>
-      <w:pPr>
-        <w:spacing w:after="0" w:line="240" w:lineRule="auto"/>
-        <w:ind w:firstLine="709"/>
-        <w:jc w:val="both"/>
-        <w:rPr>
-          <w:rFonts w:ascii="Times New Roman" w:hAnsi="Times New Roman" w:cs="Times New Roman"/>
-          <w:sz w:val="28"/>
-          <w:szCs w:val="28"/>
-        </w:rPr>
-      </w:pPr>
-      <w:r>
-        <w:rPr>
-          <w:rFonts w:ascii="Times New Roman" w:hAnsi="Times New Roman" w:cs="Times New Roman"/>
-          <w:sz w:val="28"/>
-          <w:szCs w:val="28"/>
-        </w:rPr>
-        <w:t xml:space="preserve">    gl.bindTexture(gl.TEXTURE_2D, texture);</w:t>
-      </w:r>
-    </w:p>
-    <w:p>
-      <w:pPr>
-        <w:spacing w:after="0" w:line="240" w:lineRule="auto"/>
-        <w:ind w:firstLine="709"/>
-        <w:jc w:val="both"/>
-        <w:rPr>
-          <w:rFonts w:ascii="Times New Roman" w:hAnsi="Times New Roman" w:cs="Times New Roman"/>
-          <w:sz w:val="28"/>
-          <w:szCs w:val="28"/>
-        </w:rPr>
-      </w:pPr>
-      <w:r>
-        <w:rPr>
-          <w:rFonts w:ascii="Times New Roman" w:hAnsi="Times New Roman" w:cs="Times New Roman"/>
-          <w:sz w:val="28"/>
-          <w:szCs w:val="28"/>
-        </w:rPr>
-        <w:t xml:space="preserve">    gl.texImage2D(gl.TEXTURE_2D, 0, gl.RGBA, 1, 1, 0, gl.RGBA, gl.UNSIGNED_BYTE, new Uint8Array(color));</w:t>
-      </w:r>
-    </w:p>
-    <w:p>
-      <w:pPr>
-        <w:spacing w:after="0" w:line="240" w:lineRule="auto"/>
-        <w:ind w:firstLine="709"/>
-        <w:jc w:val="both"/>
-        <w:rPr>
-          <w:rFonts w:ascii="Times New Roman" w:hAnsi="Times New Roman" w:cs="Times New Roman"/>
-          <w:sz w:val="28"/>
-          <w:szCs w:val="28"/>
-        </w:rPr>
-      </w:pPr>
-      <w:r>
-        <w:rPr>
-          <w:rFonts w:ascii="Times New Roman" w:hAnsi="Times New Roman" w:cs="Times New Roman"/>
-          <w:sz w:val="28"/>
-          <w:szCs w:val="28"/>
-        </w:rPr>
-        <w:t xml:space="preserve">    return texture;</w:t>
-      </w:r>
-    </w:p>
-    <w:p>
-      <w:pPr>
-        <w:spacing w:after="0" w:line="240" w:lineRule="auto"/>
-        <w:ind w:firstLine="709"/>
-        <w:jc w:val="both"/>
-        <w:rPr>
-          <w:rFonts w:ascii="Times New Roman" w:hAnsi="Times New Roman" w:cs="Times New Roman"/>
-          <w:sz w:val="28"/>
-          <w:szCs w:val="28"/>
-        </w:rPr>
-      </w:pPr>
-      <w:r>
-        <w:rPr>
-          <w:rFonts w:ascii="Times New Roman" w:hAnsi="Times New Roman" w:cs="Times New Roman"/>
-          <w:sz w:val="28"/>
-          <w:szCs w:val="28"/>
-        </w:rPr>
-        <w:t>}</w:t>
-      </w:r>
-    </w:p>
-    <w:p>
-      <w:pPr>
-        <w:spacing w:after="0" w:line="240" w:lineRule="auto"/>
-        <w:ind w:firstLine="709"/>
-        <w:jc w:val="both"/>
-        <w:rPr>
-          <w:rFonts w:ascii="Times New Roman" w:hAnsi="Times New Roman" w:cs="Times New Roman"/>
-          <w:sz w:val="28"/>
-          <w:szCs w:val="28"/>
-        </w:rPr>
-      </w:pPr>
-    </w:p>
-    <w:p>
-      <w:pPr>
-        <w:spacing w:after="0" w:line="240" w:lineRule="auto"/>
-        <w:ind w:firstLine="709"/>
-        <w:jc w:val="both"/>
-        <w:rPr>
-          <w:rFonts w:ascii="Times New Roman" w:hAnsi="Times New Roman" w:cs="Times New Roman"/>
-          <w:sz w:val="28"/>
-          <w:szCs w:val="28"/>
-        </w:rPr>
-      </w:pPr>
-      <w:r>
-        <w:rPr>
-          <w:rFonts w:ascii="Times New Roman" w:hAnsi="Times New Roman" w:cs="Times New Roman"/>
-          <w:sz w:val="28"/>
-          <w:szCs w:val="28"/>
-        </w:rPr>
-        <w:t>function draw() {</w:t>
-      </w:r>
-    </w:p>
-    <w:p>
-      <w:pPr>
-        <w:spacing w:after="0" w:line="240" w:lineRule="auto"/>
-        <w:ind w:firstLine="709"/>
-        <w:jc w:val="both"/>
-        <w:rPr>
-          <w:rFonts w:ascii="Times New Roman" w:hAnsi="Times New Roman" w:cs="Times New Roman"/>
-          <w:sz w:val="28"/>
-          <w:szCs w:val="28"/>
-        </w:rPr>
-      </w:pPr>
-      <w:r>
-        <w:rPr>
-          <w:rFonts w:ascii="Times New Roman" w:hAnsi="Times New Roman" w:cs="Times New Roman"/>
-          <w:sz w:val="28"/>
-          <w:szCs w:val="28"/>
-        </w:rPr>
-        <w:t xml:space="preserve">    gl.clearColor(0.8, 0.9, 1.0, 1.0);</w:t>
-      </w:r>
-    </w:p>
-    <w:p>
-      <w:pPr>
-        <w:spacing w:after="0" w:line="240" w:lineRule="auto"/>
-        <w:ind w:firstLine="709"/>
-        <w:jc w:val="both"/>
-        <w:rPr>
-          <w:rFonts w:ascii="Times New Roman" w:hAnsi="Times New Roman" w:cs="Times New Roman"/>
-          <w:sz w:val="28"/>
-          <w:szCs w:val="28"/>
-        </w:rPr>
-      </w:pPr>
-      <w:r>
-        <w:rPr>
-          <w:rFonts w:ascii="Times New Roman" w:hAnsi="Times New Roman" w:cs="Times New Roman"/>
-          <w:sz w:val="28"/>
-          <w:szCs w:val="28"/>
-        </w:rPr>
-        <w:t xml:space="preserve">    gl.clear(gl.COLOR_BUFFER_BIT | gl.DEPTH_BUFFER_BIT);</w:t>
-      </w:r>
-    </w:p>
-    <w:p>
-      <w:pPr>
-        <w:spacing w:after="0" w:line="240" w:lineRule="auto"/>
-        <w:ind w:firstLine="709"/>
-        <w:jc w:val="both"/>
-        <w:rPr>
-          <w:rFonts w:ascii="Times New Roman" w:hAnsi="Times New Roman" w:cs="Times New Roman"/>
-          <w:sz w:val="28"/>
-          <w:szCs w:val="28"/>
-        </w:rPr>
-      </w:pPr>
-    </w:p>
-    <w:p>
-      <w:pPr>
-        <w:spacing w:after="0" w:line="240" w:lineRule="auto"/>
-        <w:ind w:firstLine="709"/>
-        <w:jc w:val="both"/>
-        <w:rPr>
-          <w:rFonts w:ascii="Times New Roman" w:hAnsi="Times New Roman" w:cs="Times New Roman"/>
-          <w:sz w:val="28"/>
-          <w:szCs w:val="28"/>
-        </w:rPr>
-      </w:pPr>
-      <w:r>
-        <w:rPr>
-          <w:rFonts w:ascii="Times New Roman" w:hAnsi="Times New Roman" w:cs="Times New Roman"/>
-          <w:sz w:val="28"/>
-          <w:szCs w:val="28"/>
-        </w:rPr>
-        <w:t xml:space="preserve">    let projection = m4.perspective(Math.PI/8, 1, 8, 12);</w:t>
-      </w:r>
-    </w:p>
-    <w:p>
-      <w:pPr>
-        <w:spacing w:after="0" w:line="240" w:lineRule="auto"/>
-        <w:ind w:firstLine="709"/>
-        <w:jc w:val="both"/>
-        <w:rPr>
-          <w:rFonts w:ascii="Times New Roman" w:hAnsi="Times New Roman" w:cs="Times New Roman"/>
-          <w:sz w:val="28"/>
-          <w:szCs w:val="28"/>
-        </w:rPr>
-      </w:pPr>
-      <w:r>
-        <w:rPr>
-          <w:rFonts w:ascii="Times New Roman" w:hAnsi="Times New Roman" w:cs="Times New Roman"/>
-          <w:sz w:val="28"/>
-          <w:szCs w:val="28"/>
-        </w:rPr>
-        <w:t xml:space="preserve">    let modelView = spaceball.getViewMatrix();</w:t>
-      </w:r>
-    </w:p>
-    <w:p>
-      <w:pPr>
-        <w:spacing w:after="0" w:line="240" w:lineRule="auto"/>
-        <w:ind w:firstLine="709"/>
-        <w:jc w:val="both"/>
-        <w:rPr>
-          <w:rFonts w:ascii="Times New Roman" w:hAnsi="Times New Roman" w:cs="Times New Roman"/>
-          <w:sz w:val="28"/>
-          <w:szCs w:val="28"/>
-        </w:rPr>
-      </w:pPr>
-    </w:p>
-    <w:p>
-      <w:pPr>
-        <w:spacing w:after="0" w:line="240" w:lineRule="auto"/>
-        <w:ind w:firstLine="709"/>
-        <w:jc w:val="both"/>
-        <w:rPr>
-          <w:rFonts w:ascii="Times New Roman" w:hAnsi="Times New Roman" w:cs="Times New Roman"/>
-          <w:sz w:val="28"/>
-          <w:szCs w:val="28"/>
-        </w:rPr>
-      </w:pPr>
-      <w:r>
-        <w:rPr>
-          <w:rFonts w:ascii="Times New Roman" w:hAnsi="Times New Roman" w:cs="Times New Roman"/>
-          <w:sz w:val="28"/>
-          <w:szCs w:val="28"/>
-        </w:rPr>
-        <w:t xml:space="preserve">    let rotateToPointZero = m4.axisRotation([0.707, 0.707, 0], 0.7);</w:t>
-      </w:r>
-    </w:p>
-    <w:p>
-      <w:pPr>
-        <w:spacing w:after="0" w:line="240" w:lineRule="auto"/>
-        <w:ind w:firstLine="709"/>
-        <w:jc w:val="both"/>
-        <w:rPr>
-          <w:rFonts w:ascii="Times New Roman" w:hAnsi="Times New Roman" w:cs="Times New Roman"/>
-          <w:sz w:val="28"/>
-          <w:szCs w:val="28"/>
-        </w:rPr>
-      </w:pPr>
-      <w:r>
-        <w:rPr>
-          <w:rFonts w:ascii="Times New Roman" w:hAnsi="Times New Roman" w:cs="Times New Roman"/>
-          <w:sz w:val="28"/>
-          <w:szCs w:val="28"/>
-        </w:rPr>
-        <w:t xml:space="preserve">    let translateToPointZero = m4.translation(0, 0, -10);</w:t>
-      </w:r>
-    </w:p>
-    <w:p>
-      <w:pPr>
-        <w:spacing w:after="0" w:line="240" w:lineRule="auto"/>
-        <w:ind w:firstLine="709"/>
-        <w:jc w:val="both"/>
-        <w:rPr>
-          <w:rFonts w:ascii="Times New Roman" w:hAnsi="Times New Roman" w:cs="Times New Roman"/>
-          <w:sz w:val="28"/>
-          <w:szCs w:val="28"/>
-        </w:rPr>
-      </w:pPr>
-    </w:p>
-    <w:p>
-      <w:pPr>
-        <w:spacing w:after="0" w:line="240" w:lineRule="auto"/>
-        <w:ind w:firstLine="709"/>
-        <w:jc w:val="both"/>
-        <w:rPr>
-          <w:rFonts w:ascii="Times New Roman" w:hAnsi="Times New Roman" w:cs="Times New Roman"/>
-          <w:sz w:val="28"/>
-          <w:szCs w:val="28"/>
-        </w:rPr>
-      </w:pPr>
-      <w:r>
-        <w:rPr>
-          <w:rFonts w:ascii="Times New Roman" w:hAnsi="Times New Roman" w:cs="Times New Roman"/>
-          <w:sz w:val="28"/>
-          <w:szCs w:val="28"/>
-        </w:rPr>
-        <w:t xml:space="preserve">    let matAccum0 = m4.multiply(rotateToPointZero, modelView);</w:t>
-      </w:r>
-    </w:p>
-    <w:p>
-      <w:pPr>
-        <w:spacing w:after="0" w:line="240" w:lineRule="auto"/>
-        <w:ind w:firstLine="709"/>
-        <w:jc w:val="both"/>
-        <w:rPr>
-          <w:rFonts w:ascii="Times New Roman" w:hAnsi="Times New Roman" w:cs="Times New Roman"/>
-          <w:sz w:val="28"/>
-          <w:szCs w:val="28"/>
-        </w:rPr>
-      </w:pPr>
-      <w:r>
-        <w:rPr>
-          <w:rFonts w:ascii="Times New Roman" w:hAnsi="Times New Roman" w:cs="Times New Roman"/>
-          <w:sz w:val="28"/>
-          <w:szCs w:val="28"/>
-        </w:rPr>
-        <w:t xml:space="preserve">    let modelViewMatrix = m4.multiply(translateToPointZero, matAccum0);</w:t>
-      </w:r>
-    </w:p>
-    <w:p>
-      <w:pPr>
-        <w:spacing w:after="0" w:line="240" w:lineRule="auto"/>
-        <w:ind w:firstLine="709"/>
-        <w:jc w:val="both"/>
-        <w:rPr>
-          <w:rFonts w:ascii="Times New Roman" w:hAnsi="Times New Roman" w:cs="Times New Roman"/>
-          <w:sz w:val="28"/>
-          <w:szCs w:val="28"/>
-        </w:rPr>
-      </w:pPr>
-    </w:p>
-    <w:p>
-      <w:pPr>
-        <w:spacing w:after="0" w:line="240" w:lineRule="auto"/>
-        <w:ind w:firstLine="709"/>
-        <w:jc w:val="both"/>
-        <w:rPr>
-          <w:rFonts w:ascii="Times New Roman" w:hAnsi="Times New Roman" w:cs="Times New Roman"/>
-          <w:sz w:val="28"/>
-          <w:szCs w:val="28"/>
-        </w:rPr>
-      </w:pPr>
-      <w:r>
-        <w:rPr>
-          <w:rFonts w:ascii="Times New Roman" w:hAnsi="Times New Roman" w:cs="Times New Roman"/>
-          <w:sz w:val="28"/>
-          <w:szCs w:val="28"/>
-        </w:rPr>
-        <w:t xml:space="preserve">    let modelViewProjection = m4.multiply(projection, modelViewMatrix);</w:t>
-      </w:r>
-    </w:p>
-    <w:p>
-      <w:pPr>
-        <w:spacing w:after="0" w:line="240" w:lineRule="auto"/>
-        <w:ind w:firstLine="709"/>
-        <w:jc w:val="both"/>
-        <w:rPr>
-          <w:rFonts w:ascii="Times New Roman" w:hAnsi="Times New Roman" w:cs="Times New Roman"/>
-          <w:sz w:val="28"/>
-          <w:szCs w:val="28"/>
-        </w:rPr>
-      </w:pPr>
-      <w:r>
-        <w:rPr>
-          <w:rFonts w:ascii="Times New Roman" w:hAnsi="Times New Roman" w:cs="Times New Roman"/>
-          <w:sz w:val="28"/>
-          <w:szCs w:val="28"/>
-        </w:rPr>
-        <w:t xml:space="preserve">    </w:t>
-      </w:r>
-    </w:p>
-    <w:p>
-      <w:pPr>
-        <w:spacing w:after="0" w:line="240" w:lineRule="auto"/>
-        <w:ind w:firstLine="709"/>
-        <w:jc w:val="both"/>
-        <w:rPr>
-          <w:rFonts w:ascii="Times New Roman" w:hAnsi="Times New Roman" w:cs="Times New Roman"/>
-          <w:sz w:val="28"/>
-          <w:szCs w:val="28"/>
-        </w:rPr>
-      </w:pPr>
-      <w:r>
-        <w:rPr>
-          <w:rFonts w:ascii="Times New Roman" w:hAnsi="Times New Roman" w:cs="Times New Roman"/>
-          <w:sz w:val="28"/>
-          <w:szCs w:val="28"/>
-        </w:rPr>
-        <w:t xml:space="preserve">    const normalMatrix = m4.transpose(m4.inverse(modelViewMatrix));</w:t>
-      </w:r>
-    </w:p>
-    <w:p>
-      <w:pPr>
-        <w:spacing w:after="0" w:line="240" w:lineRule="auto"/>
-        <w:ind w:firstLine="709"/>
-        <w:jc w:val="both"/>
-        <w:rPr>
-          <w:rFonts w:ascii="Times New Roman" w:hAnsi="Times New Roman" w:cs="Times New Roman"/>
-          <w:sz w:val="28"/>
-          <w:szCs w:val="28"/>
-        </w:rPr>
-      </w:pPr>
-    </w:p>
-    <w:p>
-      <w:pPr>
-        <w:spacing w:after="0" w:line="240" w:lineRule="auto"/>
-        <w:ind w:firstLine="709"/>
-        <w:jc w:val="both"/>
-        <w:rPr>
-          <w:rFonts w:ascii="Times New Roman" w:hAnsi="Times New Roman" w:cs="Times New Roman"/>
-          <w:sz w:val="28"/>
-          <w:szCs w:val="28"/>
-        </w:rPr>
-      </w:pPr>
-      <w:r>
-        <w:rPr>
-          <w:rFonts w:ascii="Times New Roman" w:hAnsi="Times New Roman" w:cs="Times New Roman"/>
-          <w:sz w:val="28"/>
-          <w:szCs w:val="28"/>
-        </w:rPr>
-        <w:t xml:space="preserve">    lightAngle += 0.01;</w:t>
-      </w:r>
-    </w:p>
-    <w:p>
-      <w:pPr>
-        <w:spacing w:after="0" w:line="240" w:lineRule="auto"/>
-        <w:ind w:firstLine="709"/>
-        <w:jc w:val="both"/>
-        <w:rPr>
-          <w:rFonts w:ascii="Times New Roman" w:hAnsi="Times New Roman" w:cs="Times New Roman"/>
-          <w:sz w:val="28"/>
-          <w:szCs w:val="28"/>
-        </w:rPr>
-      </w:pPr>
-      <w:r>
-        <w:rPr>
-          <w:rFonts w:ascii="Times New Roman" w:hAnsi="Times New Roman" w:cs="Times New Roman"/>
-          <w:sz w:val="28"/>
-          <w:szCs w:val="28"/>
-        </w:rPr>
-        <w:t xml:space="preserve">    const lightPosition = [5 * Math.cos(lightAngle), 5 * Math.sin(lightAngle), 0];</w:t>
-      </w:r>
-    </w:p>
-    <w:p>
-      <w:pPr>
-        <w:spacing w:after="0" w:line="240" w:lineRule="auto"/>
-        <w:ind w:firstLine="709"/>
-        <w:jc w:val="both"/>
-        <w:rPr>
-          <w:rFonts w:ascii="Times New Roman" w:hAnsi="Times New Roman" w:cs="Times New Roman"/>
-          <w:sz w:val="28"/>
-          <w:szCs w:val="28"/>
-        </w:rPr>
-      </w:pPr>
-    </w:p>
-    <w:p>
-      <w:pPr>
-        <w:spacing w:after="0" w:line="240" w:lineRule="auto"/>
-        <w:ind w:firstLine="709"/>
-        <w:jc w:val="both"/>
-        <w:rPr>
-          <w:rFonts w:ascii="Times New Roman" w:hAnsi="Times New Roman" w:cs="Times New Roman"/>
-          <w:sz w:val="28"/>
-          <w:szCs w:val="28"/>
-        </w:rPr>
-      </w:pPr>
-      <w:r>
-        <w:rPr>
-          <w:rFonts w:ascii="Times New Roman" w:hAnsi="Times New Roman" w:cs="Times New Roman"/>
-          <w:sz w:val="28"/>
-          <w:szCs w:val="28"/>
-        </w:rPr>
-        <w:t xml:space="preserve">    gl.uniformMatrix4fv(shProgram.iModelViewProjectionMatrix, false, modelViewProjection);</w:t>
-      </w:r>
-    </w:p>
-    <w:p>
-      <w:pPr>
-        <w:spacing w:after="0" w:line="240" w:lineRule="auto"/>
-        <w:ind w:firstLine="709"/>
-        <w:jc w:val="both"/>
-        <w:rPr>
-          <w:rFonts w:ascii="Times New Roman" w:hAnsi="Times New Roman" w:cs="Times New Roman"/>
-          <w:sz w:val="28"/>
-          <w:szCs w:val="28"/>
-        </w:rPr>
-      </w:pPr>
-      <w:r>
-        <w:rPr>
-          <w:rFonts w:ascii="Times New Roman" w:hAnsi="Times New Roman" w:cs="Times New Roman"/>
-          <w:sz w:val="28"/>
-          <w:szCs w:val="28"/>
-        </w:rPr>
-        <w:t xml:space="preserve">    gl.uniformMatrix4fv(shProgram.iModelViewMatrix, false, modelViewMatrix);</w:t>
-      </w:r>
-    </w:p>
-    <w:p>
-      <w:pPr>
-        <w:spacing w:after="0" w:line="240" w:lineRule="auto"/>
-        <w:ind w:firstLine="709"/>
-        <w:jc w:val="both"/>
-        <w:rPr>
-          <w:rFonts w:ascii="Times New Roman" w:hAnsi="Times New Roman" w:cs="Times New Roman"/>
-          <w:sz w:val="28"/>
-          <w:szCs w:val="28"/>
-        </w:rPr>
-      </w:pPr>
-      <w:r>
-        <w:rPr>
-          <w:rFonts w:ascii="Times New Roman" w:hAnsi="Times New Roman" w:cs="Times New Roman"/>
-          <w:sz w:val="28"/>
-          <w:szCs w:val="28"/>
-        </w:rPr>
-        <w:t xml:space="preserve">    gl.uniformMatrix3fv(shProgram.iNormalMatrix, false, normalMatrix.slice(0,9));</w:t>
-      </w:r>
-    </w:p>
-    <w:p>
-      <w:pPr>
-        <w:spacing w:after="0" w:line="240" w:lineRule="auto"/>
-        <w:ind w:firstLine="709"/>
-        <w:jc w:val="both"/>
-        <w:rPr>
-          <w:rFonts w:ascii="Times New Roman" w:hAnsi="Times New Roman" w:cs="Times New Roman"/>
-          <w:sz w:val="28"/>
-          <w:szCs w:val="28"/>
-        </w:rPr>
-      </w:pPr>
-      <w:r>
-        <w:rPr>
-          <w:rFonts w:ascii="Times New Roman" w:hAnsi="Times New Roman" w:cs="Times New Roman"/>
-          <w:sz w:val="28"/>
-          <w:szCs w:val="28"/>
-        </w:rPr>
-        <w:t xml:space="preserve">    </w:t>
-      </w:r>
-    </w:p>
-    <w:p>
-      <w:pPr>
-        <w:spacing w:after="0" w:line="240" w:lineRule="auto"/>
-        <w:ind w:firstLine="709"/>
-        <w:jc w:val="both"/>
-        <w:rPr>
-          <w:rFonts w:ascii="Times New Roman" w:hAnsi="Times New Roman" w:cs="Times New Roman"/>
-          <w:sz w:val="28"/>
-          <w:szCs w:val="28"/>
-        </w:rPr>
-      </w:pPr>
-      <w:r>
-        <w:rPr>
-          <w:rFonts w:ascii="Times New Roman" w:hAnsi="Times New Roman" w:cs="Times New Roman"/>
-          <w:sz w:val="28"/>
-          <w:szCs w:val="28"/>
-        </w:rPr>
-        <w:t xml:space="preserve">    gl.uniform3fv(shProgram.iLightPosition, lightPosition);</w:t>
-      </w:r>
-    </w:p>
-    <w:p>
-      <w:pPr>
-        <w:spacing w:after="0" w:line="240" w:lineRule="auto"/>
-        <w:ind w:firstLine="709"/>
-        <w:jc w:val="both"/>
-        <w:rPr>
-          <w:rFonts w:ascii="Times New Roman" w:hAnsi="Times New Roman" w:cs="Times New Roman"/>
-          <w:sz w:val="28"/>
-          <w:szCs w:val="28"/>
-        </w:rPr>
-      </w:pPr>
-      <w:r>
-        <w:rPr>
-          <w:rFonts w:ascii="Times New Roman" w:hAnsi="Times New Roman" w:cs="Times New Roman"/>
-          <w:sz w:val="28"/>
-          <w:szCs w:val="28"/>
-        </w:rPr>
-        <w:t xml:space="preserve">    gl.uniform4fv(shProgram.iLightColor, [1.0, 1.0, 1.0, 1.0]);</w:t>
-      </w:r>
-    </w:p>
-    <w:p>
-      <w:pPr>
-        <w:spacing w:after="0" w:line="240" w:lineRule="auto"/>
-        <w:ind w:firstLine="709"/>
-        <w:jc w:val="both"/>
-        <w:rPr>
-          <w:rFonts w:ascii="Times New Roman" w:hAnsi="Times New Roman" w:cs="Times New Roman"/>
-          <w:sz w:val="28"/>
-          <w:szCs w:val="28"/>
-        </w:rPr>
-      </w:pPr>
-      <w:r>
-        <w:rPr>
-          <w:rFonts w:ascii="Times New Roman" w:hAnsi="Times New Roman" w:cs="Times New Roman"/>
-          <w:sz w:val="28"/>
-          <w:szCs w:val="28"/>
-        </w:rPr>
-        <w:t xml:space="preserve">    gl.uniform4fv(shProgram.iAmbientColor, [0.4, 0.4, 0.4, 1.0]);</w:t>
-      </w:r>
-    </w:p>
-    <w:p>
-      <w:pPr>
-        <w:spacing w:after="0" w:line="240" w:lineRule="auto"/>
-        <w:ind w:firstLine="709"/>
-        <w:jc w:val="both"/>
-        <w:rPr>
-          <w:rFonts w:ascii="Times New Roman" w:hAnsi="Times New Roman" w:cs="Times New Roman"/>
-          <w:sz w:val="28"/>
-          <w:szCs w:val="28"/>
-        </w:rPr>
-      </w:pPr>
-      <w:r>
-        <w:rPr>
-          <w:rFonts w:ascii="Times New Roman" w:hAnsi="Times New Roman" w:cs="Times New Roman"/>
-          <w:sz w:val="28"/>
-          <w:szCs w:val="28"/>
-        </w:rPr>
-        <w:t xml:space="preserve">    gl.uniform1f(shProgram.iShininess, 32.0);</w:t>
-      </w:r>
-    </w:p>
-    <w:p>
-      <w:pPr>
-        <w:spacing w:after="0" w:line="240" w:lineRule="auto"/>
-        <w:ind w:firstLine="709"/>
-        <w:jc w:val="both"/>
-        <w:rPr>
-          <w:rFonts w:ascii="Times New Roman" w:hAnsi="Times New Roman" w:cs="Times New Roman"/>
-          <w:sz w:val="28"/>
-          <w:szCs w:val="28"/>
-        </w:rPr>
-      </w:pPr>
-    </w:p>
-    <w:p>
-      <w:pPr>
-        <w:spacing w:after="0" w:line="240" w:lineRule="auto"/>
-        <w:ind w:firstLine="709"/>
-        <w:jc w:val="both"/>
-        <w:rPr>
-          <w:rFonts w:ascii="Times New Roman" w:hAnsi="Times New Roman" w:cs="Times New Roman"/>
-          <w:sz w:val="28"/>
-          <w:szCs w:val="28"/>
-        </w:rPr>
-      </w:pPr>
-      <w:r>
-        <w:rPr>
-          <w:rFonts w:ascii="Times New Roman" w:hAnsi="Times New Roman" w:cs="Times New Roman"/>
-          <w:sz w:val="28"/>
-          <w:szCs w:val="28"/>
-        </w:rPr>
-        <w:t xml:space="preserve">    gl.activeTexture(gl.TEXTURE0);</w:t>
-      </w:r>
-    </w:p>
-    <w:p>
-      <w:pPr>
-        <w:spacing w:after="0" w:line="240" w:lineRule="auto"/>
-        <w:ind w:firstLine="709"/>
-        <w:jc w:val="both"/>
-        <w:rPr>
-          <w:rFonts w:ascii="Times New Roman" w:hAnsi="Times New Roman" w:cs="Times New Roman"/>
-          <w:sz w:val="28"/>
-          <w:szCs w:val="28"/>
-        </w:rPr>
-      </w:pPr>
-      <w:r>
-        <w:rPr>
-          <w:rFonts w:ascii="Times New Roman" w:hAnsi="Times New Roman" w:cs="Times New Roman"/>
-          <w:sz w:val="28"/>
-          <w:szCs w:val="28"/>
-        </w:rPr>
-        <w:t xml:space="preserve">    gl.bindTexture(gl.TEXTURE_2D, texDiffuse);</w:t>
-      </w:r>
-    </w:p>
-    <w:p>
-      <w:pPr>
-        <w:spacing w:after="0" w:line="240" w:lineRule="auto"/>
-        <w:ind w:firstLine="709"/>
-        <w:jc w:val="both"/>
-        <w:rPr>
-          <w:rFonts w:ascii="Times New Roman" w:hAnsi="Times New Roman" w:cs="Times New Roman"/>
-          <w:sz w:val="28"/>
-          <w:szCs w:val="28"/>
-        </w:rPr>
-      </w:pPr>
-      <w:r>
-        <w:rPr>
-          <w:rFonts w:ascii="Times New Roman" w:hAnsi="Times New Roman" w:cs="Times New Roman"/>
-          <w:sz w:val="28"/>
-          <w:szCs w:val="28"/>
-        </w:rPr>
-        <w:t xml:space="preserve">    gl.uniform1i(shProgram.iTexDiffuse, 0);</w:t>
-      </w:r>
-    </w:p>
-    <w:p>
-      <w:pPr>
-        <w:spacing w:after="0" w:line="240" w:lineRule="auto"/>
-        <w:ind w:firstLine="709"/>
-        <w:jc w:val="both"/>
-        <w:rPr>
-          <w:rFonts w:ascii="Times New Roman" w:hAnsi="Times New Roman" w:cs="Times New Roman"/>
-          <w:sz w:val="28"/>
-          <w:szCs w:val="28"/>
-        </w:rPr>
-      </w:pPr>
-    </w:p>
-    <w:p>
-      <w:pPr>
-        <w:spacing w:after="0" w:line="240" w:lineRule="auto"/>
-        <w:ind w:firstLine="709"/>
-        <w:jc w:val="both"/>
-        <w:rPr>
-          <w:rFonts w:ascii="Times New Roman" w:hAnsi="Times New Roman" w:cs="Times New Roman"/>
-          <w:sz w:val="28"/>
-          <w:szCs w:val="28"/>
-        </w:rPr>
-      </w:pPr>
-      <w:r>
-        <w:rPr>
-          <w:rFonts w:ascii="Times New Roman" w:hAnsi="Times New Roman" w:cs="Times New Roman"/>
-          <w:sz w:val="28"/>
-          <w:szCs w:val="28"/>
-        </w:rPr>
-        <w:lastRenderedPageBreak/>
-        <w:t xml:space="preserve">    gl.activeTexture(gl.TEXTURE1);</w:t>
-      </w:r>
-    </w:p>
-    <w:p>
-      <w:pPr>
-        <w:spacing w:after="0" w:line="240" w:lineRule="auto"/>
-        <w:ind w:firstLine="709"/>
-        <w:jc w:val="both"/>
-        <w:rPr>
-          <w:rFonts w:ascii="Times New Roman" w:hAnsi="Times New Roman" w:cs="Times New Roman"/>
-          <w:sz w:val="28"/>
-          <w:szCs w:val="28"/>
-        </w:rPr>
-      </w:pPr>
-      <w:r>
-        <w:rPr>
-          <w:rFonts w:ascii="Times New Roman" w:hAnsi="Times New Roman" w:cs="Times New Roman"/>
-          <w:sz w:val="28"/>
-          <w:szCs w:val="28"/>
-        </w:rPr>
-        <w:t xml:space="preserve">    gl.bindTexture(gl.TEXTURE_2D, texSpecular);</w:t>
-      </w:r>
-    </w:p>
-    <w:p>
-      <w:pPr>
-        <w:spacing w:after="0" w:line="240" w:lineRule="auto"/>
-        <w:ind w:firstLine="709"/>
-        <w:jc w:val="both"/>
-        <w:rPr>
-          <w:rFonts w:ascii="Times New Roman" w:hAnsi="Times New Roman" w:cs="Times New Roman"/>
-          <w:sz w:val="28"/>
-          <w:szCs w:val="28"/>
-        </w:rPr>
-      </w:pPr>
-      <w:r>
-        <w:rPr>
-          <w:rFonts w:ascii="Times New Roman" w:hAnsi="Times New Roman" w:cs="Times New Roman"/>
-          <w:sz w:val="28"/>
-          <w:szCs w:val="28"/>
-        </w:rPr>
-        <w:t xml:space="preserve">    gl.uniform1i(shProgram.iTexSpecular, 1);</w:t>
-      </w:r>
-    </w:p>
-    <w:p>
-      <w:pPr>
-        <w:spacing w:after="0" w:line="240" w:lineRule="auto"/>
-        <w:ind w:firstLine="709"/>
-        <w:jc w:val="both"/>
-        <w:rPr>
-          <w:rFonts w:ascii="Times New Roman" w:hAnsi="Times New Roman" w:cs="Times New Roman"/>
-          <w:sz w:val="28"/>
-          <w:szCs w:val="28"/>
-        </w:rPr>
-      </w:pPr>
-    </w:p>
-    <w:p>
-      <w:pPr>
-        <w:spacing w:after="0" w:line="240" w:lineRule="auto"/>
-        <w:ind w:firstLine="709"/>
-        <w:jc w:val="both"/>
-        <w:rPr>
-          <w:rFonts w:ascii="Times New Roman" w:hAnsi="Times New Roman" w:cs="Times New Roman"/>
-          <w:sz w:val="28"/>
-          <w:szCs w:val="28"/>
-        </w:rPr>
-      </w:pPr>
-      <w:r>
-        <w:rPr>
-          <w:rFonts w:ascii="Times New Roman" w:hAnsi="Times New Roman" w:cs="Times New Roman"/>
-          <w:sz w:val="28"/>
-          <w:szCs w:val="28"/>
-        </w:rPr>
-        <w:t xml:space="preserve">    gl.activeTexture(gl.TEXTURE2);</w:t>
-      </w:r>
-    </w:p>
-    <w:p>
-      <w:pPr>
-        <w:spacing w:after="0" w:line="240" w:lineRule="auto"/>
-        <w:ind w:firstLine="709"/>
-        <w:jc w:val="both"/>
-        <w:rPr>
-          <w:rFonts w:ascii="Times New Roman" w:hAnsi="Times New Roman" w:cs="Times New Roman"/>
-          <w:sz w:val="28"/>
-          <w:szCs w:val="28"/>
-        </w:rPr>
-      </w:pPr>
-      <w:r>
-        <w:rPr>
-          <w:rFonts w:ascii="Times New Roman" w:hAnsi="Times New Roman" w:cs="Times New Roman"/>
-          <w:sz w:val="28"/>
-          <w:szCs w:val="28"/>
-        </w:rPr>
-        <w:t xml:space="preserve">    gl.bindTexture(gl.TEXTURE_2D, texNormal);</w:t>
-      </w:r>
-    </w:p>
-    <w:p>
-      <w:pPr>
-        <w:spacing w:after="0" w:line="240" w:lineRule="auto"/>
-        <w:ind w:firstLine="709"/>
-        <w:jc w:val="both"/>
-        <w:rPr>
-          <w:rFonts w:ascii="Times New Roman" w:hAnsi="Times New Roman" w:cs="Times New Roman"/>
-          <w:sz w:val="28"/>
-          <w:szCs w:val="28"/>
-        </w:rPr>
-      </w:pPr>
-      <w:r>
-        <w:rPr>
-          <w:rFonts w:ascii="Times New Roman" w:hAnsi="Times New Roman" w:cs="Times New Roman"/>
-          <w:sz w:val="28"/>
-          <w:szCs w:val="28"/>
-        </w:rPr>
-        <w:t xml:space="preserve">    gl.uniform1i(shProgram.iTexNormal, 2);</w:t>
-      </w:r>
-    </w:p>
-    <w:p>
-      <w:pPr>
-        <w:spacing w:after="0" w:line="240" w:lineRule="auto"/>
-        <w:ind w:firstLine="709"/>
-        <w:jc w:val="both"/>
-        <w:rPr>
-          <w:rFonts w:ascii="Times New Roman" w:hAnsi="Times New Roman" w:cs="Times New Roman"/>
-          <w:sz w:val="28"/>
-          <w:szCs w:val="28"/>
-        </w:rPr>
-      </w:pPr>
-    </w:p>
-    <w:p>
-      <w:pPr>
-        <w:spacing w:after="0" w:line="240" w:lineRule="auto"/>
-        <w:ind w:firstLine="709"/>
-        <w:jc w:val="both"/>
-        <w:rPr>
-          <w:rFonts w:ascii="Times New Roman" w:hAnsi="Times New Roman" w:cs="Times New Roman"/>
-          <w:sz w:val="28"/>
-          <w:szCs w:val="28"/>
-        </w:rPr>
-      </w:pPr>
-      <w:r>
-        <w:rPr>
-          <w:rFonts w:ascii="Times New Roman" w:hAnsi="Times New Roman" w:cs="Times New Roman"/>
-          <w:sz w:val="28"/>
-          <w:szCs w:val="28"/>
-        </w:rPr>
-        <w:t xml:space="preserve">    gl.uniform1f(shProgram.iScale, scale);</w:t>
-      </w:r>
-    </w:p>
-    <w:p>
-      <w:pPr>
-        <w:spacing w:after="0" w:line="240" w:lineRule="auto"/>
-        <w:ind w:firstLine="709"/>
-        <w:jc w:val="both"/>
-        <w:rPr>
-          <w:rFonts w:ascii="Times New Roman" w:hAnsi="Times New Roman" w:cs="Times New Roman"/>
-          <w:sz w:val="28"/>
-          <w:szCs w:val="28"/>
-        </w:rPr>
-      </w:pPr>
-      <w:r>
-        <w:rPr>
-          <w:rFonts w:ascii="Times New Roman" w:hAnsi="Times New Roman" w:cs="Times New Roman"/>
-          <w:sz w:val="28"/>
-          <w:szCs w:val="28"/>
-        </w:rPr>
-        <w:t xml:space="preserve">    gl.uniform2fv(shProgram.iScaleCenter, scaleCenter);</w:t>
-      </w:r>
-    </w:p>
-    <w:p>
-      <w:pPr>
-        <w:spacing w:after="0" w:line="240" w:lineRule="auto"/>
-        <w:ind w:firstLine="709"/>
-        <w:jc w:val="both"/>
-        <w:rPr>
-          <w:rFonts w:ascii="Times New Roman" w:hAnsi="Times New Roman" w:cs="Times New Roman"/>
-          <w:sz w:val="28"/>
-          <w:szCs w:val="28"/>
-        </w:rPr>
-      </w:pPr>
-    </w:p>
-    <w:p>
-      <w:pPr>
-        <w:spacing w:after="0" w:line="240" w:lineRule="auto"/>
-        <w:ind w:firstLine="709"/>
-        <w:jc w:val="both"/>
-        <w:rPr>
-          <w:rFonts w:ascii="Times New Roman" w:hAnsi="Times New Roman" w:cs="Times New Roman"/>
-          <w:sz w:val="28"/>
-          <w:szCs w:val="28"/>
-        </w:rPr>
-      </w:pPr>
-      <w:r>
-        <w:rPr>
-          <w:rFonts w:ascii="Times New Roman" w:hAnsi="Times New Roman" w:cs="Times New Roman"/>
-          <w:sz w:val="28"/>
-          <w:szCs w:val="28"/>
-        </w:rPr>
-        <w:t xml:space="preserve">    surface.Draw();</w:t>
-      </w:r>
-    </w:p>
-    <w:p>
-      <w:pPr>
-        <w:spacing w:after="0" w:line="240" w:lineRule="auto"/>
-        <w:ind w:firstLine="709"/>
-        <w:jc w:val="both"/>
-        <w:rPr>
-          <w:rFonts w:ascii="Times New Roman" w:hAnsi="Times New Roman" w:cs="Times New Roman"/>
-          <w:sz w:val="28"/>
-          <w:szCs w:val="28"/>
-        </w:rPr>
-      </w:pPr>
-      <w:r>
-        <w:rPr>
-          <w:rFonts w:ascii="Times New Roman" w:hAnsi="Times New Roman" w:cs="Times New Roman"/>
-          <w:sz w:val="28"/>
-          <w:szCs w:val="28"/>
-        </w:rPr>
-        <w:t>}</w:t>
-      </w:r>
-    </w:p>
-    <w:p>
-      <w:pPr>
-        <w:spacing w:after="0" w:line="240" w:lineRule="auto"/>
-        <w:ind w:firstLine="709"/>
-        <w:jc w:val="both"/>
-        <w:rPr>
-          <w:rFonts w:ascii="Times New Roman" w:hAnsi="Times New Roman" w:cs="Times New Roman"/>
-          <w:sz w:val="28"/>
-          <w:szCs w:val="28"/>
-        </w:rPr>
-      </w:pPr>
-    </w:p>
-    <w:p>
-      <w:pPr>
-        <w:spacing w:after="0" w:line="240" w:lineRule="auto"/>
-        <w:ind w:firstLine="709"/>
-        <w:jc w:val="both"/>
-        <w:rPr>
-          <w:rFonts w:ascii="Times New Roman" w:hAnsi="Times New Roman" w:cs="Times New Roman"/>
-          <w:sz w:val="28"/>
-          <w:szCs w:val="28"/>
-        </w:rPr>
-      </w:pPr>
-    </w:p>
-    <w:p>
-      <w:pPr>
-        <w:spacing w:after="0" w:line="240" w:lineRule="auto"/>
-        <w:ind w:firstLine="709"/>
-        <w:jc w:val="both"/>
-        <w:rPr>
-          <w:rFonts w:ascii="Times New Roman" w:hAnsi="Times New Roman" w:cs="Times New Roman"/>
-          <w:sz w:val="28"/>
-          <w:szCs w:val="28"/>
-        </w:rPr>
-      </w:pPr>
-    </w:p>
-    <w:p>
-      <w:pPr>
-        <w:spacing w:after="0" w:line="240" w:lineRule="auto"/>
-        <w:ind w:firstLine="709"/>
-        <w:jc w:val="both"/>
-        <w:rPr>
-          <w:rFonts w:ascii="Times New Roman" w:hAnsi="Times New Roman" w:cs="Times New Roman"/>
-          <w:sz w:val="28"/>
-          <w:szCs w:val="28"/>
-        </w:rPr>
-      </w:pPr>
-      <w:r>
-        <w:rPr>
-          <w:rFonts w:ascii="Times New Roman" w:hAnsi="Times New Roman" w:cs="Times New Roman"/>
-          <w:sz w:val="28"/>
-          <w:szCs w:val="28"/>
-        </w:rPr>
-        <w:t>function CreateSurfaceData(u_lines, v_lines) {</w:t>
-      </w:r>
-    </w:p>
-    <w:p>
-      <w:pPr>
-        <w:spacing w:after="0" w:line="240" w:lineRule="auto"/>
-        <w:ind w:firstLine="709"/>
-        <w:jc w:val="both"/>
-        <w:rPr>
-          <w:rFonts w:ascii="Times New Roman" w:hAnsi="Times New Roman" w:cs="Times New Roman"/>
-          <w:sz w:val="28"/>
-          <w:szCs w:val="28"/>
-        </w:rPr>
-      </w:pPr>
-      <w:r>
-        <w:rPr>
-          <w:rFonts w:ascii="Times New Roman" w:hAnsi="Times New Roman" w:cs="Times New Roman"/>
-          <w:sz w:val="28"/>
-          <w:szCs w:val="28"/>
-        </w:rPr>
-        <w:t xml:space="preserve">    let vertexList = [];</w:t>
-      </w:r>
-    </w:p>
-    <w:p>
-      <w:pPr>
-        <w:spacing w:after="0" w:line="240" w:lineRule="auto"/>
-        <w:ind w:firstLine="709"/>
-        <w:jc w:val="both"/>
-        <w:rPr>
-          <w:rFonts w:ascii="Times New Roman" w:hAnsi="Times New Roman" w:cs="Times New Roman"/>
-          <w:sz w:val="28"/>
-          <w:szCs w:val="28"/>
-        </w:rPr>
-      </w:pPr>
-      <w:r>
-        <w:rPr>
-          <w:rFonts w:ascii="Times New Roman" w:hAnsi="Times New Roman" w:cs="Times New Roman"/>
-          <w:sz w:val="28"/>
-          <w:szCs w:val="28"/>
-        </w:rPr>
-        <w:t xml:space="preserve">    let indices = [];</w:t>
-      </w:r>
-    </w:p>
-    <w:p>
-      <w:pPr>
-        <w:spacing w:after="0" w:line="240" w:lineRule="auto"/>
-        <w:ind w:firstLine="709"/>
-        <w:jc w:val="both"/>
-        <w:rPr>
-          <w:rFonts w:ascii="Times New Roman" w:hAnsi="Times New Roman" w:cs="Times New Roman"/>
-          <w:sz w:val="28"/>
-          <w:szCs w:val="28"/>
-        </w:rPr>
-      </w:pPr>
-      <w:r>
-        <w:rPr>
-          <w:rFonts w:ascii="Times New Roman" w:hAnsi="Times New Roman" w:cs="Times New Roman"/>
-          <w:sz w:val="28"/>
-          <w:szCs w:val="28"/>
-        </w:rPr>
-        <w:t xml:space="preserve">    let normals = [];</w:t>
-      </w:r>
-    </w:p>
-    <w:p>
-      <w:pPr>
-        <w:spacing w:after="0" w:line="240" w:lineRule="auto"/>
-        <w:ind w:firstLine="709"/>
-        <w:jc w:val="both"/>
-        <w:rPr>
-          <w:rFonts w:ascii="Times New Roman" w:hAnsi="Times New Roman" w:cs="Times New Roman"/>
-          <w:sz w:val="28"/>
-          <w:szCs w:val="28"/>
-        </w:rPr>
-      </w:pPr>
-      <w:r>
-        <w:rPr>
-          <w:rFonts w:ascii="Times New Roman" w:hAnsi="Times New Roman" w:cs="Times New Roman"/>
-          <w:sz w:val="28"/>
-          <w:szCs w:val="28"/>
-        </w:rPr>
-        <w:t xml:space="preserve">    let texCoords = [];</w:t>
-      </w:r>
-    </w:p>
-    <w:p>
-      <w:pPr>
-        <w:spacing w:after="0" w:line="240" w:lineRule="auto"/>
-        <w:ind w:firstLine="709"/>
-        <w:jc w:val="both"/>
-        <w:rPr>
-          <w:rFonts w:ascii="Times New Roman" w:hAnsi="Times New Roman" w:cs="Times New Roman"/>
-          <w:sz w:val="28"/>
-          <w:szCs w:val="28"/>
-        </w:rPr>
-      </w:pPr>
-      <w:r>
-        <w:rPr>
-          <w:rFonts w:ascii="Times New Roman" w:hAnsi="Times New Roman" w:cs="Times New Roman"/>
-          <w:sz w:val="28"/>
-          <w:szCs w:val="28"/>
-        </w:rPr>
-        <w:t xml:space="preserve">    let tangents = [];</w:t>
-      </w:r>
-    </w:p>
-    <w:p>
-      <w:pPr>
-        <w:spacing w:after="0" w:line="240" w:lineRule="auto"/>
-        <w:ind w:firstLine="709"/>
-        <w:jc w:val="both"/>
-        <w:rPr>
-          <w:rFonts w:ascii="Times New Roman" w:hAnsi="Times New Roman" w:cs="Times New Roman"/>
-          <w:sz w:val="28"/>
-          <w:szCs w:val="28"/>
-        </w:rPr>
-      </w:pPr>
-      <w:r>
-        <w:rPr>
-          <w:rFonts w:ascii="Times New Roman" w:hAnsi="Times New Roman" w:cs="Times New Roman"/>
-          <w:sz w:val="28"/>
-          <w:szCs w:val="28"/>
-        </w:rPr>
-        <w:t xml:space="preserve">    let bitangents = [];</w:t>
-      </w:r>
-    </w:p>
-    <w:p>
-      <w:pPr>
-        <w:spacing w:after="0" w:line="240" w:lineRule="auto"/>
-        <w:ind w:firstLine="709"/>
-        <w:jc w:val="both"/>
-        <w:rPr>
-          <w:rFonts w:ascii="Times New Roman" w:hAnsi="Times New Roman" w:cs="Times New Roman"/>
-          <w:sz w:val="28"/>
-          <w:szCs w:val="28"/>
-        </w:rPr>
-      </w:pPr>
-    </w:p>
-    <w:p>
-      <w:pPr>
-        <w:spacing w:after="0" w:line="240" w:lineRule="auto"/>
-        <w:ind w:firstLine="709"/>
-        <w:jc w:val="both"/>
-        <w:rPr>
-          <w:rFonts w:ascii="Times New Roman" w:hAnsi="Times New Roman" w:cs="Times New Roman"/>
-          <w:sz w:val="28"/>
-          <w:szCs w:val="28"/>
-        </w:rPr>
-      </w:pPr>
-      <w:r>
-        <w:rPr>
-          <w:rFonts w:ascii="Times New Roman" w:hAnsi="Times New Roman" w:cs="Times New Roman"/>
-          <w:sz w:val="28"/>
-          <w:szCs w:val="28"/>
-        </w:rPr>
-        <w:t xml:space="preserve">    const U_MIN = -1.3;</w:t>
-      </w:r>
-    </w:p>
-    <w:p>
-      <w:pPr>
-        <w:spacing w:after="0" w:line="240" w:lineRule="auto"/>
-        <w:ind w:firstLine="709"/>
-        <w:jc w:val="both"/>
-        <w:rPr>
-          <w:rFonts w:ascii="Times New Roman" w:hAnsi="Times New Roman" w:cs="Times New Roman"/>
-          <w:sz w:val="28"/>
-          <w:szCs w:val="28"/>
-        </w:rPr>
-      </w:pPr>
-      <w:r>
-        <w:rPr>
-          <w:rFonts w:ascii="Times New Roman" w:hAnsi="Times New Roman" w:cs="Times New Roman"/>
-          <w:sz w:val="28"/>
-          <w:szCs w:val="28"/>
-        </w:rPr>
-        <w:t xml:space="preserve">    const U_MAX = 1.3;</w:t>
-      </w:r>
-    </w:p>
-    <w:p>
-      <w:pPr>
-        <w:spacing w:after="0" w:line="240" w:lineRule="auto"/>
-        <w:ind w:firstLine="709"/>
-        <w:jc w:val="both"/>
-        <w:rPr>
-          <w:rFonts w:ascii="Times New Roman" w:hAnsi="Times New Roman" w:cs="Times New Roman"/>
-          <w:sz w:val="28"/>
-          <w:szCs w:val="28"/>
-        </w:rPr>
-      </w:pPr>
-      <w:r>
-        <w:rPr>
-          <w:rFonts w:ascii="Times New Roman" w:hAnsi="Times New Roman" w:cs="Times New Roman"/>
-          <w:sz w:val="28"/>
-          <w:szCs w:val="28"/>
-        </w:rPr>
-        <w:t xml:space="preserve">    const V_MIN = -1.3;</w:t>
-      </w:r>
-    </w:p>
-    <w:p>
-      <w:pPr>
-        <w:spacing w:after="0" w:line="240" w:lineRule="auto"/>
-        <w:ind w:firstLine="709"/>
-        <w:jc w:val="both"/>
-        <w:rPr>
-          <w:rFonts w:ascii="Times New Roman" w:hAnsi="Times New Roman" w:cs="Times New Roman"/>
-          <w:sz w:val="28"/>
-          <w:szCs w:val="28"/>
-        </w:rPr>
-      </w:pPr>
-      <w:r>
-        <w:rPr>
-          <w:rFonts w:ascii="Times New Roman" w:hAnsi="Times New Roman" w:cs="Times New Roman"/>
-          <w:sz w:val="28"/>
-          <w:szCs w:val="28"/>
-        </w:rPr>
-        <w:t xml:space="preserve">    const V_MAX = 1.3;</w:t>
-      </w:r>
-    </w:p>
-    <w:p>
-      <w:pPr>
-        <w:spacing w:after="0" w:line="240" w:lineRule="auto"/>
-        <w:ind w:firstLine="709"/>
-        <w:jc w:val="both"/>
-        <w:rPr>
-          <w:rFonts w:ascii="Times New Roman" w:hAnsi="Times New Roman" w:cs="Times New Roman"/>
-          <w:sz w:val="28"/>
-          <w:szCs w:val="28"/>
-        </w:rPr>
-      </w:pPr>
-    </w:p>
-    <w:p>
-      <w:pPr>
-        <w:spacing w:after="0" w:line="240" w:lineRule="auto"/>
-        <w:ind w:firstLine="709"/>
-        <w:jc w:val="both"/>
-        <w:rPr>
-          <w:rFonts w:ascii="Times New Roman" w:hAnsi="Times New Roman" w:cs="Times New Roman"/>
-          <w:sz w:val="28"/>
-          <w:szCs w:val="28"/>
-        </w:rPr>
-      </w:pPr>
-      <w:r>
-        <w:rPr>
-          <w:rFonts w:ascii="Times New Roman" w:hAnsi="Times New Roman" w:cs="Times New Roman"/>
-          <w:sz w:val="28"/>
-          <w:szCs w:val="28"/>
-        </w:rPr>
-        <w:t xml:space="preserve">    function get_shoe_surface_coords(u, v) {</w:t>
-      </w:r>
-    </w:p>
-    <w:p>
-      <w:pPr>
-        <w:spacing w:after="0" w:line="240" w:lineRule="auto"/>
-        <w:ind w:firstLine="709"/>
-        <w:jc w:val="both"/>
-        <w:rPr>
-          <w:rFonts w:ascii="Times New Roman" w:hAnsi="Times New Roman" w:cs="Times New Roman"/>
-          <w:sz w:val="28"/>
-          <w:szCs w:val="28"/>
-        </w:rPr>
-      </w:pPr>
-      <w:r>
-        <w:rPr>
-          <w:rFonts w:ascii="Times New Roman" w:hAnsi="Times New Roman" w:cs="Times New Roman"/>
-          <w:sz w:val="28"/>
-          <w:szCs w:val="28"/>
-        </w:rPr>
-        <w:t xml:space="preserve">        let x = u;</w:t>
-      </w:r>
-    </w:p>
-    <w:p>
-      <w:pPr>
-        <w:spacing w:after="0" w:line="240" w:lineRule="auto"/>
-        <w:ind w:firstLine="709"/>
-        <w:jc w:val="both"/>
-        <w:rPr>
-          <w:rFonts w:ascii="Times New Roman" w:hAnsi="Times New Roman" w:cs="Times New Roman"/>
-          <w:sz w:val="28"/>
-          <w:szCs w:val="28"/>
-        </w:rPr>
-      </w:pPr>
-      <w:r>
-        <w:rPr>
-          <w:rFonts w:ascii="Times New Roman" w:hAnsi="Times New Roman" w:cs="Times New Roman"/>
-          <w:sz w:val="28"/>
-          <w:szCs w:val="28"/>
-        </w:rPr>
-        <w:t xml:space="preserve">        let y = v;</w:t>
-      </w:r>
-    </w:p>
-    <w:p>
-      <w:pPr>
-        <w:spacing w:after="0" w:line="240" w:lineRule="auto"/>
-        <w:ind w:firstLine="709"/>
-        <w:jc w:val="both"/>
-        <w:rPr>
-          <w:rFonts w:ascii="Times New Roman" w:hAnsi="Times New Roman" w:cs="Times New Roman"/>
-          <w:sz w:val="28"/>
-          <w:szCs w:val="28"/>
-        </w:rPr>
-      </w:pPr>
-      <w:r>
-        <w:rPr>
-          <w:rFonts w:ascii="Times New Roman" w:hAnsi="Times New Roman" w:cs="Times New Roman"/>
-          <w:sz w:val="28"/>
-          <w:szCs w:val="28"/>
-        </w:rPr>
-        <w:t xml:space="preserve">        // Поверхня : z = (1/3)u^3 - (1/2)v^2</w:t>
-      </w:r>
-    </w:p>
-    <w:p>
-      <w:pPr>
-        <w:spacing w:after="0" w:line="240" w:lineRule="auto"/>
-        <w:ind w:firstLine="709"/>
-        <w:jc w:val="both"/>
-        <w:rPr>
-          <w:rFonts w:ascii="Times New Roman" w:hAnsi="Times New Roman" w:cs="Times New Roman"/>
-          <w:sz w:val="28"/>
-          <w:szCs w:val="28"/>
-        </w:rPr>
-      </w:pPr>
-      <w:r>
-        <w:rPr>
-          <w:rFonts w:ascii="Times New Roman" w:hAnsi="Times New Roman" w:cs="Times New Roman"/>
-          <w:sz w:val="28"/>
-          <w:szCs w:val="28"/>
-        </w:rPr>
-        <w:t xml:space="preserve">        let z = u * u * u * 1/3 - v * v * 1/2; </w:t>
-      </w:r>
-    </w:p>
-    <w:p>
-      <w:pPr>
-        <w:spacing w:after="0" w:line="240" w:lineRule="auto"/>
-        <w:ind w:firstLine="709"/>
-        <w:jc w:val="both"/>
-        <w:rPr>
-          <w:rFonts w:ascii="Times New Roman" w:hAnsi="Times New Roman" w:cs="Times New Roman"/>
-          <w:sz w:val="28"/>
-          <w:szCs w:val="28"/>
-        </w:rPr>
-      </w:pPr>
-      <w:r>
-        <w:rPr>
-          <w:rFonts w:ascii="Times New Roman" w:hAnsi="Times New Roman" w:cs="Times New Roman"/>
-          <w:sz w:val="28"/>
-          <w:szCs w:val="28"/>
-        </w:rPr>
-        <w:t xml:space="preserve">        return [x, y, z];</w:t>
+        <w:t xml:space="preserve">            indices.push(p2, p4, p3);</w:t>
+      </w:r>
+    </w:p>
+    <w:p>
+      <w:pPr>
+        <w:spacing w:after="0" w:line="240" w:lineRule="auto"/>
+        <w:ind w:firstLine="709"/>
+        <w:jc w:val="both"/>
+        <w:rPr>
+          <w:rFonts w:ascii="Times New Roman" w:hAnsi="Times New Roman" w:cs="Times New Roman"/>
+          <w:sz w:val="28"/>
+          <w:szCs w:val="28"/>
+        </w:rPr>
+      </w:pPr>
+      <w:r>
+        <w:rPr>
+          <w:rFonts w:ascii="Times New Roman" w:hAnsi="Times New Roman" w:cs="Times New Roman"/>
+          <w:sz w:val="28"/>
+          <w:szCs w:val="28"/>
+        </w:rPr>
+        <w:t xml:space="preserve">        }</w:t>
       </w:r>
     </w:p>
     <w:p>
@@ -7949,127 +8310,67 @@
           <w:sz w:val="28"/>
           <w:szCs w:val="28"/>
         </w:rPr>
-        <w:t xml:space="preserve">    for (let i = 0; i &lt;= u_lines; i++) {</w:t>
-      </w:r>
-    </w:p>
-    <w:p>
-      <w:pPr>
-        <w:spacing w:after="0" w:line="240" w:lineRule="auto"/>
-        <w:ind w:firstLine="709"/>
-        <w:jc w:val="both"/>
-        <w:rPr>
-          <w:rFonts w:ascii="Times New Roman" w:hAnsi="Times New Roman" w:cs="Times New Roman"/>
-          <w:sz w:val="28"/>
-          <w:szCs w:val="28"/>
-        </w:rPr>
-      </w:pPr>
-      <w:r>
-        <w:rPr>
-          <w:rFonts w:ascii="Times New Roman" w:hAnsi="Times New Roman" w:cs="Times New Roman"/>
-          <w:sz w:val="28"/>
-          <w:szCs w:val="28"/>
-        </w:rPr>
-        <w:t xml:space="preserve">        let u = U_MIN + i * (U_MAX - U_MIN) / u_lines;</w:t>
-      </w:r>
-    </w:p>
-    <w:p>
-      <w:pPr>
-        <w:spacing w:after="0" w:line="240" w:lineRule="auto"/>
-        <w:ind w:firstLine="709"/>
-        <w:jc w:val="both"/>
-        <w:rPr>
-          <w:rFonts w:ascii="Times New Roman" w:hAnsi="Times New Roman" w:cs="Times New Roman"/>
-          <w:sz w:val="28"/>
-          <w:szCs w:val="28"/>
-        </w:rPr>
-      </w:pPr>
-      <w:r>
-        <w:rPr>
-          <w:rFonts w:ascii="Times New Roman" w:hAnsi="Times New Roman" w:cs="Times New Roman"/>
-          <w:sz w:val="28"/>
-          <w:szCs w:val="28"/>
-        </w:rPr>
-        <w:t xml:space="preserve">        for (let j = 0; j &lt;= v_lines; j++) {</w:t>
-      </w:r>
-    </w:p>
-    <w:p>
-      <w:pPr>
-        <w:spacing w:after="0" w:line="240" w:lineRule="auto"/>
-        <w:ind w:firstLine="709"/>
-        <w:jc w:val="both"/>
-        <w:rPr>
-          <w:rFonts w:ascii="Times New Roman" w:hAnsi="Times New Roman" w:cs="Times New Roman"/>
-          <w:sz w:val="28"/>
-          <w:szCs w:val="28"/>
-        </w:rPr>
-      </w:pPr>
-      <w:r>
-        <w:rPr>
-          <w:rFonts w:ascii="Times New Roman" w:hAnsi="Times New Roman" w:cs="Times New Roman"/>
-          <w:sz w:val="28"/>
-          <w:szCs w:val="28"/>
-        </w:rPr>
-        <w:t xml:space="preserve">            let v = V_MIN + j * (V_MAX - V_MIN) / v_lines;</w:t>
-      </w:r>
-    </w:p>
-    <w:p>
-      <w:pPr>
-        <w:spacing w:after="0" w:line="240" w:lineRule="auto"/>
-        <w:ind w:firstLine="709"/>
-        <w:jc w:val="both"/>
-        <w:rPr>
-          <w:rFonts w:ascii="Times New Roman" w:hAnsi="Times New Roman" w:cs="Times New Roman"/>
-          <w:sz w:val="28"/>
-          <w:szCs w:val="28"/>
-        </w:rPr>
-      </w:pPr>
-      <w:r>
-        <w:rPr>
-          <w:rFonts w:ascii="Times New Roman" w:hAnsi="Times New Roman" w:cs="Times New Roman"/>
-          <w:sz w:val="28"/>
-          <w:szCs w:val="28"/>
-        </w:rPr>
-        <w:t xml:space="preserve">            vertexList.push(...get_shoe_surface_coords(u, v));</w:t>
-      </w:r>
-    </w:p>
-    <w:p>
-      <w:pPr>
-        <w:spacing w:after="0" w:line="240" w:lineRule="auto"/>
-        <w:ind w:firstLine="709"/>
-        <w:jc w:val="both"/>
-        <w:rPr>
-          <w:rFonts w:ascii="Times New Roman" w:hAnsi="Times New Roman" w:cs="Times New Roman"/>
-          <w:sz w:val="28"/>
-          <w:szCs w:val="28"/>
-        </w:rPr>
-      </w:pPr>
-      <w:r>
-        <w:rPr>
-          <w:rFonts w:ascii="Times New Roman" w:hAnsi="Times New Roman" w:cs="Times New Roman"/>
-          <w:sz w:val="28"/>
-          <w:szCs w:val="28"/>
-        </w:rPr>
-        <w:t xml:space="preserve">            texCoords.push(i / u_lines, j / v_lines);</w:t>
-      </w:r>
-    </w:p>
-    <w:p>
-      <w:pPr>
-        <w:spacing w:after="0" w:line="240" w:lineRule="auto"/>
-        <w:ind w:firstLine="709"/>
-        <w:jc w:val="both"/>
-        <w:rPr>
-          <w:rFonts w:ascii="Times New Roman" w:hAnsi="Times New Roman" w:cs="Times New Roman"/>
-          <w:sz w:val="28"/>
-          <w:szCs w:val="28"/>
-        </w:rPr>
-      </w:pPr>
-      <w:r>
-        <w:rPr>
-          <w:rFonts w:ascii="Times New Roman" w:hAnsi="Times New Roman" w:cs="Times New Roman"/>
-          <w:sz w:val="28"/>
-          <w:szCs w:val="28"/>
-        </w:rPr>
-        <w:t xml:space="preserve">        }</w:t>
+        <w:t xml:space="preserve">    for (let i = 0; i &lt; vertexList.length; i++) {</w:t>
+      </w:r>
+    </w:p>
+    <w:p>
+      <w:pPr>
+        <w:spacing w:after="0" w:line="240" w:lineRule="auto"/>
+        <w:ind w:firstLine="709"/>
+        <w:jc w:val="both"/>
+        <w:rPr>
+          <w:rFonts w:ascii="Times New Roman" w:hAnsi="Times New Roman" w:cs="Times New Roman"/>
+          <w:sz w:val="28"/>
+          <w:szCs w:val="28"/>
+        </w:rPr>
+      </w:pPr>
+      <w:r>
+        <w:rPr>
+          <w:rFonts w:ascii="Times New Roman" w:hAnsi="Times New Roman" w:cs="Times New Roman"/>
+          <w:sz w:val="28"/>
+          <w:szCs w:val="28"/>
+        </w:rPr>
+        <w:t xml:space="preserve">        normals.push(0);</w:t>
+      </w:r>
+    </w:p>
+    <w:p>
+      <w:pPr>
+        <w:spacing w:after="0" w:line="240" w:lineRule="auto"/>
+        <w:ind w:firstLine="709"/>
+        <w:jc w:val="both"/>
+        <w:rPr>
+          <w:rFonts w:ascii="Times New Roman" w:hAnsi="Times New Roman" w:cs="Times New Roman"/>
+          <w:sz w:val="28"/>
+          <w:szCs w:val="28"/>
+        </w:rPr>
+      </w:pPr>
+      <w:r>
+        <w:rPr>
+          <w:rFonts w:ascii="Times New Roman" w:hAnsi="Times New Roman" w:cs="Times New Roman"/>
+          <w:sz w:val="28"/>
+          <w:szCs w:val="28"/>
+        </w:rPr>
+        <w:t xml:space="preserve">        tangents.push(0);</w:t>
+      </w:r>
+    </w:p>
+    <w:p>
+      <w:pPr>
+        <w:spacing w:after="0" w:line="240" w:lineRule="auto"/>
+        <w:ind w:firstLine="709"/>
+        <w:jc w:val="both"/>
+        <w:rPr>
+          <w:rFonts w:ascii="Times New Roman" w:hAnsi="Times New Roman" w:cs="Times New Roman"/>
+          <w:sz w:val="28"/>
+          <w:szCs w:val="28"/>
+        </w:rPr>
+      </w:pPr>
+      <w:r>
+        <w:rPr>
+          <w:rFonts w:ascii="Times New Roman" w:hAnsi="Times New Roman" w:cs="Times New Roman"/>
+          <w:sz w:val="28"/>
+          <w:szCs w:val="28"/>
+        </w:rPr>
+        <w:t xml:space="preserve">        bitangents.push(0);</w:t>
       </w:r>
     </w:p>
     <w:p>
@@ -8121,331 +8422,6 @@
           <w:sz w:val="28"/>
           <w:szCs w:val="28"/>
         </w:rPr>
-        <w:t xml:space="preserve">    for (let i = 0; i &lt; u_lines; i++) {</w:t>
-      </w:r>
-    </w:p>
-    <w:p>
-      <w:pPr>
-        <w:spacing w:after="0" w:line="240" w:lineRule="auto"/>
-        <w:ind w:firstLine="709"/>
-        <w:jc w:val="both"/>
-        <w:rPr>
-          <w:rFonts w:ascii="Times New Roman" w:hAnsi="Times New Roman" w:cs="Times New Roman"/>
-          <w:sz w:val="28"/>
-          <w:szCs w:val="28"/>
-        </w:rPr>
-      </w:pPr>
-      <w:r>
-        <w:rPr>
-          <w:rFonts w:ascii="Times New Roman" w:hAnsi="Times New Roman" w:cs="Times New Roman"/>
-          <w:sz w:val="28"/>
-          <w:szCs w:val="28"/>
-        </w:rPr>
-        <w:lastRenderedPageBreak/>
-        <w:t xml:space="preserve">        for (let j = 0; j &lt; v_lines; j++) {</w:t>
-      </w:r>
-    </w:p>
-    <w:p>
-      <w:pPr>
-        <w:spacing w:after="0" w:line="240" w:lineRule="auto"/>
-        <w:ind w:firstLine="709"/>
-        <w:jc w:val="both"/>
-        <w:rPr>
-          <w:rFonts w:ascii="Times New Roman" w:hAnsi="Times New Roman" w:cs="Times New Roman"/>
-          <w:sz w:val="28"/>
-          <w:szCs w:val="28"/>
-        </w:rPr>
-      </w:pPr>
-      <w:r>
-        <w:rPr>
-          <w:rFonts w:ascii="Times New Roman" w:hAnsi="Times New Roman" w:cs="Times New Roman"/>
-          <w:sz w:val="28"/>
-          <w:szCs w:val="28"/>
-        </w:rPr>
-        <w:t xml:space="preserve">            let p1 = i * (v_lines + 1) + j;</w:t>
-      </w:r>
-    </w:p>
-    <w:p>
-      <w:pPr>
-        <w:spacing w:after="0" w:line="240" w:lineRule="auto"/>
-        <w:ind w:firstLine="709"/>
-        <w:jc w:val="both"/>
-        <w:rPr>
-          <w:rFonts w:ascii="Times New Roman" w:hAnsi="Times New Roman" w:cs="Times New Roman"/>
-          <w:sz w:val="28"/>
-          <w:szCs w:val="28"/>
-        </w:rPr>
-      </w:pPr>
-      <w:r>
-        <w:rPr>
-          <w:rFonts w:ascii="Times New Roman" w:hAnsi="Times New Roman" w:cs="Times New Roman"/>
-          <w:sz w:val="28"/>
-          <w:szCs w:val="28"/>
-        </w:rPr>
-        <w:t xml:space="preserve">            let p2 = p1 + 1;</w:t>
-      </w:r>
-    </w:p>
-    <w:p>
-      <w:pPr>
-        <w:spacing w:after="0" w:line="240" w:lineRule="auto"/>
-        <w:ind w:firstLine="709"/>
-        <w:jc w:val="both"/>
-        <w:rPr>
-          <w:rFonts w:ascii="Times New Roman" w:hAnsi="Times New Roman" w:cs="Times New Roman"/>
-          <w:sz w:val="28"/>
-          <w:szCs w:val="28"/>
-        </w:rPr>
-      </w:pPr>
-      <w:r>
-        <w:rPr>
-          <w:rFonts w:ascii="Times New Roman" w:hAnsi="Times New Roman" w:cs="Times New Roman"/>
-          <w:sz w:val="28"/>
-          <w:szCs w:val="28"/>
-        </w:rPr>
-        <w:t xml:space="preserve">            let p3 = (i + 1) * (v_lines + 1) + j;</w:t>
-      </w:r>
-    </w:p>
-    <w:p>
-      <w:pPr>
-        <w:spacing w:after="0" w:line="240" w:lineRule="auto"/>
-        <w:ind w:firstLine="709"/>
-        <w:jc w:val="both"/>
-        <w:rPr>
-          <w:rFonts w:ascii="Times New Roman" w:hAnsi="Times New Roman" w:cs="Times New Roman"/>
-          <w:sz w:val="28"/>
-          <w:szCs w:val="28"/>
-        </w:rPr>
-      </w:pPr>
-      <w:r>
-        <w:rPr>
-          <w:rFonts w:ascii="Times New Roman" w:hAnsi="Times New Roman" w:cs="Times New Roman"/>
-          <w:sz w:val="28"/>
-          <w:szCs w:val="28"/>
-        </w:rPr>
-        <w:t xml:space="preserve">            let p4 = p3 + 1;</w:t>
-      </w:r>
-    </w:p>
-    <w:p>
-      <w:pPr>
-        <w:spacing w:after="0" w:line="240" w:lineRule="auto"/>
-        <w:ind w:firstLine="709"/>
-        <w:jc w:val="both"/>
-        <w:rPr>
-          <w:rFonts w:ascii="Times New Roman" w:hAnsi="Times New Roman" w:cs="Times New Roman"/>
-          <w:sz w:val="28"/>
-          <w:szCs w:val="28"/>
-        </w:rPr>
-      </w:pPr>
-      <w:r>
-        <w:rPr>
-          <w:rFonts w:ascii="Times New Roman" w:hAnsi="Times New Roman" w:cs="Times New Roman"/>
-          <w:sz w:val="28"/>
-          <w:szCs w:val="28"/>
-        </w:rPr>
-        <w:t xml:space="preserve">            indices.push(p1, p2, p3);</w:t>
-      </w:r>
-    </w:p>
-    <w:p>
-      <w:pPr>
-        <w:spacing w:after="0" w:line="240" w:lineRule="auto"/>
-        <w:ind w:firstLine="709"/>
-        <w:jc w:val="both"/>
-        <w:rPr>
-          <w:rFonts w:ascii="Times New Roman" w:hAnsi="Times New Roman" w:cs="Times New Roman"/>
-          <w:sz w:val="28"/>
-          <w:szCs w:val="28"/>
-        </w:rPr>
-      </w:pPr>
-      <w:r>
-        <w:rPr>
-          <w:rFonts w:ascii="Times New Roman" w:hAnsi="Times New Roman" w:cs="Times New Roman"/>
-          <w:sz w:val="28"/>
-          <w:szCs w:val="28"/>
-        </w:rPr>
-        <w:t xml:space="preserve">            indices.push(p2, p4, p3);</w:t>
-      </w:r>
-    </w:p>
-    <w:p>
-      <w:pPr>
-        <w:spacing w:after="0" w:line="240" w:lineRule="auto"/>
-        <w:ind w:firstLine="709"/>
-        <w:jc w:val="both"/>
-        <w:rPr>
-          <w:rFonts w:ascii="Times New Roman" w:hAnsi="Times New Roman" w:cs="Times New Roman"/>
-          <w:sz w:val="28"/>
-          <w:szCs w:val="28"/>
-        </w:rPr>
-      </w:pPr>
-      <w:r>
-        <w:rPr>
-          <w:rFonts w:ascii="Times New Roman" w:hAnsi="Times New Roman" w:cs="Times New Roman"/>
-          <w:sz w:val="28"/>
-          <w:szCs w:val="28"/>
-        </w:rPr>
-        <w:t xml:space="preserve">        }</w:t>
-      </w:r>
-    </w:p>
-    <w:p>
-      <w:pPr>
-        <w:spacing w:after="0" w:line="240" w:lineRule="auto"/>
-        <w:ind w:firstLine="709"/>
-        <w:jc w:val="both"/>
-        <w:rPr>
-          <w:rFonts w:ascii="Times New Roman" w:hAnsi="Times New Roman" w:cs="Times New Roman"/>
-          <w:sz w:val="28"/>
-          <w:szCs w:val="28"/>
-        </w:rPr>
-      </w:pPr>
-      <w:r>
-        <w:rPr>
-          <w:rFonts w:ascii="Times New Roman" w:hAnsi="Times New Roman" w:cs="Times New Roman"/>
-          <w:sz w:val="28"/>
-          <w:szCs w:val="28"/>
-        </w:rPr>
-        <w:t xml:space="preserve">    }</w:t>
-      </w:r>
-    </w:p>
-    <w:p>
-      <w:pPr>
-        <w:spacing w:after="0" w:line="240" w:lineRule="auto"/>
-        <w:ind w:firstLine="709"/>
-        <w:jc w:val="both"/>
-        <w:rPr>
-          <w:rFonts w:ascii="Times New Roman" w:hAnsi="Times New Roman" w:cs="Times New Roman"/>
-          <w:sz w:val="28"/>
-          <w:szCs w:val="28"/>
-        </w:rPr>
-      </w:pPr>
-    </w:p>
-    <w:p>
-      <w:pPr>
-        <w:spacing w:after="0" w:line="240" w:lineRule="auto"/>
-        <w:ind w:firstLine="709"/>
-        <w:jc w:val="both"/>
-        <w:rPr>
-          <w:rFonts w:ascii="Times New Roman" w:hAnsi="Times New Roman" w:cs="Times New Roman"/>
-          <w:sz w:val="28"/>
-          <w:szCs w:val="28"/>
-        </w:rPr>
-      </w:pPr>
-      <w:r>
-        <w:rPr>
-          <w:rFonts w:ascii="Times New Roman" w:hAnsi="Times New Roman" w:cs="Times New Roman"/>
-          <w:sz w:val="28"/>
-          <w:szCs w:val="28"/>
-        </w:rPr>
-        <w:t xml:space="preserve">    for (let i = 0; i &lt; vertexList.length; i++) {</w:t>
-      </w:r>
-    </w:p>
-    <w:p>
-      <w:pPr>
-        <w:spacing w:after="0" w:line="240" w:lineRule="auto"/>
-        <w:ind w:firstLine="709"/>
-        <w:jc w:val="both"/>
-        <w:rPr>
-          <w:rFonts w:ascii="Times New Roman" w:hAnsi="Times New Roman" w:cs="Times New Roman"/>
-          <w:sz w:val="28"/>
-          <w:szCs w:val="28"/>
-        </w:rPr>
-      </w:pPr>
-      <w:r>
-        <w:rPr>
-          <w:rFonts w:ascii="Times New Roman" w:hAnsi="Times New Roman" w:cs="Times New Roman"/>
-          <w:sz w:val="28"/>
-          <w:szCs w:val="28"/>
-        </w:rPr>
-        <w:t xml:space="preserve">        normals.push(0);</w:t>
-      </w:r>
-    </w:p>
-    <w:p>
-      <w:pPr>
-        <w:spacing w:after="0" w:line="240" w:lineRule="auto"/>
-        <w:ind w:firstLine="709"/>
-        <w:jc w:val="both"/>
-        <w:rPr>
-          <w:rFonts w:ascii="Times New Roman" w:hAnsi="Times New Roman" w:cs="Times New Roman"/>
-          <w:sz w:val="28"/>
-          <w:szCs w:val="28"/>
-        </w:rPr>
-      </w:pPr>
-      <w:r>
-        <w:rPr>
-          <w:rFonts w:ascii="Times New Roman" w:hAnsi="Times New Roman" w:cs="Times New Roman"/>
-          <w:sz w:val="28"/>
-          <w:szCs w:val="28"/>
-        </w:rPr>
-        <w:t xml:space="preserve">        tangents.push(0);</w:t>
-      </w:r>
-    </w:p>
-    <w:p>
-      <w:pPr>
-        <w:spacing w:after="0" w:line="240" w:lineRule="auto"/>
-        <w:ind w:firstLine="709"/>
-        <w:jc w:val="both"/>
-        <w:rPr>
-          <w:rFonts w:ascii="Times New Roman" w:hAnsi="Times New Roman" w:cs="Times New Roman"/>
-          <w:sz w:val="28"/>
-          <w:szCs w:val="28"/>
-        </w:rPr>
-      </w:pPr>
-      <w:r>
-        <w:rPr>
-          <w:rFonts w:ascii="Times New Roman" w:hAnsi="Times New Roman" w:cs="Times New Roman"/>
-          <w:sz w:val="28"/>
-          <w:szCs w:val="28"/>
-        </w:rPr>
-        <w:t xml:space="preserve">        bitangents.push(0);</w:t>
-      </w:r>
-    </w:p>
-    <w:p>
-      <w:pPr>
-        <w:spacing w:after="0" w:line="240" w:lineRule="auto"/>
-        <w:ind w:firstLine="709"/>
-        <w:jc w:val="both"/>
-        <w:rPr>
-          <w:rFonts w:ascii="Times New Roman" w:hAnsi="Times New Roman" w:cs="Times New Roman"/>
-          <w:sz w:val="28"/>
-          <w:szCs w:val="28"/>
-        </w:rPr>
-      </w:pPr>
-      <w:r>
-        <w:rPr>
-          <w:rFonts w:ascii="Times New Roman" w:hAnsi="Times New Roman" w:cs="Times New Roman"/>
-          <w:sz w:val="28"/>
-          <w:szCs w:val="28"/>
-        </w:rPr>
-        <w:t xml:space="preserve">    }</w:t>
-      </w:r>
-    </w:p>
-    <w:p>
-      <w:pPr>
-        <w:spacing w:after="0" w:line="240" w:lineRule="auto"/>
-        <w:ind w:firstLine="709"/>
-        <w:jc w:val="both"/>
-        <w:rPr>
-          <w:rFonts w:ascii="Times New Roman" w:hAnsi="Times New Roman" w:cs="Times New Roman"/>
-          <w:sz w:val="28"/>
-          <w:szCs w:val="28"/>
-        </w:rPr>
-      </w:pPr>
-    </w:p>
-    <w:p>
-      <w:pPr>
-        <w:spacing w:after="0" w:line="240" w:lineRule="auto"/>
-        <w:ind w:firstLine="709"/>
-        <w:jc w:val="both"/>
-        <w:rPr>
-          <w:rFonts w:ascii="Times New Roman" w:hAnsi="Times New Roman" w:cs="Times New Roman"/>
-          <w:sz w:val="28"/>
-          <w:szCs w:val="28"/>
-        </w:rPr>
-      </w:pPr>
-      <w:r>
-        <w:rPr>
-          <w:rFonts w:ascii="Times New Roman" w:hAnsi="Times New Roman" w:cs="Times New Roman"/>
-          <w:sz w:val="28"/>
-          <w:szCs w:val="28"/>
-        </w:rPr>
         <w:t xml:space="preserve">    for (let i = 0; i &lt; indices.length; i += 3) {</w:t>
       </w:r>
     </w:p>
@@ -8918,7 +8894,6 @@
           <w:sz w:val="28"/>
           <w:szCs w:val="28"/>
         </w:rPr>
-        <w:lastRenderedPageBreak/>
         <w:t xml:space="preserve">        const a1 = Math.acos(m4.dot(m4.normalize(m4.subtractVectors(p2, p1)), m4.normalize(m4.subtractVectors(p3, p1))));</w:t>
       </w:r>
     </w:p>
@@ -9836,107 +9811,107 @@
           <w:sz w:val="28"/>
           <w:szCs w:val="28"/>
         </w:rPr>
+        <w:t xml:space="preserve">        </w:t>
+      </w:r>
+    </w:p>
+    <w:p>
+      <w:pPr>
+        <w:spacing w:after="0" w:line="240" w:lineRule="auto"/>
+        <w:ind w:firstLine="709"/>
+        <w:jc w:val="both"/>
+        <w:rPr>
+          <w:rFonts w:ascii="Times New Roman" w:hAnsi="Times New Roman" w:cs="Times New Roman"/>
+          <w:sz w:val="28"/>
+          <w:szCs w:val="28"/>
+        </w:rPr>
+      </w:pPr>
+      <w:r>
+        <w:rPr>
+          <w:rFonts w:ascii="Times New Roman" w:hAnsi="Times New Roman" w:cs="Times New Roman"/>
+          <w:sz w:val="28"/>
+          <w:szCs w:val="28"/>
+        </w:rPr>
+        <w:t xml:space="preserve">        // 3. Перераховуємо Бітангенс: B = N' x T, щоб забезпечити правильну орієнтацію N, T, B</w:t>
+      </w:r>
+    </w:p>
+    <w:p>
+      <w:pPr>
+        <w:spacing w:after="0" w:line="240" w:lineRule="auto"/>
+        <w:ind w:firstLine="709"/>
+        <w:jc w:val="both"/>
+        <w:rPr>
+          <w:rFonts w:ascii="Times New Roman" w:hAnsi="Times New Roman" w:cs="Times New Roman"/>
+          <w:sz w:val="28"/>
+          <w:szCs w:val="28"/>
+        </w:rPr>
+      </w:pPr>
+      <w:r>
+        <w:rPr>
+          <w:rFonts w:ascii="Times New Roman" w:hAnsi="Times New Roman" w:cs="Times New Roman"/>
+          <w:sz w:val="28"/>
+          <w:szCs w:val="28"/>
+        </w:rPr>
+        <w:t xml:space="preserve">        const b = m4.cross(n_, t);</w:t>
+      </w:r>
+    </w:p>
+    <w:p>
+      <w:pPr>
+        <w:spacing w:after="0" w:line="240" w:lineRule="auto"/>
+        <w:ind w:firstLine="709"/>
+        <w:jc w:val="both"/>
+        <w:rPr>
+          <w:rFonts w:ascii="Times New Roman" w:hAnsi="Times New Roman" w:cs="Times New Roman"/>
+          <w:sz w:val="28"/>
+          <w:szCs w:val="28"/>
+        </w:rPr>
+      </w:pPr>
+      <w:r>
+        <w:rPr>
+          <w:rFonts w:ascii="Times New Roman" w:hAnsi="Times New Roman" w:cs="Times New Roman"/>
+          <w:sz w:val="28"/>
+          <w:szCs w:val="28"/>
+        </w:rPr>
+        <w:t xml:space="preserve">        </w:t>
+      </w:r>
+    </w:p>
+    <w:p>
+      <w:pPr>
+        <w:spacing w:after="0" w:line="240" w:lineRule="auto"/>
+        <w:ind w:firstLine="709"/>
+        <w:jc w:val="both"/>
+        <w:rPr>
+          <w:rFonts w:ascii="Times New Roman" w:hAnsi="Times New Roman" w:cs="Times New Roman"/>
+          <w:sz w:val="28"/>
+          <w:szCs w:val="28"/>
+        </w:rPr>
+      </w:pPr>
+      <w:r>
+        <w:rPr>
+          <w:rFonts w:ascii="Times New Roman" w:hAnsi="Times New Roman" w:cs="Times New Roman"/>
+          <w:sz w:val="28"/>
+          <w:szCs w:val="28"/>
+        </w:rPr>
+        <w:t xml:space="preserve">        // Нормалізація B</w:t>
+      </w:r>
+    </w:p>
+    <w:p>
+      <w:pPr>
+        <w:spacing w:after="0" w:line="240" w:lineRule="auto"/>
+        <w:ind w:firstLine="709"/>
+        <w:jc w:val="both"/>
+        <w:rPr>
+          <w:rFonts w:ascii="Times New Roman" w:hAnsi="Times New Roman" w:cs="Times New Roman"/>
+          <w:sz w:val="28"/>
+          <w:szCs w:val="28"/>
+        </w:rPr>
+      </w:pPr>
+      <w:r>
+        <w:rPr>
+          <w:rFonts w:ascii="Times New Roman" w:hAnsi="Times New Roman" w:cs="Times New Roman"/>
+          <w:sz w:val="28"/>
+          <w:szCs w:val="28"/>
+        </w:rPr>
         <w:lastRenderedPageBreak/>
-        <w:t xml:space="preserve">        </w:t>
-      </w:r>
-    </w:p>
-    <w:p>
-      <w:pPr>
-        <w:spacing w:after="0" w:line="240" w:lineRule="auto"/>
-        <w:ind w:firstLine="709"/>
-        <w:jc w:val="both"/>
-        <w:rPr>
-          <w:rFonts w:ascii="Times New Roman" w:hAnsi="Times New Roman" w:cs="Times New Roman"/>
-          <w:sz w:val="28"/>
-          <w:szCs w:val="28"/>
-        </w:rPr>
-      </w:pPr>
-      <w:r>
-        <w:rPr>
-          <w:rFonts w:ascii="Times New Roman" w:hAnsi="Times New Roman" w:cs="Times New Roman"/>
-          <w:sz w:val="28"/>
-          <w:szCs w:val="28"/>
-        </w:rPr>
-        <w:t xml:space="preserve">        // 3. Перераховуємо Бітангенс: B = N' x T, щоб забезпечити правильну орієнтацію N, T, B</w:t>
-      </w:r>
-    </w:p>
-    <w:p>
-      <w:pPr>
-        <w:spacing w:after="0" w:line="240" w:lineRule="auto"/>
-        <w:ind w:firstLine="709"/>
-        <w:jc w:val="both"/>
-        <w:rPr>
-          <w:rFonts w:ascii="Times New Roman" w:hAnsi="Times New Roman" w:cs="Times New Roman"/>
-          <w:sz w:val="28"/>
-          <w:szCs w:val="28"/>
-        </w:rPr>
-      </w:pPr>
-      <w:r>
-        <w:rPr>
-          <w:rFonts w:ascii="Times New Roman" w:hAnsi="Times New Roman" w:cs="Times New Roman"/>
-          <w:sz w:val="28"/>
-          <w:szCs w:val="28"/>
-        </w:rPr>
-        <w:t xml:space="preserve">        const b = m4.cross(n_, t);</w:t>
-      </w:r>
-    </w:p>
-    <w:p>
-      <w:pPr>
-        <w:spacing w:after="0" w:line="240" w:lineRule="auto"/>
-        <w:ind w:firstLine="709"/>
-        <w:jc w:val="both"/>
-        <w:rPr>
-          <w:rFonts w:ascii="Times New Roman" w:hAnsi="Times New Roman" w:cs="Times New Roman"/>
-          <w:sz w:val="28"/>
-          <w:szCs w:val="28"/>
-        </w:rPr>
-      </w:pPr>
-      <w:r>
-        <w:rPr>
-          <w:rFonts w:ascii="Times New Roman" w:hAnsi="Times New Roman" w:cs="Times New Roman"/>
-          <w:sz w:val="28"/>
-          <w:szCs w:val="28"/>
-        </w:rPr>
-        <w:t xml:space="preserve">        </w:t>
-      </w:r>
-    </w:p>
-    <w:p>
-      <w:pPr>
-        <w:spacing w:after="0" w:line="240" w:lineRule="auto"/>
-        <w:ind w:firstLine="709"/>
-        <w:jc w:val="both"/>
-        <w:rPr>
-          <w:rFonts w:ascii="Times New Roman" w:hAnsi="Times New Roman" w:cs="Times New Roman"/>
-          <w:sz w:val="28"/>
-          <w:szCs w:val="28"/>
-        </w:rPr>
-      </w:pPr>
-      <w:r>
-        <w:rPr>
-          <w:rFonts w:ascii="Times New Roman" w:hAnsi="Times New Roman" w:cs="Times New Roman"/>
-          <w:sz w:val="28"/>
-          <w:szCs w:val="28"/>
-        </w:rPr>
-        <w:t xml:space="preserve">        // Нормалізація B</w:t>
-      </w:r>
-    </w:p>
-    <w:p>
-      <w:pPr>
-        <w:spacing w:after="0" w:line="240" w:lineRule="auto"/>
-        <w:ind w:firstLine="709"/>
-        <w:jc w:val="both"/>
-        <w:rPr>
-          <w:rFonts w:ascii="Times New Roman" w:hAnsi="Times New Roman" w:cs="Times New Roman"/>
-          <w:sz w:val="28"/>
-          <w:szCs w:val="28"/>
-        </w:rPr>
-      </w:pPr>
-      <w:r>
-        <w:rPr>
-          <w:rFonts w:ascii="Times New Roman" w:hAnsi="Times New Roman" w:cs="Times New Roman"/>
-          <w:sz w:val="28"/>
-          <w:szCs w:val="28"/>
-        </w:rPr>
         <w:t xml:space="preserve">        m4.normalize(b, b);</w:t>
       </w:r>
     </w:p>
@@ -10669,127 +10644,127 @@
           <w:sz w:val="28"/>
           <w:szCs w:val="28"/>
         </w:rPr>
+        <w:t xml:space="preserve">        iAttribBitangent: -1,</w:t>
+      </w:r>
+    </w:p>
+    <w:p>
+      <w:pPr>
+        <w:spacing w:after="0" w:line="240" w:lineRule="auto"/>
+        <w:ind w:firstLine="709"/>
+        <w:jc w:val="both"/>
+        <w:rPr>
+          <w:rFonts w:ascii="Times New Roman" w:hAnsi="Times New Roman" w:cs="Times New Roman"/>
+          <w:sz w:val="28"/>
+          <w:szCs w:val="28"/>
+        </w:rPr>
+      </w:pPr>
+      <w:r>
+        <w:rPr>
+          <w:rFonts w:ascii="Times New Roman" w:hAnsi="Times New Roman" w:cs="Times New Roman"/>
+          <w:sz w:val="28"/>
+          <w:szCs w:val="28"/>
+        </w:rPr>
+        <w:t xml:space="preserve">        iModelViewProjectionMatrix: -1,</w:t>
+      </w:r>
+    </w:p>
+    <w:p>
+      <w:pPr>
+        <w:spacing w:after="0" w:line="240" w:lineRule="auto"/>
+        <w:ind w:firstLine="709"/>
+        <w:jc w:val="both"/>
+        <w:rPr>
+          <w:rFonts w:ascii="Times New Roman" w:hAnsi="Times New Roman" w:cs="Times New Roman"/>
+          <w:sz w:val="28"/>
+          <w:szCs w:val="28"/>
+        </w:rPr>
+      </w:pPr>
+      <w:r>
+        <w:rPr>
+          <w:rFonts w:ascii="Times New Roman" w:hAnsi="Times New Roman" w:cs="Times New Roman"/>
+          <w:sz w:val="28"/>
+          <w:szCs w:val="28"/>
+        </w:rPr>
+        <w:t xml:space="preserve">        iModelViewMatrix: -1,</w:t>
+      </w:r>
+    </w:p>
+    <w:p>
+      <w:pPr>
+        <w:spacing w:after="0" w:line="240" w:lineRule="auto"/>
+        <w:ind w:firstLine="709"/>
+        <w:jc w:val="both"/>
+        <w:rPr>
+          <w:rFonts w:ascii="Times New Roman" w:hAnsi="Times New Roman" w:cs="Times New Roman"/>
+          <w:sz w:val="28"/>
+          <w:szCs w:val="28"/>
+        </w:rPr>
+      </w:pPr>
+      <w:r>
+        <w:rPr>
+          <w:rFonts w:ascii="Times New Roman" w:hAnsi="Times New Roman" w:cs="Times New Roman"/>
+          <w:sz w:val="28"/>
+          <w:szCs w:val="28"/>
+        </w:rPr>
+        <w:t xml:space="preserve">        iNormalMatrix: -1,</w:t>
+      </w:r>
+    </w:p>
+    <w:p>
+      <w:pPr>
+        <w:spacing w:after="0" w:line="240" w:lineRule="auto"/>
+        <w:ind w:firstLine="709"/>
+        <w:jc w:val="both"/>
+        <w:rPr>
+          <w:rFonts w:ascii="Times New Roman" w:hAnsi="Times New Roman" w:cs="Times New Roman"/>
+          <w:sz w:val="28"/>
+          <w:szCs w:val="28"/>
+        </w:rPr>
+      </w:pPr>
+      <w:r>
+        <w:rPr>
+          <w:rFonts w:ascii="Times New Roman" w:hAnsi="Times New Roman" w:cs="Times New Roman"/>
+          <w:sz w:val="28"/>
+          <w:szCs w:val="28"/>
+        </w:rPr>
+        <w:t xml:space="preserve">        iLightPosition: -1,</w:t>
+      </w:r>
+    </w:p>
+    <w:p>
+      <w:pPr>
+        <w:spacing w:after="0" w:line="240" w:lineRule="auto"/>
+        <w:ind w:firstLine="709"/>
+        <w:jc w:val="both"/>
+        <w:rPr>
+          <w:rFonts w:ascii="Times New Roman" w:hAnsi="Times New Roman" w:cs="Times New Roman"/>
+          <w:sz w:val="28"/>
+          <w:szCs w:val="28"/>
+        </w:rPr>
+      </w:pPr>
+      <w:r>
+        <w:rPr>
+          <w:rFonts w:ascii="Times New Roman" w:hAnsi="Times New Roman" w:cs="Times New Roman"/>
+          <w:sz w:val="28"/>
+          <w:szCs w:val="28"/>
+        </w:rPr>
+        <w:t xml:space="preserve">        iLightColor: -1,</w:t>
+      </w:r>
+    </w:p>
+    <w:p>
+      <w:pPr>
+        <w:spacing w:after="0" w:line="240" w:lineRule="auto"/>
+        <w:ind w:firstLine="709"/>
+        <w:jc w:val="both"/>
+        <w:rPr>
+          <w:rFonts w:ascii="Times New Roman" w:hAnsi="Times New Roman" w:cs="Times New Roman"/>
+          <w:sz w:val="28"/>
+          <w:szCs w:val="28"/>
+        </w:rPr>
+      </w:pPr>
+      <w:r>
+        <w:rPr>
+          <w:rFonts w:ascii="Times New Roman" w:hAnsi="Times New Roman" w:cs="Times New Roman"/>
+          <w:sz w:val="28"/>
+          <w:szCs w:val="28"/>
+        </w:rPr>
         <w:lastRenderedPageBreak/>
-        <w:t xml:space="preserve">        iAttribBitangent: -1,</w:t>
-      </w:r>
-    </w:p>
-    <w:p>
-      <w:pPr>
-        <w:spacing w:after="0" w:line="240" w:lineRule="auto"/>
-        <w:ind w:firstLine="709"/>
-        <w:jc w:val="both"/>
-        <w:rPr>
-          <w:rFonts w:ascii="Times New Roman" w:hAnsi="Times New Roman" w:cs="Times New Roman"/>
-          <w:sz w:val="28"/>
-          <w:szCs w:val="28"/>
-        </w:rPr>
-      </w:pPr>
-      <w:r>
-        <w:rPr>
-          <w:rFonts w:ascii="Times New Roman" w:hAnsi="Times New Roman" w:cs="Times New Roman"/>
-          <w:sz w:val="28"/>
-          <w:szCs w:val="28"/>
-        </w:rPr>
-        <w:t xml:space="preserve">        iModelViewProjectionMatrix: -1,</w:t>
-      </w:r>
-    </w:p>
-    <w:p>
-      <w:pPr>
-        <w:spacing w:after="0" w:line="240" w:lineRule="auto"/>
-        <w:ind w:firstLine="709"/>
-        <w:jc w:val="both"/>
-        <w:rPr>
-          <w:rFonts w:ascii="Times New Roman" w:hAnsi="Times New Roman" w:cs="Times New Roman"/>
-          <w:sz w:val="28"/>
-          <w:szCs w:val="28"/>
-        </w:rPr>
-      </w:pPr>
-      <w:r>
-        <w:rPr>
-          <w:rFonts w:ascii="Times New Roman" w:hAnsi="Times New Roman" w:cs="Times New Roman"/>
-          <w:sz w:val="28"/>
-          <w:szCs w:val="28"/>
-        </w:rPr>
-        <w:t xml:space="preserve">        iModelViewMatrix: -1,</w:t>
-      </w:r>
-    </w:p>
-    <w:p>
-      <w:pPr>
-        <w:spacing w:after="0" w:line="240" w:lineRule="auto"/>
-        <w:ind w:firstLine="709"/>
-        <w:jc w:val="both"/>
-        <w:rPr>
-          <w:rFonts w:ascii="Times New Roman" w:hAnsi="Times New Roman" w:cs="Times New Roman"/>
-          <w:sz w:val="28"/>
-          <w:szCs w:val="28"/>
-        </w:rPr>
-      </w:pPr>
-      <w:r>
-        <w:rPr>
-          <w:rFonts w:ascii="Times New Roman" w:hAnsi="Times New Roman" w:cs="Times New Roman"/>
-          <w:sz w:val="28"/>
-          <w:szCs w:val="28"/>
-        </w:rPr>
-        <w:t xml:space="preserve">        iNormalMatrix: -1,</w:t>
-      </w:r>
-    </w:p>
-    <w:p>
-      <w:pPr>
-        <w:spacing w:after="0" w:line="240" w:lineRule="auto"/>
-        <w:ind w:firstLine="709"/>
-        <w:jc w:val="both"/>
-        <w:rPr>
-          <w:rFonts w:ascii="Times New Roman" w:hAnsi="Times New Roman" w:cs="Times New Roman"/>
-          <w:sz w:val="28"/>
-          <w:szCs w:val="28"/>
-        </w:rPr>
-      </w:pPr>
-      <w:r>
-        <w:rPr>
-          <w:rFonts w:ascii="Times New Roman" w:hAnsi="Times New Roman" w:cs="Times New Roman"/>
-          <w:sz w:val="28"/>
-          <w:szCs w:val="28"/>
-        </w:rPr>
-        <w:t xml:space="preserve">        iLightPosition: -1,</w:t>
-      </w:r>
-    </w:p>
-    <w:p>
-      <w:pPr>
-        <w:spacing w:after="0" w:line="240" w:lineRule="auto"/>
-        <w:ind w:firstLine="709"/>
-        <w:jc w:val="both"/>
-        <w:rPr>
-          <w:rFonts w:ascii="Times New Roman" w:hAnsi="Times New Roman" w:cs="Times New Roman"/>
-          <w:sz w:val="28"/>
-          <w:szCs w:val="28"/>
-        </w:rPr>
-      </w:pPr>
-      <w:r>
-        <w:rPr>
-          <w:rFonts w:ascii="Times New Roman" w:hAnsi="Times New Roman" w:cs="Times New Roman"/>
-          <w:sz w:val="28"/>
-          <w:szCs w:val="28"/>
-        </w:rPr>
-        <w:t xml:space="preserve">        iLightColor: -1,</w:t>
-      </w:r>
-    </w:p>
-    <w:p>
-      <w:pPr>
-        <w:spacing w:after="0" w:line="240" w:lineRule="auto"/>
-        <w:ind w:firstLine="709"/>
-        <w:jc w:val="both"/>
-        <w:rPr>
-          <w:rFonts w:ascii="Times New Roman" w:hAnsi="Times New Roman" w:cs="Times New Roman"/>
-          <w:sz w:val="28"/>
-          <w:szCs w:val="28"/>
-        </w:rPr>
-      </w:pPr>
-      <w:r>
-        <w:rPr>
-          <w:rFonts w:ascii="Times New Roman" w:hAnsi="Times New Roman" w:cs="Times New Roman"/>
-          <w:sz w:val="28"/>
-          <w:szCs w:val="28"/>
-        </w:rPr>
         <w:t xml:space="preserve">        iAmbientColor: -1,</w:t>
       </w:r>
     </w:p>
@@ -11470,119 +11445,119 @@
           <w:sz w:val="28"/>
           <w:szCs w:val="28"/>
         </w:rPr>
+        <w:t xml:space="preserve">    // --- ВИКОРИСТАННЯ loadTexture </w:t>
+      </w:r>
+    </w:p>
+    <w:p>
+      <w:pPr>
+        <w:spacing w:after="0" w:line="240" w:lineRule="auto"/>
+        <w:ind w:firstLine="709"/>
+        <w:jc w:val="both"/>
+        <w:rPr>
+          <w:rFonts w:ascii="Times New Roman" w:hAnsi="Times New Roman" w:cs="Times New Roman"/>
+          <w:sz w:val="28"/>
+          <w:szCs w:val="28"/>
+        </w:rPr>
+      </w:pPr>
+      <w:r>
+        <w:rPr>
+          <w:rFonts w:ascii="Times New Roman" w:hAnsi="Times New Roman" w:cs="Times New Roman"/>
+          <w:sz w:val="28"/>
+          <w:szCs w:val="28"/>
+        </w:rPr>
+        <w:t xml:space="preserve">    texDiffuse = loadTexture('/material/diff.jpg');</w:t>
+      </w:r>
+    </w:p>
+    <w:p>
+      <w:pPr>
+        <w:spacing w:after="0" w:line="240" w:lineRule="auto"/>
+        <w:ind w:firstLine="709"/>
+        <w:jc w:val="both"/>
+        <w:rPr>
+          <w:rFonts w:ascii="Times New Roman" w:hAnsi="Times New Roman" w:cs="Times New Roman"/>
+          <w:sz w:val="28"/>
+          <w:szCs w:val="28"/>
+        </w:rPr>
+      </w:pPr>
+      <w:r>
+        <w:rPr>
+          <w:rFonts w:ascii="Times New Roman" w:hAnsi="Times New Roman" w:cs="Times New Roman"/>
+          <w:sz w:val="28"/>
+          <w:szCs w:val="28"/>
+        </w:rPr>
+        <w:t xml:space="preserve">    texSpecular = loadTexture('/material/spec.jpg');</w:t>
+      </w:r>
+    </w:p>
+    <w:p>
+      <w:pPr>
+        <w:spacing w:after="0" w:line="240" w:lineRule="auto"/>
+        <w:ind w:firstLine="709"/>
+        <w:jc w:val="both"/>
+        <w:rPr>
+          <w:rFonts w:ascii="Times New Roman" w:hAnsi="Times New Roman" w:cs="Times New Roman"/>
+          <w:sz w:val="28"/>
+          <w:szCs w:val="28"/>
+        </w:rPr>
+      </w:pPr>
+      <w:r>
+        <w:rPr>
+          <w:rFonts w:ascii="Times New Roman" w:hAnsi="Times New Roman" w:cs="Times New Roman"/>
+          <w:sz w:val="28"/>
+          <w:szCs w:val="28"/>
+        </w:rPr>
+        <w:t xml:space="preserve">    texNormal = loadTexture('/material/norm.jpg');</w:t>
+      </w:r>
+    </w:p>
+    <w:p>
+      <w:pPr>
+        <w:spacing w:after="0" w:line="240" w:lineRule="auto"/>
+        <w:ind w:firstLine="709"/>
+        <w:jc w:val="both"/>
+        <w:rPr>
+          <w:rFonts w:ascii="Times New Roman" w:hAnsi="Times New Roman" w:cs="Times New Roman"/>
+          <w:sz w:val="28"/>
+          <w:szCs w:val="28"/>
+        </w:rPr>
+      </w:pPr>
+      <w:r>
+        <w:rPr>
+          <w:rFonts w:ascii="Times New Roman" w:hAnsi="Times New Roman" w:cs="Times New Roman"/>
+          <w:sz w:val="28"/>
+          <w:szCs w:val="28"/>
+        </w:rPr>
+        <w:t xml:space="preserve">    // -------------------------------------------------------------</w:t>
+      </w:r>
+    </w:p>
+    <w:p>
+      <w:pPr>
+        <w:spacing w:after="0" w:line="240" w:lineRule="auto"/>
+        <w:ind w:firstLine="709"/>
+        <w:jc w:val="both"/>
+        <w:rPr>
+          <w:rFonts w:ascii="Times New Roman" w:hAnsi="Times New Roman" w:cs="Times New Roman"/>
+          <w:sz w:val="28"/>
+          <w:szCs w:val="28"/>
+        </w:rPr>
+      </w:pPr>
+    </w:p>
+    <w:p>
+      <w:pPr>
+        <w:spacing w:after="0" w:line="240" w:lineRule="auto"/>
+        <w:ind w:firstLine="709"/>
+        <w:jc w:val="both"/>
+        <w:rPr>
+          <w:rFonts w:ascii="Times New Roman" w:hAnsi="Times New Roman" w:cs="Times New Roman"/>
+          <w:sz w:val="28"/>
+          <w:szCs w:val="28"/>
+        </w:rPr>
+      </w:pPr>
+      <w:r>
+        <w:rPr>
+          <w:rFonts w:ascii="Times New Roman" w:hAnsi="Times New Roman" w:cs="Times New Roman"/>
+          <w:sz w:val="28"/>
+          <w:szCs w:val="28"/>
+        </w:rPr>
         <w:lastRenderedPageBreak/>
-        <w:t xml:space="preserve">    // --- ВИКОРИСТАННЯ loadTexture </w:t>
-      </w:r>
-    </w:p>
-    <w:p>
-      <w:pPr>
-        <w:spacing w:after="0" w:line="240" w:lineRule="auto"/>
-        <w:ind w:firstLine="709"/>
-        <w:jc w:val="both"/>
-        <w:rPr>
-          <w:rFonts w:ascii="Times New Roman" w:hAnsi="Times New Roman" w:cs="Times New Roman"/>
-          <w:sz w:val="28"/>
-          <w:szCs w:val="28"/>
-        </w:rPr>
-      </w:pPr>
-      <w:r>
-        <w:rPr>
-          <w:rFonts w:ascii="Times New Roman" w:hAnsi="Times New Roman" w:cs="Times New Roman"/>
-          <w:sz w:val="28"/>
-          <w:szCs w:val="28"/>
-        </w:rPr>
-        <w:t xml:space="preserve">    texDiffuse = loadTexture('/material/diff.jpg');</w:t>
-      </w:r>
-    </w:p>
-    <w:p>
-      <w:pPr>
-        <w:spacing w:after="0" w:line="240" w:lineRule="auto"/>
-        <w:ind w:firstLine="709"/>
-        <w:jc w:val="both"/>
-        <w:rPr>
-          <w:rFonts w:ascii="Times New Roman" w:hAnsi="Times New Roman" w:cs="Times New Roman"/>
-          <w:sz w:val="28"/>
-          <w:szCs w:val="28"/>
-        </w:rPr>
-      </w:pPr>
-      <w:r>
-        <w:rPr>
-          <w:rFonts w:ascii="Times New Roman" w:hAnsi="Times New Roman" w:cs="Times New Roman"/>
-          <w:sz w:val="28"/>
-          <w:szCs w:val="28"/>
-        </w:rPr>
-        <w:t xml:space="preserve">    texSpecular = loadTexture('/material/spec.jpg');</w:t>
-      </w:r>
-    </w:p>
-    <w:p>
-      <w:pPr>
-        <w:spacing w:after="0" w:line="240" w:lineRule="auto"/>
-        <w:ind w:firstLine="709"/>
-        <w:jc w:val="both"/>
-        <w:rPr>
-          <w:rFonts w:ascii="Times New Roman" w:hAnsi="Times New Roman" w:cs="Times New Roman"/>
-          <w:sz w:val="28"/>
-          <w:szCs w:val="28"/>
-        </w:rPr>
-      </w:pPr>
-      <w:r>
-        <w:rPr>
-          <w:rFonts w:ascii="Times New Roman" w:hAnsi="Times New Roman" w:cs="Times New Roman"/>
-          <w:sz w:val="28"/>
-          <w:szCs w:val="28"/>
-        </w:rPr>
-        <w:t xml:space="preserve">    texNormal = loadTexture('/material/norm.jpg');</w:t>
-      </w:r>
-    </w:p>
-    <w:p>
-      <w:pPr>
-        <w:spacing w:after="0" w:line="240" w:lineRule="auto"/>
-        <w:ind w:firstLine="709"/>
-        <w:jc w:val="both"/>
-        <w:rPr>
-          <w:rFonts w:ascii="Times New Roman" w:hAnsi="Times New Roman" w:cs="Times New Roman"/>
-          <w:sz w:val="28"/>
-          <w:szCs w:val="28"/>
-        </w:rPr>
-      </w:pPr>
-      <w:r>
-        <w:rPr>
-          <w:rFonts w:ascii="Times New Roman" w:hAnsi="Times New Roman" w:cs="Times New Roman"/>
-          <w:sz w:val="28"/>
-          <w:szCs w:val="28"/>
-        </w:rPr>
-        <w:t xml:space="preserve">    // -------------------------------------------------------------</w:t>
-      </w:r>
-    </w:p>
-    <w:p>
-      <w:pPr>
-        <w:spacing w:after="0" w:line="240" w:lineRule="auto"/>
-        <w:ind w:firstLine="709"/>
-        <w:jc w:val="both"/>
-        <w:rPr>
-          <w:rFonts w:ascii="Times New Roman" w:hAnsi="Times New Roman" w:cs="Times New Roman"/>
-          <w:sz w:val="28"/>
-          <w:szCs w:val="28"/>
-        </w:rPr>
-      </w:pPr>
-    </w:p>
-    <w:p>
-      <w:pPr>
-        <w:spacing w:after="0" w:line="240" w:lineRule="auto"/>
-        <w:ind w:firstLine="709"/>
-        <w:jc w:val="both"/>
-        <w:rPr>
-          <w:rFonts w:ascii="Times New Roman" w:hAnsi="Times New Roman" w:cs="Times New Roman"/>
-          <w:sz w:val="28"/>
-          <w:szCs w:val="28"/>
-        </w:rPr>
-      </w:pPr>
-      <w:r>
-        <w:rPr>
-          <w:rFonts w:ascii="Times New Roman" w:hAnsi="Times New Roman" w:cs="Times New Roman"/>
-          <w:sz w:val="28"/>
-          <w:szCs w:val="28"/>
-        </w:rPr>
         <w:t xml:space="preserve">    gl.enable(gl.DEPTH_TEST);</w:t>
       </w:r>
     </w:p>
@@ -12371,28 +12346,148 @@
           <w:sz w:val="28"/>
           <w:szCs w:val="28"/>
         </w:rPr>
+        <w:t xml:space="preserve">        case 'w':</w:t>
+      </w:r>
+    </w:p>
+    <w:p>
+      <w:pPr>
+        <w:spacing w:after="0" w:line="240" w:lineRule="auto"/>
+        <w:ind w:firstLine="709"/>
+        <w:jc w:val="both"/>
+        <w:rPr>
+          <w:rFonts w:ascii="Times New Roman" w:hAnsi="Times New Roman" w:cs="Times New Roman"/>
+          <w:sz w:val="28"/>
+          <w:szCs w:val="28"/>
+        </w:rPr>
+      </w:pPr>
+      <w:r>
+        <w:rPr>
+          <w:rFonts w:ascii="Times New Roman" w:hAnsi="Times New Roman" w:cs="Times New Roman"/>
+          <w:sz w:val="28"/>
+          <w:szCs w:val="28"/>
+        </w:rPr>
+        <w:t xml:space="preserve">            scaleCenter[1] += step;</w:t>
+      </w:r>
+    </w:p>
+    <w:p>
+      <w:pPr>
+        <w:spacing w:after="0" w:line="240" w:lineRule="auto"/>
+        <w:ind w:firstLine="709"/>
+        <w:jc w:val="both"/>
+        <w:rPr>
+          <w:rFonts w:ascii="Times New Roman" w:hAnsi="Times New Roman" w:cs="Times New Roman"/>
+          <w:sz w:val="28"/>
+          <w:szCs w:val="28"/>
+        </w:rPr>
+      </w:pPr>
+      <w:r>
+        <w:rPr>
+          <w:rFonts w:ascii="Times New Roman" w:hAnsi="Times New Roman" w:cs="Times New Roman"/>
+          <w:sz w:val="28"/>
+          <w:szCs w:val="28"/>
+        </w:rPr>
+        <w:t xml:space="preserve">            break;</w:t>
+      </w:r>
+    </w:p>
+    <w:p>
+      <w:pPr>
+        <w:spacing w:after="0" w:line="240" w:lineRule="auto"/>
+        <w:ind w:firstLine="709"/>
+        <w:jc w:val="both"/>
+        <w:rPr>
+          <w:rFonts w:ascii="Times New Roman" w:hAnsi="Times New Roman" w:cs="Times New Roman"/>
+          <w:sz w:val="28"/>
+          <w:szCs w:val="28"/>
+        </w:rPr>
+      </w:pPr>
+      <w:r>
+        <w:rPr>
+          <w:rFonts w:ascii="Times New Roman" w:hAnsi="Times New Roman" w:cs="Times New Roman"/>
+          <w:sz w:val="28"/>
+          <w:szCs w:val="28"/>
+        </w:rPr>
+        <w:t xml:space="preserve">        case 's':</w:t>
+      </w:r>
+    </w:p>
+    <w:p>
+      <w:pPr>
+        <w:spacing w:after="0" w:line="240" w:lineRule="auto"/>
+        <w:ind w:firstLine="709"/>
+        <w:jc w:val="both"/>
+        <w:rPr>
+          <w:rFonts w:ascii="Times New Roman" w:hAnsi="Times New Roman" w:cs="Times New Roman"/>
+          <w:sz w:val="28"/>
+          <w:szCs w:val="28"/>
+        </w:rPr>
+      </w:pPr>
+      <w:r>
+        <w:rPr>
+          <w:rFonts w:ascii="Times New Roman" w:hAnsi="Times New Roman" w:cs="Times New Roman"/>
+          <w:sz w:val="28"/>
+          <w:szCs w:val="28"/>
+        </w:rPr>
+        <w:t xml:space="preserve">            scaleCenter[1] -= step;</w:t>
+      </w:r>
+    </w:p>
+    <w:p>
+      <w:pPr>
+        <w:spacing w:after="0" w:line="240" w:lineRule="auto"/>
+        <w:ind w:firstLine="709"/>
+        <w:jc w:val="both"/>
+        <w:rPr>
+          <w:rFonts w:ascii="Times New Roman" w:hAnsi="Times New Roman" w:cs="Times New Roman"/>
+          <w:sz w:val="28"/>
+          <w:szCs w:val="28"/>
+        </w:rPr>
+      </w:pPr>
+      <w:r>
+        <w:rPr>
+          <w:rFonts w:ascii="Times New Roman" w:hAnsi="Times New Roman" w:cs="Times New Roman"/>
+          <w:sz w:val="28"/>
+          <w:szCs w:val="28"/>
+        </w:rPr>
+        <w:t xml:space="preserve">            break;</w:t>
+      </w:r>
+    </w:p>
+    <w:p>
+      <w:pPr>
+        <w:spacing w:after="0" w:line="240" w:lineRule="auto"/>
+        <w:ind w:firstLine="709"/>
+        <w:jc w:val="both"/>
+        <w:rPr>
+          <w:rFonts w:ascii="Times New Roman" w:hAnsi="Times New Roman" w:cs="Times New Roman"/>
+          <w:sz w:val="28"/>
+          <w:szCs w:val="28"/>
+        </w:rPr>
+      </w:pPr>
+      <w:r>
+        <w:rPr>
+          <w:rFonts w:ascii="Times New Roman" w:hAnsi="Times New Roman" w:cs="Times New Roman"/>
+          <w:sz w:val="28"/>
+          <w:szCs w:val="28"/>
+        </w:rPr>
         <w:lastRenderedPageBreak/>
-        <w:t xml:space="preserve">        case 'w':</w:t>
-      </w:r>
-    </w:p>
-    <w:p>
-      <w:pPr>
-        <w:spacing w:after="0" w:line="240" w:lineRule="auto"/>
-        <w:ind w:firstLine="709"/>
-        <w:jc w:val="both"/>
-        <w:rPr>
-          <w:rFonts w:ascii="Times New Roman" w:hAnsi="Times New Roman" w:cs="Times New Roman"/>
-          <w:sz w:val="28"/>
-          <w:szCs w:val="28"/>
-        </w:rPr>
-      </w:pPr>
-      <w:r>
-        <w:rPr>
-          <w:rFonts w:ascii="Times New Roman" w:hAnsi="Times New Roman" w:cs="Times New Roman"/>
-          <w:sz w:val="28"/>
-          <w:szCs w:val="28"/>
-        </w:rPr>
-        <w:t xml:space="preserve">            scaleCenter[1] += step;</w:t>
+        <w:t xml:space="preserve">        case '+':</w:t>
+      </w:r>
+    </w:p>
+    <w:p>
+      <w:pPr>
+        <w:spacing w:after="0" w:line="240" w:lineRule="auto"/>
+        <w:ind w:firstLine="709"/>
+        <w:jc w:val="both"/>
+        <w:rPr>
+          <w:rFonts w:ascii="Times New Roman" w:hAnsi="Times New Roman" w:cs="Times New Roman"/>
+          <w:sz w:val="28"/>
+          <w:szCs w:val="28"/>
+        </w:rPr>
+      </w:pPr>
+      <w:r>
+        <w:rPr>
+          <w:rFonts w:ascii="Times New Roman" w:hAnsi="Times New Roman" w:cs="Times New Roman"/>
+          <w:sz w:val="28"/>
+          <w:szCs w:val="28"/>
+        </w:rPr>
+        <w:t xml:space="preserve">            scale *= 1.1;</w:t>
       </w:r>
     </w:p>
     <w:p>
@@ -12432,27 +12527,27 @@
           <w:sz w:val="28"/>
           <w:szCs w:val="28"/>
         </w:rPr>
-        <w:t xml:space="preserve">        case 's':</w:t>
-      </w:r>
-    </w:p>
-    <w:p>
-      <w:pPr>
-        <w:spacing w:after="0" w:line="240" w:lineRule="auto"/>
-        <w:ind w:firstLine="709"/>
-        <w:jc w:val="both"/>
-        <w:rPr>
-          <w:rFonts w:ascii="Times New Roman" w:hAnsi="Times New Roman" w:cs="Times New Roman"/>
-          <w:sz w:val="28"/>
-          <w:szCs w:val="28"/>
-        </w:rPr>
-      </w:pPr>
-      <w:r>
-        <w:rPr>
-          <w:rFonts w:ascii="Times New Roman" w:hAnsi="Times New Roman" w:cs="Times New Roman"/>
-          <w:sz w:val="28"/>
-          <w:szCs w:val="28"/>
-        </w:rPr>
-        <w:t xml:space="preserve">            scaleCenter[1] -= step;</w:t>
+        <w:t xml:space="preserve">        case '-':</w:t>
+      </w:r>
+    </w:p>
+    <w:p>
+      <w:pPr>
+        <w:spacing w:after="0" w:line="240" w:lineRule="auto"/>
+        <w:ind w:firstLine="709"/>
+        <w:jc w:val="both"/>
+        <w:rPr>
+          <w:rFonts w:ascii="Times New Roman" w:hAnsi="Times New Roman" w:cs="Times New Roman"/>
+          <w:sz w:val="28"/>
+          <w:szCs w:val="28"/>
+        </w:rPr>
+      </w:pPr>
+      <w:r>
+        <w:rPr>
+          <w:rFonts w:ascii="Times New Roman" w:hAnsi="Times New Roman" w:cs="Times New Roman"/>
+          <w:sz w:val="28"/>
+          <w:szCs w:val="28"/>
+        </w:rPr>
+        <w:t xml:space="preserve">            scale /= 1.1;</w:t>
       </w:r>
     </w:p>
     <w:p>
@@ -12492,126 +12587,6 @@
           <w:sz w:val="28"/>
           <w:szCs w:val="28"/>
         </w:rPr>
-        <w:t xml:space="preserve">        case '+':</w:t>
-      </w:r>
-    </w:p>
-    <w:p>
-      <w:pPr>
-        <w:spacing w:after="0" w:line="240" w:lineRule="auto"/>
-        <w:ind w:firstLine="709"/>
-        <w:jc w:val="both"/>
-        <w:rPr>
-          <w:rFonts w:ascii="Times New Roman" w:hAnsi="Times New Roman" w:cs="Times New Roman"/>
-          <w:sz w:val="28"/>
-          <w:szCs w:val="28"/>
-        </w:rPr>
-      </w:pPr>
-      <w:r>
-        <w:rPr>
-          <w:rFonts w:ascii="Times New Roman" w:hAnsi="Times New Roman" w:cs="Times New Roman"/>
-          <w:sz w:val="28"/>
-          <w:szCs w:val="28"/>
-        </w:rPr>
-        <w:t xml:space="preserve">            scale *= 1.1;</w:t>
-      </w:r>
-    </w:p>
-    <w:p>
-      <w:pPr>
-        <w:spacing w:after="0" w:line="240" w:lineRule="auto"/>
-        <w:ind w:firstLine="709"/>
-        <w:jc w:val="both"/>
-        <w:rPr>
-          <w:rFonts w:ascii="Times New Roman" w:hAnsi="Times New Roman" w:cs="Times New Roman"/>
-          <w:sz w:val="28"/>
-          <w:szCs w:val="28"/>
-        </w:rPr>
-      </w:pPr>
-      <w:r>
-        <w:rPr>
-          <w:rFonts w:ascii="Times New Roman" w:hAnsi="Times New Roman" w:cs="Times New Roman"/>
-          <w:sz w:val="28"/>
-          <w:szCs w:val="28"/>
-        </w:rPr>
-        <w:t xml:space="preserve">            break;</w:t>
-      </w:r>
-    </w:p>
-    <w:p>
-      <w:pPr>
-        <w:spacing w:after="0" w:line="240" w:lineRule="auto"/>
-        <w:ind w:firstLine="709"/>
-        <w:jc w:val="both"/>
-        <w:rPr>
-          <w:rFonts w:ascii="Times New Roman" w:hAnsi="Times New Roman" w:cs="Times New Roman"/>
-          <w:sz w:val="28"/>
-          <w:szCs w:val="28"/>
-        </w:rPr>
-      </w:pPr>
-      <w:r>
-        <w:rPr>
-          <w:rFonts w:ascii="Times New Roman" w:hAnsi="Times New Roman" w:cs="Times New Roman"/>
-          <w:sz w:val="28"/>
-          <w:szCs w:val="28"/>
-        </w:rPr>
-        <w:t xml:space="preserve">        case '-':</w:t>
-      </w:r>
-    </w:p>
-    <w:p>
-      <w:pPr>
-        <w:spacing w:after="0" w:line="240" w:lineRule="auto"/>
-        <w:ind w:firstLine="709"/>
-        <w:jc w:val="both"/>
-        <w:rPr>
-          <w:rFonts w:ascii="Times New Roman" w:hAnsi="Times New Roman" w:cs="Times New Roman"/>
-          <w:sz w:val="28"/>
-          <w:szCs w:val="28"/>
-        </w:rPr>
-      </w:pPr>
-      <w:r>
-        <w:rPr>
-          <w:rFonts w:ascii="Times New Roman" w:hAnsi="Times New Roman" w:cs="Times New Roman"/>
-          <w:sz w:val="28"/>
-          <w:szCs w:val="28"/>
-        </w:rPr>
-        <w:t xml:space="preserve">            scale /= 1.1;</w:t>
-      </w:r>
-    </w:p>
-    <w:p>
-      <w:pPr>
-        <w:spacing w:after="0" w:line="240" w:lineRule="auto"/>
-        <w:ind w:firstLine="709"/>
-        <w:jc w:val="both"/>
-        <w:rPr>
-          <w:rFonts w:ascii="Times New Roman" w:hAnsi="Times New Roman" w:cs="Times New Roman"/>
-          <w:sz w:val="28"/>
-          <w:szCs w:val="28"/>
-        </w:rPr>
-      </w:pPr>
-      <w:r>
-        <w:rPr>
-          <w:rFonts w:ascii="Times New Roman" w:hAnsi="Times New Roman" w:cs="Times New Roman"/>
-          <w:sz w:val="28"/>
-          <w:szCs w:val="28"/>
-        </w:rPr>
-        <w:t xml:space="preserve">            break;</w:t>
-      </w:r>
-    </w:p>
-    <w:p>
-      <w:pPr>
-        <w:spacing w:after="0" w:line="240" w:lineRule="auto"/>
-        <w:ind w:firstLine="709"/>
-        <w:jc w:val="both"/>
-        <w:rPr>
-          <w:rFonts w:ascii="Times New Roman" w:hAnsi="Times New Roman" w:cs="Times New Roman"/>
-          <w:sz w:val="28"/>
-          <w:szCs w:val="28"/>
-        </w:rPr>
-      </w:pPr>
-      <w:r>
-        <w:rPr>
-          <w:rFonts w:ascii="Times New Roman" w:hAnsi="Times New Roman" w:cs="Times New Roman"/>
-          <w:sz w:val="28"/>
-          <w:szCs w:val="28"/>
-        </w:rPr>
         <w:t xml:space="preserve">    }</w:t>
       </w:r>
     </w:p>
@@ -13260,111 +13235,111 @@
           <w:sz w:val="28"/>
           <w:szCs w:val="28"/>
         </w:rPr>
+        <w:t xml:space="preserve">        return;</w:t>
+      </w:r>
+    </w:p>
+    <w:p>
+      <w:pPr>
+        <w:spacing w:after="0" w:line="240" w:lineRule="auto"/>
+        <w:ind w:firstLine="709"/>
+        <w:jc w:val="both"/>
+        <w:rPr>
+          <w:rFonts w:ascii="Times New Roman" w:hAnsi="Times New Roman" w:cs="Times New Roman"/>
+          <w:sz w:val="28"/>
+          <w:szCs w:val="28"/>
+        </w:rPr>
+      </w:pPr>
+      <w:r>
+        <w:rPr>
+          <w:rFonts w:ascii="Times New Roman" w:hAnsi="Times New Roman" w:cs="Times New Roman"/>
+          <w:sz w:val="28"/>
+          <w:szCs w:val="28"/>
+        </w:rPr>
+        <w:t xml:space="preserve">    }</w:t>
+      </w:r>
+    </w:p>
+    <w:p>
+      <w:pPr>
+        <w:spacing w:after="0" w:line="240" w:lineRule="auto"/>
+        <w:ind w:firstLine="709"/>
+        <w:jc w:val="both"/>
+        <w:rPr>
+          <w:rFonts w:ascii="Times New Roman" w:hAnsi="Times New Roman" w:cs="Times New Roman"/>
+          <w:sz w:val="28"/>
+          <w:szCs w:val="28"/>
+        </w:rPr>
+      </w:pPr>
+    </w:p>
+    <w:p>
+      <w:pPr>
+        <w:spacing w:after="0" w:line="240" w:lineRule="auto"/>
+        <w:ind w:firstLine="709"/>
+        <w:jc w:val="both"/>
+        <w:rPr>
+          <w:rFonts w:ascii="Times New Roman" w:hAnsi="Times New Roman" w:cs="Times New Roman"/>
+          <w:sz w:val="28"/>
+          <w:szCs w:val="28"/>
+        </w:rPr>
+      </w:pPr>
+      <w:r>
+        <w:rPr>
+          <w:rFonts w:ascii="Times New Roman" w:hAnsi="Times New Roman" w:cs="Times New Roman"/>
+          <w:sz w:val="28"/>
+          <w:szCs w:val="28"/>
+        </w:rPr>
+        <w:t xml:space="preserve">    spaceball = new TrackballRotator(canvas, draw, 0);</w:t>
+      </w:r>
+    </w:p>
+    <w:p>
+      <w:pPr>
+        <w:spacing w:after="0" w:line="240" w:lineRule="auto"/>
+        <w:ind w:firstLine="709"/>
+        <w:jc w:val="both"/>
+        <w:rPr>
+          <w:rFonts w:ascii="Times New Roman" w:hAnsi="Times New Roman" w:cs="Times New Roman"/>
+          <w:sz w:val="28"/>
+          <w:szCs w:val="28"/>
+        </w:rPr>
+      </w:pPr>
+    </w:p>
+    <w:p>
+      <w:pPr>
+        <w:spacing w:after="0" w:line="240" w:lineRule="auto"/>
+        <w:ind w:firstLine="709"/>
+        <w:jc w:val="both"/>
+        <w:rPr>
+          <w:rFonts w:ascii="Times New Roman" w:hAnsi="Times New Roman" w:cs="Times New Roman"/>
+          <w:sz w:val="28"/>
+          <w:szCs w:val="28"/>
+        </w:rPr>
+      </w:pPr>
+      <w:r>
+        <w:rPr>
+          <w:rFonts w:ascii="Times New Roman" w:hAnsi="Times New Roman" w:cs="Times New Roman"/>
+          <w:sz w:val="28"/>
+          <w:szCs w:val="28"/>
+        </w:rPr>
+        <w:t xml:space="preserve">    window.addEventListener('keydown', handleKeyPress);</w:t>
+      </w:r>
+    </w:p>
+    <w:p>
+      <w:pPr>
+        <w:spacing w:after="0" w:line="240" w:lineRule="auto"/>
+        <w:ind w:firstLine="709"/>
+        <w:jc w:val="both"/>
+        <w:rPr>
+          <w:rFonts w:ascii="Times New Roman" w:hAnsi="Times New Roman" w:cs="Times New Roman"/>
+          <w:sz w:val="28"/>
+          <w:szCs w:val="28"/>
+        </w:rPr>
+      </w:pPr>
+      <w:r>
+        <w:rPr>
+          <w:rFonts w:ascii="Times New Roman" w:hAnsi="Times New Roman" w:cs="Times New Roman"/>
+          <w:sz w:val="28"/>
+          <w:szCs w:val="28"/>
+        </w:rPr>
         <w:lastRenderedPageBreak/>
-        <w:t xml:space="preserve">        return;</w:t>
-      </w:r>
-    </w:p>
-    <w:p>
-      <w:pPr>
-        <w:spacing w:after="0" w:line="240" w:lineRule="auto"/>
-        <w:ind w:firstLine="709"/>
-        <w:jc w:val="both"/>
-        <w:rPr>
-          <w:rFonts w:ascii="Times New Roman" w:hAnsi="Times New Roman" w:cs="Times New Roman"/>
-          <w:sz w:val="28"/>
-          <w:szCs w:val="28"/>
-        </w:rPr>
-      </w:pPr>
-      <w:r>
-        <w:rPr>
-          <w:rFonts w:ascii="Times New Roman" w:hAnsi="Times New Roman" w:cs="Times New Roman"/>
-          <w:sz w:val="28"/>
-          <w:szCs w:val="28"/>
-        </w:rPr>
-        <w:t xml:space="preserve">    }</w:t>
-      </w:r>
-    </w:p>
-    <w:p>
-      <w:pPr>
-        <w:spacing w:after="0" w:line="240" w:lineRule="auto"/>
-        <w:ind w:firstLine="709"/>
-        <w:jc w:val="both"/>
-        <w:rPr>
-          <w:rFonts w:ascii="Times New Roman" w:hAnsi="Times New Roman" w:cs="Times New Roman"/>
-          <w:sz w:val="28"/>
-          <w:szCs w:val="28"/>
-        </w:rPr>
-      </w:pPr>
-    </w:p>
-    <w:p>
-      <w:pPr>
-        <w:spacing w:after="0" w:line="240" w:lineRule="auto"/>
-        <w:ind w:firstLine="709"/>
-        <w:jc w:val="both"/>
-        <w:rPr>
-          <w:rFonts w:ascii="Times New Roman" w:hAnsi="Times New Roman" w:cs="Times New Roman"/>
-          <w:sz w:val="28"/>
-          <w:szCs w:val="28"/>
-        </w:rPr>
-      </w:pPr>
-      <w:r>
-        <w:rPr>
-          <w:rFonts w:ascii="Times New Roman" w:hAnsi="Times New Roman" w:cs="Times New Roman"/>
-          <w:sz w:val="28"/>
-          <w:szCs w:val="28"/>
-        </w:rPr>
-        <w:t xml:space="preserve">    spaceball = new TrackballRotator(canvas, draw, 0);</w:t>
-      </w:r>
-    </w:p>
-    <w:p>
-      <w:pPr>
-        <w:spacing w:after="0" w:line="240" w:lineRule="auto"/>
-        <w:ind w:firstLine="709"/>
-        <w:jc w:val="both"/>
-        <w:rPr>
-          <w:rFonts w:ascii="Times New Roman" w:hAnsi="Times New Roman" w:cs="Times New Roman"/>
-          <w:sz w:val="28"/>
-          <w:szCs w:val="28"/>
-        </w:rPr>
-      </w:pPr>
-    </w:p>
-    <w:p>
-      <w:pPr>
-        <w:spacing w:after="0" w:line="240" w:lineRule="auto"/>
-        <w:ind w:firstLine="709"/>
-        <w:jc w:val="both"/>
-        <w:rPr>
-          <w:rFonts w:ascii="Times New Roman" w:hAnsi="Times New Roman" w:cs="Times New Roman"/>
-          <w:sz w:val="28"/>
-          <w:szCs w:val="28"/>
-        </w:rPr>
-      </w:pPr>
-      <w:r>
-        <w:rPr>
-          <w:rFonts w:ascii="Times New Roman" w:hAnsi="Times New Roman" w:cs="Times New Roman"/>
-          <w:sz w:val="28"/>
-          <w:szCs w:val="28"/>
-        </w:rPr>
-        <w:t xml:space="preserve">    window.addEventListener('keydown', handleKeyPress);</w:t>
-      </w:r>
-    </w:p>
-    <w:p>
-      <w:pPr>
-        <w:spacing w:after="0" w:line="240" w:lineRule="auto"/>
-        <w:ind w:firstLine="709"/>
-        <w:jc w:val="both"/>
-        <w:rPr>
-          <w:rFonts w:ascii="Times New Roman" w:hAnsi="Times New Roman" w:cs="Times New Roman"/>
-          <w:sz w:val="28"/>
-          <w:szCs w:val="28"/>
-        </w:rPr>
-      </w:pPr>
-      <w:r>
-        <w:rPr>
-          <w:rFonts w:ascii="Times New Roman" w:hAnsi="Times New Roman" w:cs="Times New Roman"/>
-          <w:sz w:val="28"/>
-          <w:szCs w:val="28"/>
-        </w:rPr>
         <w:t xml:space="preserve">    updateSurface();</w:t>
       </w:r>
     </w:p>
@@ -13419,7 +13394,7 @@
 </file>
 
 <file path=word/numbering.xml><?xml version="1.0" encoding="utf-8"?>
-<w:numbering xmlns:wpc="http://schemas.microsoft.com/office/word/2010/wordprocessingCanvas" xmlns:cx="http://schemas.microsoft.com/office/drawing/2014/chartex" xmlns:cx1="http://schemas.microsoft.com/office/drawing/2015/9/8/chartex" xmlns:mc="http://schemas.openxmlformats.org/markup-compatibility/2006" xmlns:o="urn:schemas-microsoft-com:office:office" xmlns:r="http://schemas.openxmlformats.org/officeDocument/2006/relationships" xmlns:m="http://schemas.openxmlformats.org/officeDocument/2006/math" xmlns:v="urn:schemas-microsoft-com:vml" xmlns:wp14="http://schemas.microsoft.com/office/word/2010/wordprocessingDrawing" xmlns:wp="http://schemas.openxmlformats.org/drawingml/2006/wordprocessingDrawing" xmlns:w10="urn:schemas-microsoft-com:office:word" xmlns:w="http://schemas.openxmlformats.org/wordprocessingml/2006/main" xmlns:w14="http://schemas.microsoft.com/office/word/2010/wordml" xmlns:w15="http://schemas.microsoft.com/office/word/2012/wordml" xmlns:w16se="http://schemas.microsoft.com/office/word/2015/wordml/symex" xmlns:wpg="http://schemas.microsoft.com/office/word/2010/wordprocessingGroup" xmlns:wpi="http://schemas.microsoft.com/office/word/2010/wordprocessingInk" xmlns:wne="http://schemas.microsoft.com/office/word/2006/wordml" xmlns:wps="http://schemas.microsoft.com/office/word/2010/wordprocessingShape" mc:Ignorable="w14 w15 w16se wp14">
+<w:numbering xmlns:wpc="http://schemas.microsoft.com/office/word/2010/wordprocessingCanvas" xmlns:cx="http://schemas.microsoft.com/office/drawing/2014/chartex" xmlns:cx1="http://schemas.microsoft.com/office/drawing/2015/9/8/chartex" xmlns:cx2="http://schemas.microsoft.com/office/drawing/2015/10/21/chartex" xmlns:cx3="http://schemas.microsoft.com/office/drawing/2016/5/9/chartex" xmlns:cx4="http://schemas.microsoft.com/office/drawing/2016/5/10/chartex" xmlns:cx5="http://schemas.microsoft.com/office/drawing/2016/5/11/chartex" xmlns:cx6="http://schemas.microsoft.com/office/drawing/2016/5/12/chartex" xmlns:cx7="http://schemas.microsoft.com/office/drawing/2016/5/13/chartex" xmlns:cx8="http://schemas.microsoft.com/office/drawing/2016/5/14/chartex" xmlns:mc="http://schemas.openxmlformats.org/markup-compatibility/2006" xmlns:aink="http://schemas.microsoft.com/office/drawing/2016/ink" xmlns:am3d="http://schemas.microsoft.com/office/drawing/2017/model3d" xmlns:o="urn:schemas-microsoft-com:office:office" xmlns:oel="http://schemas.microsoft.com/office/2019/extlst" xmlns:r="http://schemas.openxmlformats.org/officeDocument/2006/relationships" xmlns:m="http://schemas.openxmlformats.org/officeDocument/2006/math" xmlns:v="urn:schemas-microsoft-com:vml" xmlns:wp14="http://schemas.microsoft.com/office/word/2010/wordprocessingDrawing" xmlns:wp="http://schemas.openxmlformats.org/drawingml/2006/wordprocessingDrawing" xmlns:w10="urn:schemas-microsoft-com:office:word" xmlns:w="http://schemas.openxmlformats.org/wordprocessingml/2006/main" xmlns:w14="http://schemas.microsoft.com/office/word/2010/wordml" xmlns:w15="http://schemas.microsoft.com/office/word/2012/wordml" xmlns:w16cex="http://schemas.microsoft.com/office/word/2018/wordml/cex" xmlns:w16cid="http://schemas.microsoft.com/office/word/2016/wordml/cid" xmlns:w16="http://schemas.microsoft.com/office/word/2018/wordml" xmlns:w16du="http://schemas.microsoft.com/office/word/2023/wordml/word16du" xmlns:w16sdtdh="http://schemas.microsoft.com/office/word/2020/wordml/sdtdatahash" xmlns:w16sdtfl="http://schemas.microsoft.com/office/word/2024/wordml/sdtformatlock" xmlns:w16se="http://schemas.microsoft.com/office/word/2015/wordml/symex" xmlns:wpg="http://schemas.microsoft.com/office/word/2010/wordprocessingGroup" xmlns:wpi="http://schemas.microsoft.com/office/word/2010/wordprocessingInk" xmlns:wne="http://schemas.microsoft.com/office/word/2006/wordml" xmlns:wps="http://schemas.microsoft.com/office/word/2010/wordprocessingShape" mc:Ignorable="w14 w15 w16se w16cid w16 w16cex w16sdtdh w16sdtfl w16du wp14">
   <w:abstractNum w:abstractNumId="0" w15:restartNumberingAfterBreak="0">
     <w:nsid w:val="016C2F3E"/>
     <w:multiLevelType w:val="hybridMultilevel"/>
@@ -15277,65 +15252,65 @@
       </w:rPr>
     </w:lvl>
   </w:abstractNum>
-  <w:num w:numId="1">
+  <w:num w:numId="1" w16cid:durableId="761494070">
     <w:abstractNumId w:val="12"/>
   </w:num>
-  <w:num w:numId="2">
+  <w:num w:numId="2" w16cid:durableId="1297104172">
     <w:abstractNumId w:val="14"/>
   </w:num>
-  <w:num w:numId="3">
+  <w:num w:numId="3" w16cid:durableId="608396644">
     <w:abstractNumId w:val="11"/>
   </w:num>
-  <w:num w:numId="4">
+  <w:num w:numId="4" w16cid:durableId="115679378">
     <w:abstractNumId w:val="16"/>
   </w:num>
-  <w:num w:numId="5">
+  <w:num w:numId="5" w16cid:durableId="1711418105">
     <w:abstractNumId w:val="4"/>
   </w:num>
-  <w:num w:numId="6">
+  <w:num w:numId="6" w16cid:durableId="157305441">
     <w:abstractNumId w:val="1"/>
   </w:num>
-  <w:num w:numId="7">
+  <w:num w:numId="7" w16cid:durableId="48724285">
     <w:abstractNumId w:val="15"/>
   </w:num>
-  <w:num w:numId="8">
+  <w:num w:numId="8" w16cid:durableId="1038119819">
     <w:abstractNumId w:val="0"/>
   </w:num>
-  <w:num w:numId="9">
+  <w:num w:numId="9" w16cid:durableId="918519043">
     <w:abstractNumId w:val="13"/>
   </w:num>
-  <w:num w:numId="10">
+  <w:num w:numId="10" w16cid:durableId="445657515">
     <w:abstractNumId w:val="6"/>
   </w:num>
-  <w:num w:numId="11">
+  <w:num w:numId="11" w16cid:durableId="943803364">
     <w:abstractNumId w:val="2"/>
   </w:num>
-  <w:num w:numId="12">
+  <w:num w:numId="12" w16cid:durableId="538933661">
     <w:abstractNumId w:val="8"/>
   </w:num>
-  <w:num w:numId="13">
+  <w:num w:numId="13" w16cid:durableId="1754156327">
     <w:abstractNumId w:val="9"/>
   </w:num>
-  <w:num w:numId="14">
+  <w:num w:numId="14" w16cid:durableId="1812866695">
     <w:abstractNumId w:val="10"/>
   </w:num>
-  <w:num w:numId="15">
+  <w:num w:numId="15" w16cid:durableId="1517885585">
     <w:abstractNumId w:val="17"/>
   </w:num>
-  <w:num w:numId="16">
+  <w:num w:numId="16" w16cid:durableId="215626979">
     <w:abstractNumId w:val="5"/>
   </w:num>
-  <w:num w:numId="17">
+  <w:num w:numId="17" w16cid:durableId="2085251284">
     <w:abstractNumId w:val="3"/>
   </w:num>
-  <w:num w:numId="18">
+  <w:num w:numId="18" w16cid:durableId="993291618">
     <w:abstractNumId w:val="7"/>
   </w:num>
 </w:numbering>
 </file>
 
 <file path=word/styles.xml><?xml version="1.0" encoding="utf-8"?>
-<w:styles xmlns:mc="http://schemas.openxmlformats.org/markup-compatibility/2006" xmlns:r="http://schemas.openxmlformats.org/officeDocument/2006/relationships" xmlns:w="http://schemas.openxmlformats.org/wordprocessingml/2006/main" xmlns:w14="http://schemas.microsoft.com/office/word/2010/wordml" xmlns:w15="http://schemas.microsoft.com/office/word/2012/wordml" xmlns:w16se="http://schemas.microsoft.com/office/word/2015/wordml/symex" mc:Ignorable="w14 w15 w16se">
+<w:styles xmlns:mc="http://schemas.openxmlformats.org/markup-compatibility/2006" xmlns:r="http://schemas.openxmlformats.org/officeDocument/2006/relationships" xmlns:w="http://schemas.openxmlformats.org/wordprocessingml/2006/main" xmlns:w14="http://schemas.microsoft.com/office/word/2010/wordml" xmlns:w15="http://schemas.microsoft.com/office/word/2012/wordml" xmlns:w16cex="http://schemas.microsoft.com/office/word/2018/wordml/cex" xmlns:w16cid="http://schemas.microsoft.com/office/word/2016/wordml/cid" xmlns:w16="http://schemas.microsoft.com/office/word/2018/wordml" xmlns:w16du="http://schemas.microsoft.com/office/word/2023/wordml/word16du" xmlns:w16sdtdh="http://schemas.microsoft.com/office/word/2020/wordml/sdtdatahash" xmlns:w16sdtfl="http://schemas.microsoft.com/office/word/2024/wordml/sdtformatlock" xmlns:w16se="http://schemas.microsoft.com/office/word/2015/wordml/symex" mc:Ignorable="w14 w15 w16se w16cid w16 w16cex w16sdtdh w16sdtfl w16du">
   <w:docDefaults>
     <w:rPrDefault>
       <w:rPr>
@@ -15351,7 +15326,7 @@
       </w:pPr>
     </w:pPrDefault>
   </w:docDefaults>
-  <w:latentStyles w:defLockedState="0" w:defUIPriority="99" w:defSemiHidden="0" w:defUnhideWhenUsed="0" w:defQFormat="0" w:count="371">
+  <w:latentStyles w:defLockedState="0" w:defUIPriority="99" w:defSemiHidden="0" w:defUnhideWhenUsed="0" w:defQFormat="0" w:count="376">
     <w:lsdException w:name="Normal" w:uiPriority="0" w:qFormat="1"/>
     <w:lsdException w:name="heading 1" w:uiPriority="9" w:qFormat="1"/>
     <w:lsdException w:name="heading 2" w:semiHidden="1" w:uiPriority="9" w:unhideWhenUsed="1" w:qFormat="1"/>
@@ -15723,21 +15698,26 @@
     <w:lsdException w:name="List Table 5 Dark Accent 6" w:uiPriority="50"/>
     <w:lsdException w:name="List Table 6 Colorful Accent 6" w:uiPriority="51"/>
     <w:lsdException w:name="List Table 7 Colorful Accent 6" w:uiPriority="52"/>
+    <w:lsdException w:name="Mention" w:semiHidden="1" w:unhideWhenUsed="1"/>
+    <w:lsdException w:name="Smart Hyperlink" w:semiHidden="1" w:unhideWhenUsed="1"/>
+    <w:lsdException w:name="Hashtag" w:semiHidden="1" w:unhideWhenUsed="1"/>
+    <w:lsdException w:name="Unresolved Mention" w:semiHidden="1" w:unhideWhenUsed="1"/>
+    <w:lsdException w:name="Smart Link" w:semiHidden="1" w:unhideWhenUsed="1"/>
   </w:latentStyles>
-  <w:style w:type="paragraph" w:default="1" w:styleId="a">
+  <w:style w:type="paragraph" w:default="1" w:styleId="Normal">
     <w:name w:val="Normal"/>
     <w:qFormat/>
     <w:rPr>
       <w:noProof/>
     </w:rPr>
   </w:style>
-  <w:style w:type="character" w:default="1" w:styleId="a0">
+  <w:style w:type="character" w:default="1" w:styleId="DefaultParagraphFont">
     <w:name w:val="Default Paragraph Font"/>
     <w:uiPriority w:val="1"/>
     <w:semiHidden/>
     <w:unhideWhenUsed/>
   </w:style>
-  <w:style w:type="table" w:default="1" w:styleId="a1">
+  <w:style w:type="table" w:default="1" w:styleId="TableNormal">
     <w:name w:val="Normal Table"/>
     <w:uiPriority w:val="99"/>
     <w:semiHidden/>
@@ -15752,15 +15732,15 @@
       </w:tblCellMar>
     </w:tblPr>
   </w:style>
-  <w:style w:type="numbering" w:default="1" w:styleId="a2">
+  <w:style w:type="numbering" w:default="1" w:styleId="NoList">
     <w:name w:val="No List"/>
     <w:uiPriority w:val="99"/>
     <w:semiHidden/>
     <w:unhideWhenUsed/>
   </w:style>
-  <w:style w:type="paragraph" w:styleId="a3">
+  <w:style w:type="paragraph" w:styleId="ListParagraph">
     <w:name w:val="List Paragraph"/>
-    <w:basedOn w:val="a"/>
+    <w:basedOn w:val="Normal"/>
     <w:uiPriority w:val="34"/>
     <w:qFormat/>
     <w:rsid w:val="00C04563"/>
@@ -15769,9 +15749,9 @@
       <w:contextualSpacing/>
     </w:pPr>
   </w:style>
-  <w:style w:type="character" w:styleId="a4">
+  <w:style w:type="character" w:styleId="Hyperlink">
     <w:name w:val="Hyperlink"/>
-    <w:basedOn w:val="a0"/>
+    <w:basedOn w:val="DefaultParagraphFont"/>
     <w:uiPriority w:val="99"/>
     <w:unhideWhenUsed/>
     <w:rsid w:val="00C04563"/>
